--- a/docs/5-uml-and-tests.docx
+++ b/docs/5-uml-and-tests.docx
@@ -771,17 +771,8 @@
             <w:vAlign w:val="center"/>
           </w:tcPr>
           <w:p>
-            <w:pPr>
-              <w:jc w:val="left"/>
-            </w:pPr>
-            <w:r/>
             <w:r>
-              <w:rPr>
-                <w:rFonts w:ascii="Times New Roman" w:hAnsi="Times New Roman" w:eastAsia="Times New Roman"/>
-                <w:b w:val="0"/>
-                <w:sz w:val="18"/>
-              </w:rPr>
-              <w:t>createPlant(), editPlant(), manageUsers(), viewLog()</w:t>
+              <w:t>manageUsers(), assignRole(), blockUser(), viewLog()</w:t>
             </w:r>
           </w:p>
         </w:tc>
@@ -791,17 +782,8 @@
             <w:vAlign w:val="center"/>
           </w:tcPr>
           <w:p>
-            <w:pPr>
-              <w:jc w:val="left"/>
-            </w:pPr>
-            <w:r/>
             <w:r>
-              <w:rPr>
-                <w:rFonts w:ascii="Times New Roman" w:hAnsi="Times New Roman" w:eastAsia="Times New Roman"/>
-                <w:b w:val="0"/>
-                <w:sz w:val="18"/>
-              </w:rPr>
-              <w:t>Наследуется от User; управляет каталогом растений, ролями и системными данными.</w:t>
+              <w:t>Наследуется от User; управляет учетными записями, ролями и журналом.</w:t>
             </w:r>
           </w:p>
         </w:tc>
@@ -1544,6 +1526,90 @@
           </w:p>
         </w:tc>
       </w:tr>
+      <w:tr>
+        <w:tc>
+          <w:tcPr>
+            <w:tcW w:type="dxa" w:w="2536"/>
+          </w:tcPr>
+          <w:p>
+            <w:r>
+              <w:t>ContentManager</w:t>
+            </w:r>
+          </w:p>
+        </w:tc>
+        <w:tc>
+          <w:tcPr>
+            <w:tcW w:type="dxa" w:w="2536"/>
+          </w:tcPr>
+          <w:p>
+            <w:r>
+              <w:t>contentManagerId, expertise</w:t>
+            </w:r>
+          </w:p>
+        </w:tc>
+        <w:tc>
+          <w:tcPr>
+            <w:tcW w:type="dxa" w:w="2536"/>
+          </w:tcPr>
+          <w:p>
+            <w:r>
+              <w:t>createPlant(), editPlant(), updateStock()</w:t>
+            </w:r>
+          </w:p>
+        </w:tc>
+        <w:tc>
+          <w:tcPr>
+            <w:tcW w:type="dxa" w:w="2536"/>
+          </w:tcPr>
+          <w:p>
+            <w:r>
+              <w:t>Наследуется от User; управляет карточками Plant и параметрами ухода.</w:t>
+            </w:r>
+          </w:p>
+        </w:tc>
+      </w:tr>
+      <w:tr>
+        <w:tc>
+          <w:tcPr>
+            <w:tcW w:type="dxa" w:w="2536"/>
+          </w:tcPr>
+          <w:p>
+            <w:r>
+              <w:t>StoreOwner</w:t>
+            </w:r>
+          </w:p>
+        </w:tc>
+        <w:tc>
+          <w:tcPr>
+            <w:tcW w:type="dxa" w:w="2536"/>
+          </w:tcPr>
+          <w:p>
+            <w:r>
+              <w:t>ownerId, storeId</w:t>
+            </w:r>
+          </w:p>
+        </w:tc>
+        <w:tc>
+          <w:tcPr>
+            <w:tcW w:type="dxa" w:w="2536"/>
+          </w:tcPr>
+          <w:p>
+            <w:r>
+              <w:t>viewStatistics(), exportReport()</w:t>
+            </w:r>
+          </w:p>
+        </w:tc>
+        <w:tc>
+          <w:tcPr>
+            <w:tcW w:type="dxa" w:w="2536"/>
+          </w:tcPr>
+          <w:p>
+            <w:r>
+              <w:t>Наследуется от User; просматривает сводную статистику по заказам и растениям.</w:t>
+            </w:r>
+          </w:p>
+        </w:tc>
+      </w:tr>
     </w:tbl>
     <w:p>
       <w:pPr>
@@ -1551,13 +1617,7 @@
         <w:ind w:firstLine="709"/>
       </w:pPr>
       <w:r>
-        <w:rPr>
-          <w:rFonts w:ascii="Times New Roman" w:hAnsi="Times New Roman" w:eastAsia="Times New Roman"/>
-          <w:b w:val="0"/>
-          <w:i w:val="0"/>
-          <w:sz w:val="28"/>
-        </w:rPr>
-        <w:t>Основные связи между классами: один покупатель может заполнить несколько анкет подбора; одна анкета формирует несколько рекомендаций; каждая рекомендация относится к одному растению; покупатель может иметь корзину и оформлять несколько заказов; заказ состоит из одной или нескольких позиций; каждая позиция относится к конкретному растению; заказ может иметь оплату, доставку и уведомления; менеджер обрабатывает заказы, а администратор управляет каталогом растений.</w:t>
+        <w:t>Основные связи между классами: роли Customer, Manager, ContentManager, Administrator и StoreOwner наследуют User; покупатель заполняет Questionnaire, получает Recommendation, добавляет Plant в Cart и создает Order; Manager обрабатывает Order; ContentManager редактирует Plant; Administrator управляет учетными записями; StoreOwner просматривает статистику по Order и Plant.</w:t>
       </w:r>
     </w:p>
     <w:p>
@@ -4298,17 +4358,8 @@
             <w:vAlign w:val="center"/>
           </w:tcPr>
           <w:p>
-            <w:pPr>
-              <w:jc w:val="left"/>
-            </w:pPr>
-            <w:r/>
             <w:r>
-              <w:rPr>
-                <w:rFonts w:ascii="Times New Roman" w:hAnsi="Times New Roman" w:eastAsia="Times New Roman"/>
-                <w:b w:val="0"/>
-                <w:sz w:val="16"/>
-              </w:rPr>
-              <w:t>Редактирование каталога администратором</w:t>
+              <w:t>Редактирование каталога контент-менеджером</w:t>
             </w:r>
           </w:p>
         </w:tc>
@@ -4318,17 +4369,8 @@
             <w:vAlign w:val="center"/>
           </w:tcPr>
           <w:p>
-            <w:pPr>
-              <w:jc w:val="left"/>
-            </w:pPr>
-            <w:r/>
             <w:r>
-              <w:rPr>
-                <w:rFonts w:ascii="Times New Roman" w:hAnsi="Times New Roman" w:eastAsia="Times New Roman"/>
-                <w:b w:val="0"/>
-                <w:sz w:val="16"/>
-              </w:rPr>
-              <w:t>Администратор авторизован, данные нового растения</w:t>
+              <w:t>Контент-менеджер авторизован, данные нового растения</w:t>
             </w:r>
           </w:p>
         </w:tc>
@@ -4338,17 +4380,8 @@
             <w:vAlign w:val="center"/>
           </w:tcPr>
           <w:p>
-            <w:pPr>
-              <w:jc w:val="left"/>
-            </w:pPr>
-            <w:r/>
             <w:r>
-              <w:rPr>
-                <w:rFonts w:ascii="Times New Roman" w:hAnsi="Times New Roman" w:eastAsia="Times New Roman"/>
-                <w:b w:val="0"/>
-                <w:sz w:val="16"/>
-              </w:rPr>
-              <w:t>Открыть админ-панель; добавить растение; заполнить характеристики ухода; сохранить.</w:t>
+              <w:t>Открыть раздел каталога; добавить растение; заполнить параметры ухода; сохранить.</w:t>
             </w:r>
           </w:p>
         </w:tc>
@@ -4358,17 +4391,8 @@
             <w:vAlign w:val="center"/>
           </w:tcPr>
           <w:p>
-            <w:pPr>
-              <w:jc w:val="left"/>
-            </w:pPr>
-            <w:r/>
             <w:r>
-              <w:rPr>
-                <w:rFonts w:ascii="Times New Roman" w:hAnsi="Times New Roman" w:eastAsia="Times New Roman"/>
-                <w:b w:val="0"/>
-                <w:sz w:val="16"/>
-              </w:rPr>
-              <w:t>Растение появляется в каталоге и может использоваться в подборе.</w:t>
+              <w:t>Растение появляется в каталоге и используется в подборе.</w:t>
             </w:r>
           </w:p>
         </w:tc>
@@ -4471,6 +4495,58 @@
                 <w:sz w:val="16"/>
               </w:rPr>
               <w:t>Доступ запрещен, административные функции не отображаются.</w:t>
+            </w:r>
+          </w:p>
+        </w:tc>
+      </w:tr>
+      <w:tr>
+        <w:tc>
+          <w:tcPr>
+            <w:tcW w:type="dxa" w:w="2029"/>
+          </w:tcPr>
+          <w:p>
+            <w:r>
+              <w:t>17</w:t>
+            </w:r>
+          </w:p>
+        </w:tc>
+        <w:tc>
+          <w:tcPr>
+            <w:tcW w:type="dxa" w:w="2029"/>
+          </w:tcPr>
+          <w:p>
+            <w:r>
+              <w:t>Просмотр статистики владельцем</w:t>
+            </w:r>
+          </w:p>
+        </w:tc>
+        <w:tc>
+          <w:tcPr>
+            <w:tcW w:type="dxa" w:w="2029"/>
+          </w:tcPr>
+          <w:p>
+            <w:r>
+              <w:t>Владелец магазина авторизован, есть заказы</w:t>
+            </w:r>
+          </w:p>
+        </w:tc>
+        <w:tc>
+          <w:tcPr>
+            <w:tcW w:type="dxa" w:w="2029"/>
+          </w:tcPr>
+          <w:p>
+            <w:r>
+              <w:t>Открыть раздел статистики; выбрать период.</w:t>
+            </w:r>
+          </w:p>
+        </w:tc>
+        <w:tc>
+          <w:tcPr>
+            <w:tcW w:type="dxa" w:w="2029"/>
+          </w:tcPr>
+          <w:p>
+            <w:r>
+              <w:t>Отображаются количество заказов, популярные растения и распределение статусов.</w:t>
             </w:r>
           </w:p>
         </w:tc>

--- a/docs/5-uml-and-tests.docx
+++ b/docs/5-uml-and-tests.docx
@@ -325,8 +325,8 @@
       <w:r>
         <w:drawing>
           <wp:inline xmlns:a="http://schemas.openxmlformats.org/drawingml/2006/main" xmlns:pic="http://schemas.openxmlformats.org/drawingml/2006/picture">
-            <wp:extent cx="6120000" cy="3318616"/>
-            <wp:docPr id="1" name="Picture 1"/>
+            <wp:extent cx="5852160" cy="3706368"/>
+            <wp:docPr id="3" name="Picture 3"/>
             <wp:cNvGraphicFramePr>
               <a:graphicFrameLocks noChangeAspect="1"/>
             </wp:cNvGraphicFramePr>
@@ -334,11 +334,11 @@
               <a:graphicData uri="http://schemas.openxmlformats.org/drawingml/2006/picture">
                 <pic:pic>
                   <pic:nvPicPr>
-                    <pic:cNvPr id="0" name="uml_class_florarium_z5.png"/>
+                    <pic:cNvPr id="0" name="audit-uml-roles.png"/>
                     <pic:cNvPicPr/>
                   </pic:nvPicPr>
                   <pic:blipFill>
-                    <a:blip r:embed="rId9"/>
+                    <a:blip r:embed="rId12"/>
                     <a:stretch>
                       <a:fillRect/>
                     </a:stretch>
@@ -346,7 +346,7 @@
                   <pic:spPr>
                     <a:xfrm>
                       <a:off x="0" y="0"/>
-                      <a:ext cx="6120000" cy="3318616"/>
+                      <a:ext cx="5852160" cy="3706368"/>
                     </a:xfrm>
                     <a:prstGeom prst="rect"/>
                   </pic:spPr>
@@ -370,6 +370,45 @@
           <w:sz w:val="28"/>
         </w:rPr>
         <w:t>Рисунок 1 — UML-диаграмма классов информационной веб-системы «Флорариум»</w:t>
+      </w:r>
+    </w:p>
+    <w:p>
+      <w:pPr>
+        <w:jc w:val="center"/>
+      </w:pPr>
+      <w:r>
+        <w:drawing>
+          <wp:inline xmlns:a="http://schemas.openxmlformats.org/drawingml/2006/main" xmlns:pic="http://schemas.openxmlformats.org/drawingml/2006/picture">
+            <wp:extent cx="5852160" cy="6664960"/>
+            <wp:docPr id="4" name="Picture 4"/>
+            <wp:cNvGraphicFramePr>
+              <a:graphicFrameLocks noChangeAspect="1"/>
+            </wp:cNvGraphicFramePr>
+            <a:graphic>
+              <a:graphicData uri="http://schemas.openxmlformats.org/drawingml/2006/picture">
+                <pic:pic>
+                  <pic:nvPicPr>
+                    <pic:cNvPr id="0" name="audit-uml-domain.png"/>
+                    <pic:cNvPicPr/>
+                  </pic:nvPicPr>
+                  <pic:blipFill>
+                    <a:blip r:embed="rId13"/>
+                    <a:stretch>
+                      <a:fillRect/>
+                    </a:stretch>
+                  </pic:blipFill>
+                  <pic:spPr>
+                    <a:xfrm>
+                      <a:off x="0" y="0"/>
+                      <a:ext cx="5852160" cy="6664960"/>
+                    </a:xfrm>
+                    <a:prstGeom prst="rect"/>
+                  </pic:spPr>
+                </pic:pic>
+              </a:graphicData>
+            </a:graphic>
+          </wp:inline>
+        </w:drawing>
       </w:r>
     </w:p>
     <w:tbl>
@@ -548,14 +587,8 @@
             <w:pPr>
               <w:jc w:val="left"/>
             </w:pPr>
-            <w:r/>
             <w:r>
-              <w:rPr>
-                <w:rFonts w:ascii="Times New Roman" w:hAnsi="Times New Roman" w:eastAsia="Times New Roman"/>
-                <w:b w:val="0"/>
-                <w:sz w:val="18"/>
-              </w:rPr>
-              <w:t>Базовый класс для покупателей, менеджеров и администраторов; связан с уведомлениями.</w:t>
+              <w:t>Базовый класс для всех зарегистрированных ролей; связан с уведомлениями.</w:t>
             </w:r>
           </w:p>
         </w:tc>
@@ -1606,6 +1639,48 @@
           <w:p>
             <w:r>
               <w:t>Наследуется от User; просматривает сводную статистику по заказам и растениям.</w:t>
+            </w:r>
+          </w:p>
+        </w:tc>
+      </w:tr>
+      <w:tr>
+        <w:tc>
+          <w:tcPr>
+            <w:tcW w:type="dxa" w:w="2536"/>
+          </w:tcPr>
+          <w:p>
+            <w:r>
+              <w:t>Favorite</w:t>
+            </w:r>
+          </w:p>
+        </w:tc>
+        <w:tc>
+          <w:tcPr>
+            <w:tcW w:type="dxa" w:w="2536"/>
+          </w:tcPr>
+          <w:p>
+            <w:r>
+              <w:t>id, customerId, plantId</w:t>
+            </w:r>
+          </w:p>
+        </w:tc>
+        <w:tc>
+          <w:tcPr>
+            <w:tcW w:type="dxa" w:w="2536"/>
+          </w:tcPr>
+          <w:p>
+            <w:r>
+              <w:t>add(), remove()</w:t>
+            </w:r>
+          </w:p>
+        </w:tc>
+        <w:tc>
+          <w:tcPr>
+            <w:tcW w:type="dxa" w:w="2536"/>
+          </w:tcPr>
+          <w:p>
+            <w:r>
+              <w:t>Связывает Customer и Plant; хранит избранные растения покупателя.</w:t>
             </w:r>
           </w:p>
         </w:tc>
@@ -2738,13 +2813,7 @@
         <w:ind w:firstLine="709"/>
       </w:pPr>
       <w:r>
-        <w:rPr>
-          <w:rFonts w:ascii="Times New Roman" w:hAnsi="Times New Roman" w:eastAsia="Times New Roman"/>
-          <w:b w:val="0"/>
-          <w:i w:val="0"/>
-          <w:sz w:val="28"/>
-        </w:rPr>
-        <w:t>Альтернативный ход: если система не находит подходящих растений, покупателю предлагается изменить параметры анкеты или перейти в каталог. Если выбранное растение отсутствует в наличии, система не запрещает оформление полностью, но отмечает заказ как требующий уточнения менеджером.</w:t>
+        <w:t>Альтернативный ход: если система не находит подходящих растений, покупателю предлагается изменить параметры анкеты или перейти в каталог. Если выбранное растение отсутствует в наличии при оформлении, система предлагает заменить позицию. Если отсутствие выявлено менеджером после создания заказа, он устанавливает статус «требует уточнения».</w:t>
       </w:r>
     </w:p>
     <w:p>
@@ -3911,14 +3980,8 @@
             <w:pPr>
               <w:jc w:val="left"/>
             </w:pPr>
-            <w:r/>
             <w:r>
-              <w:rPr>
-                <w:rFonts w:ascii="Times New Roman" w:hAnsi="Times New Roman" w:eastAsia="Times New Roman"/>
-                <w:b w:val="0"/>
-                <w:sz w:val="16"/>
-              </w:rPr>
-              <w:t>Создается заказ со статусом «новый», покупатель видит подтверждение.</w:t>
+              <w:t>Создается заказ со статусом «новая», покупатель видит подтверждение.</w:t>
             </w:r>
           </w:p>
         </w:tc>
@@ -4075,14 +4138,8 @@
             <w:pPr>
               <w:jc w:val="left"/>
             </w:pPr>
-            <w:r/>
             <w:r>
-              <w:rPr>
-                <w:rFonts w:ascii="Times New Roman" w:hAnsi="Times New Roman" w:eastAsia="Times New Roman"/>
-                <w:b w:val="0"/>
-                <w:sz w:val="16"/>
-              </w:rPr>
-              <w:t>Созданный заказ со статусом «новый»</w:t>
+              <w:t>Созданный заказ со статусом «новая»</w:t>
             </w:r>
           </w:p>
         </w:tc>
@@ -4299,14 +4356,8 @@
             <w:pPr>
               <w:jc w:val="left"/>
             </w:pPr>
-            <w:r/>
             <w:r>
-              <w:rPr>
-                <w:rFonts w:ascii="Times New Roman" w:hAnsi="Times New Roman" w:eastAsia="Times New Roman"/>
-                <w:b w:val="0"/>
-                <w:sz w:val="16"/>
-              </w:rPr>
-              <w:t>Менеджер открывает заказ; указывает комментарий; ставит статус «требует уточнения».</w:t>
+              <w:t>Менеджер открывает заказ; вводит сообщение покупателю и внутренний комментарий; ставит статус «требует уточнения».</w:t>
             </w:r>
           </w:p>
         </w:tc>
@@ -4319,14 +4370,8 @@
             <w:pPr>
               <w:jc w:val="left"/>
             </w:pPr>
-            <w:r/>
             <w:r>
-              <w:rPr>
-                <w:rFonts w:ascii="Times New Roman" w:hAnsi="Times New Roman" w:eastAsia="Times New Roman"/>
-                <w:b w:val="0"/>
-                <w:sz w:val="16"/>
-              </w:rPr>
-              <w:t>Покупатель видит статус и комментарий менеджера, заказ ожидает корректировки.</w:t>
+              <w:t>Покупатель видит статус и сообщение менеджера; внутренний комментарий персонала ему недоступен.</w:t>
             </w:r>
           </w:p>
         </w:tc>
@@ -4547,6 +4592,58 @@
           <w:p>
             <w:r>
               <w:t>Отображаются количество заказов, популярные растения и распределение статусов.</w:t>
+            </w:r>
+          </w:p>
+        </w:tc>
+      </w:tr>
+      <w:tr>
+        <w:tc>
+          <w:tcPr>
+            <w:tcW w:type="dxa" w:w="2029"/>
+          </w:tcPr>
+          <w:p>
+            <w:r>
+              <w:t>18</w:t>
+            </w:r>
+          </w:p>
+        </w:tc>
+        <w:tc>
+          <w:tcPr>
+            <w:tcW w:type="dxa" w:w="2029"/>
+          </w:tcPr>
+          <w:p>
+            <w:r>
+              <w:t>Избранное</w:t>
+            </w:r>
+          </w:p>
+        </w:tc>
+        <w:tc>
+          <w:tcPr>
+            <w:tcW w:type="dxa" w:w="2029"/>
+          </w:tcPr>
+          <w:p>
+            <w:r>
+              <w:t>Покупатель авторизован, растение в каталоге</w:t>
+            </w:r>
+          </w:p>
+        </w:tc>
+        <w:tc>
+          <w:tcPr>
+            <w:tcW w:type="dxa" w:w="2029"/>
+          </w:tcPr>
+          <w:p>
+            <w:r>
+              <w:t>Добавить растение в избранное; открыть список; удалить растение.</w:t>
+            </w:r>
+          </w:p>
+        </w:tc>
+        <w:tc>
+          <w:tcPr>
+            <w:tcW w:type="dxa" w:w="2029"/>
+          </w:tcPr>
+          <w:p>
+            <w:r>
+              <w:t>Растение появляется в личном списке и исчезает после удаления; списки других покупателей не меняются.</w:t>
             </w:r>
           </w:p>
         </w:tc>

--- a/docs/5-uml-and-tests.docx
+++ b/docs/5-uml-and-tests.docx
@@ -432,6 +432,14 @@
         <w:gridCol w:w="2536"/>
       </w:tblGrid>
       <w:tr>
+        <w:trPr>
+          <w:cantSplit/>
+          <w:tblHeader/>
+          <w:cantSplit/>
+          <w:tblHeader/>
+          <w:cantSplit/>
+          <w:tblHeader/>
+        </w:trPr>
         <w:tc>
           <w:tcPr>
             <w:tcW w:type="dxa" w:w="1587"/>
@@ -440,14 +448,20 @@
           </w:tcPr>
           <w:p>
             <w:pPr>
+              <w:spacing w:line="240" w:lineRule="auto"/>
               <w:jc w:val="left"/>
             </w:pPr>
-            <w:r/>
+            <w:r>
+              <w:rPr>
+                <w:rFonts w:ascii="Times New Roman" w:hAnsi="Times New Roman"/>
+                <w:sz w:val="22"/>
+              </w:rPr>
+            </w:r>
             <w:r>
               <w:rPr>
                 <w:rFonts w:ascii="Times New Roman" w:hAnsi="Times New Roman" w:eastAsia="Times New Roman"/>
                 <w:b/>
-                <w:sz w:val="20"/>
+                <w:sz w:val="22"/>
               </w:rPr>
               <w:t>Класс</w:t>
             </w:r>
@@ -461,14 +475,20 @@
           </w:tcPr>
           <w:p>
             <w:pPr>
+              <w:spacing w:line="240" w:lineRule="auto"/>
               <w:jc w:val="left"/>
             </w:pPr>
-            <w:r/>
+            <w:r>
+              <w:rPr>
+                <w:rFonts w:ascii="Times New Roman" w:hAnsi="Times New Roman"/>
+                <w:sz w:val="22"/>
+              </w:rPr>
+            </w:r>
             <w:r>
               <w:rPr>
                 <w:rFonts w:ascii="Times New Roman" w:hAnsi="Times New Roman" w:eastAsia="Times New Roman"/>
                 <w:b/>
-                <w:sz w:val="20"/>
+                <w:sz w:val="22"/>
               </w:rPr>
               <w:t>Атрибуты</w:t>
             </w:r>
@@ -482,14 +502,20 @@
           </w:tcPr>
           <w:p>
             <w:pPr>
+              <w:spacing w:line="240" w:lineRule="auto"/>
               <w:jc w:val="left"/>
             </w:pPr>
-            <w:r/>
+            <w:r>
+              <w:rPr>
+                <w:rFonts w:ascii="Times New Roman" w:hAnsi="Times New Roman"/>
+                <w:sz w:val="22"/>
+              </w:rPr>
+            </w:r>
             <w:r>
               <w:rPr>
                 <w:rFonts w:ascii="Times New Roman" w:hAnsi="Times New Roman" w:eastAsia="Times New Roman"/>
                 <w:b/>
-                <w:sz w:val="20"/>
+                <w:sz w:val="22"/>
               </w:rPr>
               <w:t>Методы</w:t>
             </w:r>
@@ -503,14 +529,20 @@
           </w:tcPr>
           <w:p>
             <w:pPr>
+              <w:spacing w:line="240" w:lineRule="auto"/>
               <w:jc w:val="left"/>
             </w:pPr>
-            <w:r/>
+            <w:r>
+              <w:rPr>
+                <w:rFonts w:ascii="Times New Roman" w:hAnsi="Times New Roman"/>
+                <w:sz w:val="22"/>
+              </w:rPr>
+            </w:r>
             <w:r>
               <w:rPr>
                 <w:rFonts w:ascii="Times New Roman" w:hAnsi="Times New Roman" w:eastAsia="Times New Roman"/>
                 <w:b/>
-                <w:sz w:val="20"/>
+                <w:sz w:val="22"/>
               </w:rPr>
               <w:t>Связи</w:t>
             </w:r>
@@ -518,6 +550,11 @@
         </w:tc>
       </w:tr>
       <w:tr>
+        <w:trPr>
+          <w:cantSplit/>
+          <w:cantSplit/>
+          <w:cantSplit/>
+        </w:trPr>
         <w:tc>
           <w:tcPr>
             <w:tcW w:type="dxa" w:w="1587"/>
@@ -525,14 +562,20 @@
           </w:tcPr>
           <w:p>
             <w:pPr>
+              <w:spacing w:line="240" w:lineRule="auto"/>
               <w:jc w:val="left"/>
             </w:pPr>
-            <w:r/>
+            <w:r>
+              <w:rPr>
+                <w:rFonts w:ascii="Times New Roman" w:hAnsi="Times New Roman"/>
+                <w:sz w:val="22"/>
+              </w:rPr>
+            </w:r>
             <w:r>
               <w:rPr>
                 <w:rFonts w:ascii="Times New Roman" w:hAnsi="Times New Roman" w:eastAsia="Times New Roman"/>
                 <w:b w:val="0"/>
-                <w:sz w:val="18"/>
+                <w:sz w:val="22"/>
               </w:rPr>
               <w:t>User</w:t>
             </w:r>
@@ -545,14 +588,20 @@
           </w:tcPr>
           <w:p>
             <w:pPr>
+              <w:spacing w:line="240" w:lineRule="auto"/>
               <w:jc w:val="left"/>
             </w:pPr>
-            <w:r/>
+            <w:r>
+              <w:rPr>
+                <w:rFonts w:ascii="Times New Roman" w:hAnsi="Times New Roman"/>
+                <w:sz w:val="22"/>
+              </w:rPr>
+            </w:r>
             <w:r>
               <w:rPr>
                 <w:rFonts w:ascii="Times New Roman" w:hAnsi="Times New Roman" w:eastAsia="Times New Roman"/>
                 <w:b w:val="0"/>
-                <w:sz w:val="18"/>
+                <w:sz w:val="22"/>
               </w:rPr>
               <w:t>id, login, passwordHash, role, email, status</w:t>
             </w:r>
@@ -565,14 +614,20 @@
           </w:tcPr>
           <w:p>
             <w:pPr>
+              <w:spacing w:line="240" w:lineRule="auto"/>
               <w:jc w:val="left"/>
             </w:pPr>
-            <w:r/>
+            <w:r>
+              <w:rPr>
+                <w:rFonts w:ascii="Times New Roman" w:hAnsi="Times New Roman"/>
+                <w:sz w:val="22"/>
+              </w:rPr>
+            </w:r>
             <w:r>
               <w:rPr>
                 <w:rFonts w:ascii="Times New Roman" w:hAnsi="Times New Roman" w:eastAsia="Times New Roman"/>
                 <w:b w:val="0"/>
-                <w:sz w:val="18"/>
+                <w:sz w:val="22"/>
               </w:rPr>
               <w:t>register(), login(), logout(), changePassword()</w:t>
             </w:r>
@@ -585,15 +640,25 @@
           </w:tcPr>
           <w:p>
             <w:pPr>
+              <w:spacing w:line="240" w:lineRule="auto"/>
               <w:jc w:val="left"/>
             </w:pPr>
             <w:r>
+              <w:rPr>
+                <w:rFonts w:ascii="Times New Roman" w:hAnsi="Times New Roman"/>
+                <w:sz w:val="22"/>
+              </w:rPr>
               <w:t>Базовый класс для всех зарегистрированных ролей; связан с уведомлениями.</w:t>
             </w:r>
           </w:p>
         </w:tc>
       </w:tr>
       <w:tr>
+        <w:trPr>
+          <w:cantSplit/>
+          <w:cantSplit/>
+          <w:cantSplit/>
+        </w:trPr>
         <w:tc>
           <w:tcPr>
             <w:tcW w:type="dxa" w:w="1587"/>
@@ -601,14 +666,20 @@
           </w:tcPr>
           <w:p>
             <w:pPr>
+              <w:spacing w:line="240" w:lineRule="auto"/>
               <w:jc w:val="left"/>
             </w:pPr>
-            <w:r/>
+            <w:r>
+              <w:rPr>
+                <w:rFonts w:ascii="Times New Roman" w:hAnsi="Times New Roman"/>
+                <w:sz w:val="22"/>
+              </w:rPr>
+            </w:r>
             <w:r>
               <w:rPr>
                 <w:rFonts w:ascii="Times New Roman" w:hAnsi="Times New Roman" w:eastAsia="Times New Roman"/>
                 <w:b w:val="0"/>
-                <w:sz w:val="18"/>
+                <w:sz w:val="22"/>
               </w:rPr>
               <w:t>Customer</w:t>
             </w:r>
@@ -621,14 +692,20 @@
           </w:tcPr>
           <w:p>
             <w:pPr>
+              <w:spacing w:line="240" w:lineRule="auto"/>
               <w:jc w:val="left"/>
             </w:pPr>
-            <w:r/>
+            <w:r>
+              <w:rPr>
+                <w:rFonts w:ascii="Times New Roman" w:hAnsi="Times New Roman"/>
+                <w:sz w:val="22"/>
+              </w:rPr>
+            </w:r>
             <w:r>
               <w:rPr>
                 <w:rFonts w:ascii="Times New Roman" w:hAnsi="Times New Roman" w:eastAsia="Times New Roman"/>
                 <w:b w:val="0"/>
-                <w:sz w:val="18"/>
+                <w:sz w:val="22"/>
               </w:rPr>
               <w:t>customerId, fullName, phone, address</w:t>
             </w:r>
@@ -641,14 +718,20 @@
           </w:tcPr>
           <w:p>
             <w:pPr>
+              <w:spacing w:line="240" w:lineRule="auto"/>
               <w:jc w:val="left"/>
             </w:pPr>
-            <w:r/>
+            <w:r>
+              <w:rPr>
+                <w:rFonts w:ascii="Times New Roman" w:hAnsi="Times New Roman"/>
+                <w:sz w:val="22"/>
+              </w:rPr>
+            </w:r>
             <w:r>
               <w:rPr>
                 <w:rFonts w:ascii="Times New Roman" w:hAnsi="Times New Roman" w:eastAsia="Times New Roman"/>
                 <w:b w:val="0"/>
-                <w:sz w:val="18"/>
+                <w:sz w:val="22"/>
               </w:rPr>
               <w:t>fillQuestionnaire(), addToCart(), createOrder(), viewOrderStatus()</w:t>
             </w:r>
@@ -661,14 +744,20 @@
           </w:tcPr>
           <w:p>
             <w:pPr>
+              <w:spacing w:line="240" w:lineRule="auto"/>
               <w:jc w:val="left"/>
             </w:pPr>
-            <w:r/>
+            <w:r>
+              <w:rPr>
+                <w:rFonts w:ascii="Times New Roman" w:hAnsi="Times New Roman"/>
+                <w:sz w:val="22"/>
+              </w:rPr>
+            </w:r>
             <w:r>
               <w:rPr>
                 <w:rFonts w:ascii="Times New Roman" w:hAnsi="Times New Roman" w:eastAsia="Times New Roman"/>
                 <w:b w:val="0"/>
-                <w:sz w:val="18"/>
+                <w:sz w:val="22"/>
               </w:rPr>
               <w:t>Наследуется от User; заполняет Questionnaire, имеет Cart и оформляет Order.</w:t>
             </w:r>
@@ -676,6 +765,11 @@
         </w:tc>
       </w:tr>
       <w:tr>
+        <w:trPr>
+          <w:cantSplit/>
+          <w:cantSplit/>
+          <w:cantSplit/>
+        </w:trPr>
         <w:tc>
           <w:tcPr>
             <w:tcW w:type="dxa" w:w="1587"/>
@@ -683,14 +777,20 @@
           </w:tcPr>
           <w:p>
             <w:pPr>
+              <w:spacing w:line="240" w:lineRule="auto"/>
               <w:jc w:val="left"/>
             </w:pPr>
-            <w:r/>
+            <w:r>
+              <w:rPr>
+                <w:rFonts w:ascii="Times New Roman" w:hAnsi="Times New Roman"/>
+                <w:sz w:val="22"/>
+              </w:rPr>
+            </w:r>
             <w:r>
               <w:rPr>
                 <w:rFonts w:ascii="Times New Roman" w:hAnsi="Times New Roman" w:eastAsia="Times New Roman"/>
                 <w:b w:val="0"/>
-                <w:sz w:val="18"/>
+                <w:sz w:val="22"/>
               </w:rPr>
               <w:t>Manager</w:t>
             </w:r>
@@ -703,14 +803,20 @@
           </w:tcPr>
           <w:p>
             <w:pPr>
+              <w:spacing w:line="240" w:lineRule="auto"/>
               <w:jc w:val="left"/>
             </w:pPr>
-            <w:r/>
+            <w:r>
+              <w:rPr>
+                <w:rFonts w:ascii="Times New Roman" w:hAnsi="Times New Roman"/>
+                <w:sz w:val="22"/>
+              </w:rPr>
+            </w:r>
             <w:r>
               <w:rPr>
                 <w:rFonts w:ascii="Times New Roman" w:hAnsi="Times New Roman" w:eastAsia="Times New Roman"/>
                 <w:b w:val="0"/>
-                <w:sz w:val="18"/>
+                <w:sz w:val="22"/>
               </w:rPr>
               <w:t>managerId, department</w:t>
             </w:r>
@@ -723,14 +829,20 @@
           </w:tcPr>
           <w:p>
             <w:pPr>
+              <w:spacing w:line="240" w:lineRule="auto"/>
               <w:jc w:val="left"/>
             </w:pPr>
-            <w:r/>
+            <w:r>
+              <w:rPr>
+                <w:rFonts w:ascii="Times New Roman" w:hAnsi="Times New Roman"/>
+                <w:sz w:val="22"/>
+              </w:rPr>
+            </w:r>
             <w:r>
               <w:rPr>
                 <w:rFonts w:ascii="Times New Roman" w:hAnsi="Times New Roman" w:eastAsia="Times New Roman"/>
                 <w:b w:val="0"/>
-                <w:sz w:val="18"/>
+                <w:sz w:val="22"/>
               </w:rPr>
               <w:t>reviewOrder(), changeOrderStatus(), addComment()</w:t>
             </w:r>
@@ -743,14 +855,20 @@
           </w:tcPr>
           <w:p>
             <w:pPr>
+              <w:spacing w:line="240" w:lineRule="auto"/>
               <w:jc w:val="left"/>
             </w:pPr>
-            <w:r/>
+            <w:r>
+              <w:rPr>
+                <w:rFonts w:ascii="Times New Roman" w:hAnsi="Times New Roman"/>
+                <w:sz w:val="22"/>
+              </w:rPr>
+            </w:r>
             <w:r>
               <w:rPr>
                 <w:rFonts w:ascii="Times New Roman" w:hAnsi="Times New Roman" w:eastAsia="Times New Roman"/>
                 <w:b w:val="0"/>
-                <w:sz w:val="18"/>
+                <w:sz w:val="22"/>
               </w:rPr>
               <w:t>Наследуется от User; обрабатывает заказы и меняет их статусы.</w:t>
             </w:r>
@@ -758,6 +876,11 @@
         </w:tc>
       </w:tr>
       <w:tr>
+        <w:trPr>
+          <w:cantSplit/>
+          <w:cantSplit/>
+          <w:cantSplit/>
+        </w:trPr>
         <w:tc>
           <w:tcPr>
             <w:tcW w:type="dxa" w:w="1587"/>
@@ -765,14 +888,20 @@
           </w:tcPr>
           <w:p>
             <w:pPr>
+              <w:spacing w:line="240" w:lineRule="auto"/>
               <w:jc w:val="left"/>
             </w:pPr>
-            <w:r/>
+            <w:r>
+              <w:rPr>
+                <w:rFonts w:ascii="Times New Roman" w:hAnsi="Times New Roman"/>
+                <w:sz w:val="22"/>
+              </w:rPr>
+            </w:r>
             <w:r>
               <w:rPr>
                 <w:rFonts w:ascii="Times New Roman" w:hAnsi="Times New Roman" w:eastAsia="Times New Roman"/>
                 <w:b w:val="0"/>
-                <w:sz w:val="18"/>
+                <w:sz w:val="22"/>
               </w:rPr>
               <w:t>Administrator</w:t>
             </w:r>
@@ -785,14 +914,20 @@
           </w:tcPr>
           <w:p>
             <w:pPr>
+              <w:spacing w:line="240" w:lineRule="auto"/>
               <w:jc w:val="left"/>
             </w:pPr>
-            <w:r/>
+            <w:r>
+              <w:rPr>
+                <w:rFonts w:ascii="Times New Roman" w:hAnsi="Times New Roman"/>
+                <w:sz w:val="22"/>
+              </w:rPr>
+            </w:r>
             <w:r>
               <w:rPr>
                 <w:rFonts w:ascii="Times New Roman" w:hAnsi="Times New Roman" w:eastAsia="Times New Roman"/>
                 <w:b w:val="0"/>
-                <w:sz w:val="18"/>
+                <w:sz w:val="22"/>
               </w:rPr>
               <w:t>adminId, accessLevel</w:t>
             </w:r>
@@ -804,7 +939,14 @@
             <w:vAlign w:val="center"/>
           </w:tcPr>
           <w:p>
-            <w:r>
+            <w:pPr>
+              <w:spacing w:line="240" w:lineRule="auto"/>
+            </w:pPr>
+            <w:r>
+              <w:rPr>
+                <w:rFonts w:ascii="Times New Roman" w:hAnsi="Times New Roman"/>
+                <w:sz w:val="22"/>
+              </w:rPr>
               <w:t>manageUsers(), assignRole(), blockUser(), viewLog()</w:t>
             </w:r>
           </w:p>
@@ -815,13 +957,25 @@
             <w:vAlign w:val="center"/>
           </w:tcPr>
           <w:p>
-            <w:r>
+            <w:pPr>
+              <w:spacing w:line="240" w:lineRule="auto"/>
+            </w:pPr>
+            <w:r>
+              <w:rPr>
+                <w:rFonts w:ascii="Times New Roman" w:hAnsi="Times New Roman"/>
+                <w:sz w:val="22"/>
+              </w:rPr>
               <w:t>Наследуется от User; управляет учетными записями, ролями и журналом.</w:t>
             </w:r>
           </w:p>
         </w:tc>
       </w:tr>
       <w:tr>
+        <w:trPr>
+          <w:cantSplit/>
+          <w:cantSplit/>
+          <w:cantSplit/>
+        </w:trPr>
         <w:tc>
           <w:tcPr>
             <w:tcW w:type="dxa" w:w="1587"/>
@@ -829,14 +983,20 @@
           </w:tcPr>
           <w:p>
             <w:pPr>
+              <w:spacing w:line="240" w:lineRule="auto"/>
               <w:jc w:val="left"/>
             </w:pPr>
-            <w:r/>
+            <w:r>
+              <w:rPr>
+                <w:rFonts w:ascii="Times New Roman" w:hAnsi="Times New Roman"/>
+                <w:sz w:val="22"/>
+              </w:rPr>
+            </w:r>
             <w:r>
               <w:rPr>
                 <w:rFonts w:ascii="Times New Roman" w:hAnsi="Times New Roman" w:eastAsia="Times New Roman"/>
                 <w:b w:val="0"/>
-                <w:sz w:val="18"/>
+                <w:sz w:val="22"/>
               </w:rPr>
               <w:t>Questionnaire</w:t>
             </w:r>
@@ -849,14 +1009,20 @@
           </w:tcPr>
           <w:p>
             <w:pPr>
+              <w:spacing w:line="240" w:lineRule="auto"/>
               <w:jc w:val="left"/>
             </w:pPr>
-            <w:r/>
+            <w:r>
+              <w:rPr>
+                <w:rFonts w:ascii="Times New Roman" w:hAnsi="Times New Roman"/>
+                <w:sz w:val="22"/>
+              </w:rPr>
+            </w:r>
             <w:r>
               <w:rPr>
                 <w:rFonts w:ascii="Times New Roman" w:hAnsi="Times New Roman" w:eastAsia="Times New Roman"/>
                 <w:b w:val="0"/>
-                <w:sz w:val="18"/>
+                <w:sz w:val="22"/>
               </w:rPr>
               <w:t>id, customerId, lightLevel, humidity, careExperience, hasPets, budget</w:t>
             </w:r>
@@ -869,14 +1035,20 @@
           </w:tcPr>
           <w:p>
             <w:pPr>
+              <w:spacing w:line="240" w:lineRule="auto"/>
               <w:jc w:val="left"/>
             </w:pPr>
-            <w:r/>
+            <w:r>
+              <w:rPr>
+                <w:rFonts w:ascii="Times New Roman" w:hAnsi="Times New Roman"/>
+                <w:sz w:val="22"/>
+              </w:rPr>
+            </w:r>
             <w:r>
               <w:rPr>
                 <w:rFonts w:ascii="Times New Roman" w:hAnsi="Times New Roman" w:eastAsia="Times New Roman"/>
                 <w:b w:val="0"/>
-                <w:sz w:val="18"/>
+                <w:sz w:val="22"/>
               </w:rPr>
               <w:t>validate(), updateAnswers(), sendForSelection()</w:t>
             </w:r>
@@ -889,14 +1061,20 @@
           </w:tcPr>
           <w:p>
             <w:pPr>
+              <w:spacing w:line="240" w:lineRule="auto"/>
               <w:jc w:val="left"/>
             </w:pPr>
-            <w:r/>
+            <w:r>
+              <w:rPr>
+                <w:rFonts w:ascii="Times New Roman" w:hAnsi="Times New Roman"/>
+                <w:sz w:val="22"/>
+              </w:rPr>
+            </w:r>
             <w:r>
               <w:rPr>
                 <w:rFonts w:ascii="Times New Roman" w:hAnsi="Times New Roman" w:eastAsia="Times New Roman"/>
                 <w:b w:val="0"/>
-                <w:sz w:val="18"/>
+                <w:sz w:val="22"/>
               </w:rPr>
               <w:t>Создается покупателем; используется для формирования Recommendation.</w:t>
             </w:r>
@@ -904,6 +1082,11 @@
         </w:tc>
       </w:tr>
       <w:tr>
+        <w:trPr>
+          <w:cantSplit/>
+          <w:cantSplit/>
+          <w:cantSplit/>
+        </w:trPr>
         <w:tc>
           <w:tcPr>
             <w:tcW w:type="dxa" w:w="1587"/>
@@ -911,14 +1094,20 @@
           </w:tcPr>
           <w:p>
             <w:pPr>
+              <w:spacing w:line="240" w:lineRule="auto"/>
               <w:jc w:val="left"/>
             </w:pPr>
-            <w:r/>
+            <w:r>
+              <w:rPr>
+                <w:rFonts w:ascii="Times New Roman" w:hAnsi="Times New Roman"/>
+                <w:sz w:val="22"/>
+              </w:rPr>
+            </w:r>
             <w:r>
               <w:rPr>
                 <w:rFonts w:ascii="Times New Roman" w:hAnsi="Times New Roman" w:eastAsia="Times New Roman"/>
                 <w:b w:val="0"/>
-                <w:sz w:val="18"/>
+                <w:sz w:val="22"/>
               </w:rPr>
               <w:t>Plant</w:t>
             </w:r>
@@ -931,14 +1120,20 @@
           </w:tcPr>
           <w:p>
             <w:pPr>
+              <w:spacing w:line="240" w:lineRule="auto"/>
               <w:jc w:val="left"/>
             </w:pPr>
-            <w:r/>
+            <w:r>
+              <w:rPr>
+                <w:rFonts w:ascii="Times New Roman" w:hAnsi="Times New Roman"/>
+                <w:sz w:val="22"/>
+              </w:rPr>
+            </w:r>
             <w:r>
               <w:rPr>
                 <w:rFonts w:ascii="Times New Roman" w:hAnsi="Times New Roman" w:eastAsia="Times New Roman"/>
                 <w:b w:val="0"/>
-                <w:sz w:val="18"/>
+                <w:sz w:val="22"/>
               </w:rPr>
               <w:t>id, name, description, price, stockStatus, careParameters</w:t>
             </w:r>
@@ -951,14 +1146,20 @@
           </w:tcPr>
           <w:p>
             <w:pPr>
+              <w:spacing w:line="240" w:lineRule="auto"/>
               <w:jc w:val="left"/>
             </w:pPr>
-            <w:r/>
+            <w:r>
+              <w:rPr>
+                <w:rFonts w:ascii="Times New Roman" w:hAnsi="Times New Roman"/>
+                <w:sz w:val="22"/>
+              </w:rPr>
+            </w:r>
             <w:r>
               <w:rPr>
                 <w:rFonts w:ascii="Times New Roman" w:hAnsi="Times New Roman" w:eastAsia="Times New Roman"/>
                 <w:b w:val="0"/>
-                <w:sz w:val="18"/>
+                <w:sz w:val="22"/>
               </w:rPr>
               <w:t>updateStock(), updateCareParams(), changePrice()</w:t>
             </w:r>
@@ -971,14 +1172,20 @@
           </w:tcPr>
           <w:p>
             <w:pPr>
+              <w:spacing w:line="240" w:lineRule="auto"/>
               <w:jc w:val="left"/>
             </w:pPr>
-            <w:r/>
+            <w:r>
+              <w:rPr>
+                <w:rFonts w:ascii="Times New Roman" w:hAnsi="Times New Roman"/>
+                <w:sz w:val="22"/>
+              </w:rPr>
+            </w:r>
             <w:r>
               <w:rPr>
                 <w:rFonts w:ascii="Times New Roman" w:hAnsi="Times New Roman" w:eastAsia="Times New Roman"/>
                 <w:b w:val="0"/>
-                <w:sz w:val="18"/>
+                <w:sz w:val="22"/>
               </w:rPr>
               <w:t>Основная сущность каталога; используется в рекомендациях, корзине и заказах.</w:t>
             </w:r>
@@ -986,6 +1193,11 @@
         </w:tc>
       </w:tr>
       <w:tr>
+        <w:trPr>
+          <w:cantSplit/>
+          <w:cantSplit/>
+          <w:cantSplit/>
+        </w:trPr>
         <w:tc>
           <w:tcPr>
             <w:tcW w:type="dxa" w:w="1587"/>
@@ -993,14 +1205,20 @@
           </w:tcPr>
           <w:p>
             <w:pPr>
+              <w:spacing w:line="240" w:lineRule="auto"/>
               <w:jc w:val="left"/>
             </w:pPr>
-            <w:r/>
+            <w:r>
+              <w:rPr>
+                <w:rFonts w:ascii="Times New Roman" w:hAnsi="Times New Roman"/>
+                <w:sz w:val="22"/>
+              </w:rPr>
+            </w:r>
             <w:r>
               <w:rPr>
                 <w:rFonts w:ascii="Times New Roman" w:hAnsi="Times New Roman" w:eastAsia="Times New Roman"/>
                 <w:b w:val="0"/>
-                <w:sz w:val="18"/>
+                <w:sz w:val="22"/>
               </w:rPr>
               <w:t>Recommendation</w:t>
             </w:r>
@@ -1013,14 +1231,20 @@
           </w:tcPr>
           <w:p>
             <w:pPr>
+              <w:spacing w:line="240" w:lineRule="auto"/>
               <w:jc w:val="left"/>
             </w:pPr>
-            <w:r/>
+            <w:r>
+              <w:rPr>
+                <w:rFonts w:ascii="Times New Roman" w:hAnsi="Times New Roman"/>
+                <w:sz w:val="22"/>
+              </w:rPr>
+            </w:r>
             <w:r>
               <w:rPr>
                 <w:rFonts w:ascii="Times New Roman" w:hAnsi="Times New Roman" w:eastAsia="Times New Roman"/>
                 <w:b w:val="0"/>
-                <w:sz w:val="18"/>
+                <w:sz w:val="22"/>
               </w:rPr>
               <w:t>id, questionnaireId, plantId, matchPercent, explanation</w:t>
             </w:r>
@@ -1033,14 +1257,20 @@
           </w:tcPr>
           <w:p>
             <w:pPr>
+              <w:spacing w:line="240" w:lineRule="auto"/>
               <w:jc w:val="left"/>
             </w:pPr>
-            <w:r/>
+            <w:r>
+              <w:rPr>
+                <w:rFonts w:ascii="Times New Roman" w:hAnsi="Times New Roman"/>
+                <w:sz w:val="22"/>
+              </w:rPr>
+            </w:r>
             <w:r>
               <w:rPr>
                 <w:rFonts w:ascii="Times New Roman" w:hAnsi="Times New Roman" w:eastAsia="Times New Roman"/>
                 <w:b w:val="0"/>
-                <w:sz w:val="18"/>
+                <w:sz w:val="22"/>
               </w:rPr>
               <w:t>calculateMatch(), generateExplanation(), showResult()</w:t>
             </w:r>
@@ -1053,14 +1283,20 @@
           </w:tcPr>
           <w:p>
             <w:pPr>
+              <w:spacing w:line="240" w:lineRule="auto"/>
               <w:jc w:val="left"/>
             </w:pPr>
-            <w:r/>
+            <w:r>
+              <w:rPr>
+                <w:rFonts w:ascii="Times New Roman" w:hAnsi="Times New Roman"/>
+                <w:sz w:val="22"/>
+              </w:rPr>
+            </w:r>
             <w:r>
               <w:rPr>
                 <w:rFonts w:ascii="Times New Roman" w:hAnsi="Times New Roman" w:eastAsia="Times New Roman"/>
                 <w:b w:val="0"/>
-                <w:sz w:val="18"/>
+                <w:sz w:val="22"/>
               </w:rPr>
               <w:t>Связывает анкету с подходящим растением и объясняет результат подбора.</w:t>
             </w:r>
@@ -1068,6 +1304,11 @@
         </w:tc>
       </w:tr>
       <w:tr>
+        <w:trPr>
+          <w:cantSplit/>
+          <w:cantSplit/>
+          <w:cantSplit/>
+        </w:trPr>
         <w:tc>
           <w:tcPr>
             <w:tcW w:type="dxa" w:w="1587"/>
@@ -1075,14 +1316,20 @@
           </w:tcPr>
           <w:p>
             <w:pPr>
+              <w:spacing w:line="240" w:lineRule="auto"/>
               <w:jc w:val="left"/>
             </w:pPr>
-            <w:r/>
+            <w:r>
+              <w:rPr>
+                <w:rFonts w:ascii="Times New Roman" w:hAnsi="Times New Roman"/>
+                <w:sz w:val="22"/>
+              </w:rPr>
+            </w:r>
             <w:r>
               <w:rPr>
                 <w:rFonts w:ascii="Times New Roman" w:hAnsi="Times New Roman" w:eastAsia="Times New Roman"/>
                 <w:b w:val="0"/>
-                <w:sz w:val="18"/>
+                <w:sz w:val="22"/>
               </w:rPr>
               <w:t>Cart</w:t>
             </w:r>
@@ -1095,14 +1342,20 @@
           </w:tcPr>
           <w:p>
             <w:pPr>
+              <w:spacing w:line="240" w:lineRule="auto"/>
               <w:jc w:val="left"/>
             </w:pPr>
-            <w:r/>
+            <w:r>
+              <w:rPr>
+                <w:rFonts w:ascii="Times New Roman" w:hAnsi="Times New Roman"/>
+                <w:sz w:val="22"/>
+              </w:rPr>
+            </w:r>
             <w:r>
               <w:rPr>
                 <w:rFonts w:ascii="Times New Roman" w:hAnsi="Times New Roman" w:eastAsia="Times New Roman"/>
                 <w:b w:val="0"/>
-                <w:sz w:val="18"/>
+                <w:sz w:val="22"/>
               </w:rPr>
               <w:t>id, customerId, status</w:t>
             </w:r>
@@ -1115,14 +1368,20 @@
           </w:tcPr>
           <w:p>
             <w:pPr>
+              <w:spacing w:line="240" w:lineRule="auto"/>
               <w:jc w:val="left"/>
             </w:pPr>
-            <w:r/>
+            <w:r>
+              <w:rPr>
+                <w:rFonts w:ascii="Times New Roman" w:hAnsi="Times New Roman"/>
+                <w:sz w:val="22"/>
+              </w:rPr>
+            </w:r>
             <w:r>
               <w:rPr>
                 <w:rFonts w:ascii="Times New Roman" w:hAnsi="Times New Roman" w:eastAsia="Times New Roman"/>
                 <w:b w:val="0"/>
-                <w:sz w:val="18"/>
+                <w:sz w:val="22"/>
               </w:rPr>
               <w:t>addItem(), removeItem(), calculateTotal(), clear()</w:t>
             </w:r>
@@ -1135,14 +1394,20 @@
           </w:tcPr>
           <w:p>
             <w:pPr>
+              <w:spacing w:line="240" w:lineRule="auto"/>
               <w:jc w:val="left"/>
             </w:pPr>
-            <w:r/>
+            <w:r>
+              <w:rPr>
+                <w:rFonts w:ascii="Times New Roman" w:hAnsi="Times New Roman"/>
+                <w:sz w:val="22"/>
+              </w:rPr>
+            </w:r>
             <w:r>
               <w:rPr>
                 <w:rFonts w:ascii="Times New Roman" w:hAnsi="Times New Roman" w:eastAsia="Times New Roman"/>
                 <w:b w:val="0"/>
-                <w:sz w:val="18"/>
+                <w:sz w:val="22"/>
               </w:rPr>
               <w:t>Принадлежит покупателю; содержит выбранные растения перед оформлением заказа.</w:t>
             </w:r>
@@ -1150,6 +1415,11 @@
         </w:tc>
       </w:tr>
       <w:tr>
+        <w:trPr>
+          <w:cantSplit/>
+          <w:cantSplit/>
+          <w:cantSplit/>
+        </w:trPr>
         <w:tc>
           <w:tcPr>
             <w:tcW w:type="dxa" w:w="1587"/>
@@ -1157,14 +1427,20 @@
           </w:tcPr>
           <w:p>
             <w:pPr>
+              <w:spacing w:line="240" w:lineRule="auto"/>
               <w:jc w:val="left"/>
             </w:pPr>
-            <w:r/>
+            <w:r>
+              <w:rPr>
+                <w:rFonts w:ascii="Times New Roman" w:hAnsi="Times New Roman"/>
+                <w:sz w:val="22"/>
+              </w:rPr>
+            </w:r>
             <w:r>
               <w:rPr>
                 <w:rFonts w:ascii="Times New Roman" w:hAnsi="Times New Roman" w:eastAsia="Times New Roman"/>
                 <w:b w:val="0"/>
-                <w:sz w:val="18"/>
+                <w:sz w:val="22"/>
               </w:rPr>
               <w:t>Order</w:t>
             </w:r>
@@ -1177,14 +1453,20 @@
           </w:tcPr>
           <w:p>
             <w:pPr>
+              <w:spacing w:line="240" w:lineRule="auto"/>
               <w:jc w:val="left"/>
             </w:pPr>
-            <w:r/>
+            <w:r>
+              <w:rPr>
+                <w:rFonts w:ascii="Times New Roman" w:hAnsi="Times New Roman"/>
+                <w:sz w:val="22"/>
+              </w:rPr>
+            </w:r>
             <w:r>
               <w:rPr>
                 <w:rFonts w:ascii="Times New Roman" w:hAnsi="Times New Roman" w:eastAsia="Times New Roman"/>
                 <w:b w:val="0"/>
-                <w:sz w:val="18"/>
+                <w:sz w:val="22"/>
               </w:rPr>
               <w:t>id, customerId, status, totalAmount, createdAt</w:t>
             </w:r>
@@ -1197,14 +1479,20 @@
           </w:tcPr>
           <w:p>
             <w:pPr>
+              <w:spacing w:line="240" w:lineRule="auto"/>
               <w:jc w:val="left"/>
             </w:pPr>
-            <w:r/>
+            <w:r>
+              <w:rPr>
+                <w:rFonts w:ascii="Times New Roman" w:hAnsi="Times New Roman"/>
+                <w:sz w:val="22"/>
+              </w:rPr>
+            </w:r>
             <w:r>
               <w:rPr>
                 <w:rFonts w:ascii="Times New Roman" w:hAnsi="Times New Roman" w:eastAsia="Times New Roman"/>
                 <w:b w:val="0"/>
-                <w:sz w:val="18"/>
+                <w:sz w:val="22"/>
               </w:rPr>
               <w:t>create(), confirm(), cancel(), changeStatus()</w:t>
             </w:r>
@@ -1217,14 +1505,20 @@
           </w:tcPr>
           <w:p>
             <w:pPr>
+              <w:spacing w:line="240" w:lineRule="auto"/>
               <w:jc w:val="left"/>
             </w:pPr>
-            <w:r/>
+            <w:r>
+              <w:rPr>
+                <w:rFonts w:ascii="Times New Roman" w:hAnsi="Times New Roman"/>
+                <w:sz w:val="22"/>
+              </w:rPr>
+            </w:r>
             <w:r>
               <w:rPr>
                 <w:rFonts w:ascii="Times New Roman" w:hAnsi="Times New Roman" w:eastAsia="Times New Roman"/>
                 <w:b w:val="0"/>
-                <w:sz w:val="18"/>
+                <w:sz w:val="22"/>
               </w:rPr>
               <w:t>Создается покупателем; содержит OrderItem, связан с Payment, Delivery и Notification.</w:t>
             </w:r>
@@ -1232,6 +1526,11 @@
         </w:tc>
       </w:tr>
       <w:tr>
+        <w:trPr>
+          <w:cantSplit/>
+          <w:cantSplit/>
+          <w:cantSplit/>
+        </w:trPr>
         <w:tc>
           <w:tcPr>
             <w:tcW w:type="dxa" w:w="1587"/>
@@ -1239,14 +1538,20 @@
           </w:tcPr>
           <w:p>
             <w:pPr>
+              <w:spacing w:line="240" w:lineRule="auto"/>
               <w:jc w:val="left"/>
             </w:pPr>
-            <w:r/>
+            <w:r>
+              <w:rPr>
+                <w:rFonts w:ascii="Times New Roman" w:hAnsi="Times New Roman"/>
+                <w:sz w:val="22"/>
+              </w:rPr>
+            </w:r>
             <w:r>
               <w:rPr>
                 <w:rFonts w:ascii="Times New Roman" w:hAnsi="Times New Roman" w:eastAsia="Times New Roman"/>
                 <w:b w:val="0"/>
-                <w:sz w:val="18"/>
+                <w:sz w:val="22"/>
               </w:rPr>
               <w:t>OrderItem</w:t>
             </w:r>
@@ -1259,14 +1564,20 @@
           </w:tcPr>
           <w:p>
             <w:pPr>
+              <w:spacing w:line="240" w:lineRule="auto"/>
               <w:jc w:val="left"/>
             </w:pPr>
-            <w:r/>
+            <w:r>
+              <w:rPr>
+                <w:rFonts w:ascii="Times New Roman" w:hAnsi="Times New Roman"/>
+                <w:sz w:val="22"/>
+              </w:rPr>
+            </w:r>
             <w:r>
               <w:rPr>
                 <w:rFonts w:ascii="Times New Roman" w:hAnsi="Times New Roman" w:eastAsia="Times New Roman"/>
                 <w:b w:val="0"/>
-                <w:sz w:val="18"/>
+                <w:sz w:val="22"/>
               </w:rPr>
               <w:t>id, orderId, plantId, quantity, price</w:t>
             </w:r>
@@ -1279,14 +1590,20 @@
           </w:tcPr>
           <w:p>
             <w:pPr>
+              <w:spacing w:line="240" w:lineRule="auto"/>
               <w:jc w:val="left"/>
             </w:pPr>
-            <w:r/>
+            <w:r>
+              <w:rPr>
+                <w:rFonts w:ascii="Times New Roman" w:hAnsi="Times New Roman"/>
+                <w:sz w:val="22"/>
+              </w:rPr>
+            </w:r>
             <w:r>
               <w:rPr>
                 <w:rFonts w:ascii="Times New Roman" w:hAnsi="Times New Roman" w:eastAsia="Times New Roman"/>
                 <w:b w:val="0"/>
-                <w:sz w:val="18"/>
+                <w:sz w:val="22"/>
               </w:rPr>
               <w:t>changeQuantity(), calculateLineTotal()</w:t>
             </w:r>
@@ -1299,14 +1616,20 @@
           </w:tcPr>
           <w:p>
             <w:pPr>
+              <w:spacing w:line="240" w:lineRule="auto"/>
               <w:jc w:val="left"/>
             </w:pPr>
-            <w:r/>
+            <w:r>
+              <w:rPr>
+                <w:rFonts w:ascii="Times New Roman" w:hAnsi="Times New Roman"/>
+                <w:sz w:val="22"/>
+              </w:rPr>
+            </w:r>
             <w:r>
               <w:rPr>
                 <w:rFonts w:ascii="Times New Roman" w:hAnsi="Times New Roman" w:eastAsia="Times New Roman"/>
                 <w:b w:val="0"/>
-                <w:sz w:val="18"/>
+                <w:sz w:val="22"/>
               </w:rPr>
               <w:t>Позиция заказа; связывает конкретное растение с заказом и количеством.</w:t>
             </w:r>
@@ -1314,6 +1637,11 @@
         </w:tc>
       </w:tr>
       <w:tr>
+        <w:trPr>
+          <w:cantSplit/>
+          <w:cantSplit/>
+          <w:cantSplit/>
+        </w:trPr>
         <w:tc>
           <w:tcPr>
             <w:tcW w:type="dxa" w:w="1587"/>
@@ -1321,14 +1649,20 @@
           </w:tcPr>
           <w:p>
             <w:pPr>
+              <w:spacing w:line="240" w:lineRule="auto"/>
               <w:jc w:val="left"/>
             </w:pPr>
-            <w:r/>
+            <w:r>
+              <w:rPr>
+                <w:rFonts w:ascii="Times New Roman" w:hAnsi="Times New Roman"/>
+                <w:sz w:val="22"/>
+              </w:rPr>
+            </w:r>
             <w:r>
               <w:rPr>
                 <w:rFonts w:ascii="Times New Roman" w:hAnsi="Times New Roman" w:eastAsia="Times New Roman"/>
                 <w:b w:val="0"/>
-                <w:sz w:val="18"/>
+                <w:sz w:val="22"/>
               </w:rPr>
               <w:t>Payment</w:t>
             </w:r>
@@ -1341,14 +1675,20 @@
           </w:tcPr>
           <w:p>
             <w:pPr>
+              <w:spacing w:line="240" w:lineRule="auto"/>
               <w:jc w:val="left"/>
             </w:pPr>
-            <w:r/>
+            <w:r>
+              <w:rPr>
+                <w:rFonts w:ascii="Times New Roman" w:hAnsi="Times New Roman"/>
+                <w:sz w:val="22"/>
+              </w:rPr>
+            </w:r>
             <w:r>
               <w:rPr>
                 <w:rFonts w:ascii="Times New Roman" w:hAnsi="Times New Roman" w:eastAsia="Times New Roman"/>
                 <w:b w:val="0"/>
-                <w:sz w:val="18"/>
+                <w:sz w:val="22"/>
               </w:rPr>
               <w:t>id, orderId, amount, status</w:t>
             </w:r>
@@ -1361,14 +1701,20 @@
           </w:tcPr>
           <w:p>
             <w:pPr>
+              <w:spacing w:line="240" w:lineRule="auto"/>
               <w:jc w:val="left"/>
             </w:pPr>
-            <w:r/>
+            <w:r>
+              <w:rPr>
+                <w:rFonts w:ascii="Times New Roman" w:hAnsi="Times New Roman"/>
+                <w:sz w:val="22"/>
+              </w:rPr>
+            </w:r>
             <w:r>
               <w:rPr>
                 <w:rFonts w:ascii="Times New Roman" w:hAnsi="Times New Roman" w:eastAsia="Times New Roman"/>
                 <w:b w:val="0"/>
-                <w:sz w:val="18"/>
+                <w:sz w:val="22"/>
               </w:rPr>
               <w:t>createPayment(), confirmPayment(), refund()</w:t>
             </w:r>
@@ -1381,14 +1727,20 @@
           </w:tcPr>
           <w:p>
             <w:pPr>
+              <w:spacing w:line="240" w:lineRule="auto"/>
               <w:jc w:val="left"/>
             </w:pPr>
-            <w:r/>
+            <w:r>
+              <w:rPr>
+                <w:rFonts w:ascii="Times New Roman" w:hAnsi="Times New Roman"/>
+                <w:sz w:val="22"/>
+              </w:rPr>
+            </w:r>
             <w:r>
               <w:rPr>
                 <w:rFonts w:ascii="Times New Roman" w:hAnsi="Times New Roman" w:eastAsia="Times New Roman"/>
                 <w:b w:val="0"/>
-                <w:sz w:val="18"/>
+                <w:sz w:val="22"/>
               </w:rPr>
               <w:t>Фиксирует оплату или состояние оплаты заказа.</w:t>
             </w:r>
@@ -1396,6 +1748,11 @@
         </w:tc>
       </w:tr>
       <w:tr>
+        <w:trPr>
+          <w:cantSplit/>
+          <w:cantSplit/>
+          <w:cantSplit/>
+        </w:trPr>
         <w:tc>
           <w:tcPr>
             <w:tcW w:type="dxa" w:w="1587"/>
@@ -1403,14 +1760,20 @@
           </w:tcPr>
           <w:p>
             <w:pPr>
+              <w:spacing w:line="240" w:lineRule="auto"/>
               <w:jc w:val="left"/>
             </w:pPr>
-            <w:r/>
+            <w:r>
+              <w:rPr>
+                <w:rFonts w:ascii="Times New Roman" w:hAnsi="Times New Roman"/>
+                <w:sz w:val="22"/>
+              </w:rPr>
+            </w:r>
             <w:r>
               <w:rPr>
                 <w:rFonts w:ascii="Times New Roman" w:hAnsi="Times New Roman" w:eastAsia="Times New Roman"/>
                 <w:b w:val="0"/>
-                <w:sz w:val="18"/>
+                <w:sz w:val="22"/>
               </w:rPr>
               <w:t>Delivery</w:t>
             </w:r>
@@ -1423,14 +1786,20 @@
           </w:tcPr>
           <w:p>
             <w:pPr>
+              <w:spacing w:line="240" w:lineRule="auto"/>
               <w:jc w:val="left"/>
             </w:pPr>
-            <w:r/>
+            <w:r>
+              <w:rPr>
+                <w:rFonts w:ascii="Times New Roman" w:hAnsi="Times New Roman"/>
+                <w:sz w:val="22"/>
+              </w:rPr>
+            </w:r>
             <w:r>
               <w:rPr>
                 <w:rFonts w:ascii="Times New Roman" w:hAnsi="Times New Roman" w:eastAsia="Times New Roman"/>
                 <w:b w:val="0"/>
-                <w:sz w:val="18"/>
+                <w:sz w:val="22"/>
               </w:rPr>
               <w:t>id, orderId, address, deliveryStatus</w:t>
             </w:r>
@@ -1443,14 +1812,20 @@
           </w:tcPr>
           <w:p>
             <w:pPr>
+              <w:spacing w:line="240" w:lineRule="auto"/>
               <w:jc w:val="left"/>
             </w:pPr>
-            <w:r/>
+            <w:r>
+              <w:rPr>
+                <w:rFonts w:ascii="Times New Roman" w:hAnsi="Times New Roman"/>
+                <w:sz w:val="22"/>
+              </w:rPr>
+            </w:r>
             <w:r>
               <w:rPr>
                 <w:rFonts w:ascii="Times New Roman" w:hAnsi="Times New Roman" w:eastAsia="Times New Roman"/>
                 <w:b w:val="0"/>
-                <w:sz w:val="18"/>
+                <w:sz w:val="22"/>
               </w:rPr>
               <w:t>setAddress(), updateStatus()</w:t>
             </w:r>
@@ -1463,14 +1838,20 @@
           </w:tcPr>
           <w:p>
             <w:pPr>
+              <w:spacing w:line="240" w:lineRule="auto"/>
               <w:jc w:val="left"/>
             </w:pPr>
-            <w:r/>
+            <w:r>
+              <w:rPr>
+                <w:rFonts w:ascii="Times New Roman" w:hAnsi="Times New Roman"/>
+                <w:sz w:val="22"/>
+              </w:rPr>
+            </w:r>
             <w:r>
               <w:rPr>
                 <w:rFonts w:ascii="Times New Roman" w:hAnsi="Times New Roman" w:eastAsia="Times New Roman"/>
                 <w:b w:val="0"/>
-                <w:sz w:val="18"/>
+                <w:sz w:val="22"/>
               </w:rPr>
               <w:t>Хранит сведения о доставке или самовывозе заказа.</w:t>
             </w:r>
@@ -1478,6 +1859,11 @@
         </w:tc>
       </w:tr>
       <w:tr>
+        <w:trPr>
+          <w:cantSplit/>
+          <w:cantSplit/>
+          <w:cantSplit/>
+        </w:trPr>
         <w:tc>
           <w:tcPr>
             <w:tcW w:type="dxa" w:w="1587"/>
@@ -1485,14 +1871,20 @@
           </w:tcPr>
           <w:p>
             <w:pPr>
+              <w:spacing w:line="240" w:lineRule="auto"/>
               <w:jc w:val="left"/>
             </w:pPr>
-            <w:r/>
+            <w:r>
+              <w:rPr>
+                <w:rFonts w:ascii="Times New Roman" w:hAnsi="Times New Roman"/>
+                <w:sz w:val="22"/>
+              </w:rPr>
+            </w:r>
             <w:r>
               <w:rPr>
                 <w:rFonts w:ascii="Times New Roman" w:hAnsi="Times New Roman" w:eastAsia="Times New Roman"/>
                 <w:b w:val="0"/>
-                <w:sz w:val="18"/>
+                <w:sz w:val="22"/>
               </w:rPr>
               <w:t>Notification</w:t>
             </w:r>
@@ -1505,14 +1897,20 @@
           </w:tcPr>
           <w:p>
             <w:pPr>
+              <w:spacing w:line="240" w:lineRule="auto"/>
               <w:jc w:val="left"/>
             </w:pPr>
-            <w:r/>
+            <w:r>
+              <w:rPr>
+                <w:rFonts w:ascii="Times New Roman" w:hAnsi="Times New Roman"/>
+                <w:sz w:val="22"/>
+              </w:rPr>
+            </w:r>
             <w:r>
               <w:rPr>
                 <w:rFonts w:ascii="Times New Roman" w:hAnsi="Times New Roman" w:eastAsia="Times New Roman"/>
                 <w:b w:val="0"/>
-                <w:sz w:val="18"/>
+                <w:sz w:val="22"/>
               </w:rPr>
               <w:t>id, userId, message, type, status</w:t>
             </w:r>
@@ -1525,14 +1923,20 @@
           </w:tcPr>
           <w:p>
             <w:pPr>
+              <w:spacing w:line="240" w:lineRule="auto"/>
               <w:jc w:val="left"/>
             </w:pPr>
-            <w:r/>
+            <w:r>
+              <w:rPr>
+                <w:rFonts w:ascii="Times New Roman" w:hAnsi="Times New Roman"/>
+                <w:sz w:val="22"/>
+              </w:rPr>
+            </w:r>
             <w:r>
               <w:rPr>
                 <w:rFonts w:ascii="Times New Roman" w:hAnsi="Times New Roman" w:eastAsia="Times New Roman"/>
                 <w:b w:val="0"/>
-                <w:sz w:val="18"/>
+                <w:sz w:val="22"/>
               </w:rPr>
               <w:t>send(), markAsRead()</w:t>
             </w:r>
@@ -1545,14 +1949,20 @@
           </w:tcPr>
           <w:p>
             <w:pPr>
+              <w:spacing w:line="240" w:lineRule="auto"/>
               <w:jc w:val="left"/>
             </w:pPr>
-            <w:r/>
+            <w:r>
+              <w:rPr>
+                <w:rFonts w:ascii="Times New Roman" w:hAnsi="Times New Roman"/>
+                <w:sz w:val="22"/>
+              </w:rPr>
+            </w:r>
             <w:r>
               <w:rPr>
                 <w:rFonts w:ascii="Times New Roman" w:hAnsi="Times New Roman" w:eastAsia="Times New Roman"/>
                 <w:b w:val="0"/>
-                <w:sz w:val="18"/>
+                <w:sz w:val="22"/>
               </w:rPr>
               <w:t>Отправляется покупателю или менеджеру при создании и изменении статуса заказа.</w:t>
             </w:r>
@@ -1560,12 +1970,24 @@
         </w:tc>
       </w:tr>
       <w:tr>
+        <w:trPr>
+          <w:cantSplit/>
+          <w:cantSplit/>
+          <w:cantSplit/>
+        </w:trPr>
         <w:tc>
           <w:tcPr>
             <w:tcW w:type="dxa" w:w="2536"/>
           </w:tcPr>
           <w:p>
-            <w:r>
+            <w:pPr>
+              <w:spacing w:line="240" w:lineRule="auto"/>
+            </w:pPr>
+            <w:r>
+              <w:rPr>
+                <w:rFonts w:ascii="Times New Roman" w:hAnsi="Times New Roman"/>
+                <w:sz w:val="22"/>
+              </w:rPr>
               <w:t>ContentManager</w:t>
             </w:r>
           </w:p>
@@ -1575,7 +1997,14 @@
             <w:tcW w:type="dxa" w:w="2536"/>
           </w:tcPr>
           <w:p>
-            <w:r>
+            <w:pPr>
+              <w:spacing w:line="240" w:lineRule="auto"/>
+            </w:pPr>
+            <w:r>
+              <w:rPr>
+                <w:rFonts w:ascii="Times New Roman" w:hAnsi="Times New Roman"/>
+                <w:sz w:val="22"/>
+              </w:rPr>
               <w:t>contentManagerId, expertise</w:t>
             </w:r>
           </w:p>
@@ -1585,7 +2014,14 @@
             <w:tcW w:type="dxa" w:w="2536"/>
           </w:tcPr>
           <w:p>
-            <w:r>
+            <w:pPr>
+              <w:spacing w:line="240" w:lineRule="auto"/>
+            </w:pPr>
+            <w:r>
+              <w:rPr>
+                <w:rFonts w:ascii="Times New Roman" w:hAnsi="Times New Roman"/>
+                <w:sz w:val="22"/>
+              </w:rPr>
               <w:t>createPlant(), editPlant(), updateStock()</w:t>
             </w:r>
           </w:p>
@@ -1595,19 +2031,38 @@
             <w:tcW w:type="dxa" w:w="2536"/>
           </w:tcPr>
           <w:p>
-            <w:r>
+            <w:pPr>
+              <w:spacing w:line="240" w:lineRule="auto"/>
+            </w:pPr>
+            <w:r>
+              <w:rPr>
+                <w:rFonts w:ascii="Times New Roman" w:hAnsi="Times New Roman"/>
+                <w:sz w:val="22"/>
+              </w:rPr>
               <w:t>Наследуется от User; управляет карточками Plant и параметрами ухода.</w:t>
             </w:r>
           </w:p>
         </w:tc>
       </w:tr>
       <w:tr>
+        <w:trPr>
+          <w:cantSplit/>
+          <w:cantSplit/>
+          <w:cantSplit/>
+        </w:trPr>
         <w:tc>
           <w:tcPr>
             <w:tcW w:type="dxa" w:w="2536"/>
           </w:tcPr>
           <w:p>
-            <w:r>
+            <w:pPr>
+              <w:spacing w:line="240" w:lineRule="auto"/>
+            </w:pPr>
+            <w:r>
+              <w:rPr>
+                <w:rFonts w:ascii="Times New Roman" w:hAnsi="Times New Roman"/>
+                <w:sz w:val="22"/>
+              </w:rPr>
               <w:t>StoreOwner</w:t>
             </w:r>
           </w:p>
@@ -1617,7 +2072,14 @@
             <w:tcW w:type="dxa" w:w="2536"/>
           </w:tcPr>
           <w:p>
-            <w:r>
+            <w:pPr>
+              <w:spacing w:line="240" w:lineRule="auto"/>
+            </w:pPr>
+            <w:r>
+              <w:rPr>
+                <w:rFonts w:ascii="Times New Roman" w:hAnsi="Times New Roman"/>
+                <w:sz w:val="22"/>
+              </w:rPr>
               <w:t>ownerId, storeId</w:t>
             </w:r>
           </w:p>
@@ -1627,7 +2089,14 @@
             <w:tcW w:type="dxa" w:w="2536"/>
           </w:tcPr>
           <w:p>
-            <w:r>
+            <w:pPr>
+              <w:spacing w:line="240" w:lineRule="auto"/>
+            </w:pPr>
+            <w:r>
+              <w:rPr>
+                <w:rFonts w:ascii="Times New Roman" w:hAnsi="Times New Roman"/>
+                <w:sz w:val="22"/>
+              </w:rPr>
               <w:t>viewStatistics(), exportReport()</w:t>
             </w:r>
           </w:p>
@@ -1637,19 +2106,38 @@
             <w:tcW w:type="dxa" w:w="2536"/>
           </w:tcPr>
           <w:p>
-            <w:r>
+            <w:pPr>
+              <w:spacing w:line="240" w:lineRule="auto"/>
+            </w:pPr>
+            <w:r>
+              <w:rPr>
+                <w:rFonts w:ascii="Times New Roman" w:hAnsi="Times New Roman"/>
+                <w:sz w:val="22"/>
+              </w:rPr>
               <w:t>Наследуется от User; просматривает сводную статистику по заказам и растениям.</w:t>
             </w:r>
           </w:p>
         </w:tc>
       </w:tr>
       <w:tr>
+        <w:trPr>
+          <w:cantSplit/>
+          <w:cantSplit/>
+          <w:cantSplit/>
+        </w:trPr>
         <w:tc>
           <w:tcPr>
             <w:tcW w:type="dxa" w:w="2536"/>
           </w:tcPr>
           <w:p>
-            <w:r>
+            <w:pPr>
+              <w:spacing w:line="240" w:lineRule="auto"/>
+            </w:pPr>
+            <w:r>
+              <w:rPr>
+                <w:rFonts w:ascii="Times New Roman" w:hAnsi="Times New Roman"/>
+                <w:sz w:val="22"/>
+              </w:rPr>
               <w:t>Favorite</w:t>
             </w:r>
           </w:p>
@@ -1659,7 +2147,14 @@
             <w:tcW w:type="dxa" w:w="2536"/>
           </w:tcPr>
           <w:p>
-            <w:r>
+            <w:pPr>
+              <w:spacing w:line="240" w:lineRule="auto"/>
+            </w:pPr>
+            <w:r>
+              <w:rPr>
+                <w:rFonts w:ascii="Times New Roman" w:hAnsi="Times New Roman"/>
+                <w:sz w:val="22"/>
+              </w:rPr>
               <w:t>id, customerId, plantId</w:t>
             </w:r>
           </w:p>
@@ -1669,7 +2164,14 @@
             <w:tcW w:type="dxa" w:w="2536"/>
           </w:tcPr>
           <w:p>
-            <w:r>
+            <w:pPr>
+              <w:spacing w:line="240" w:lineRule="auto"/>
+            </w:pPr>
+            <w:r>
+              <w:rPr>
+                <w:rFonts w:ascii="Times New Roman" w:hAnsi="Times New Roman"/>
+                <w:sz w:val="22"/>
+              </w:rPr>
               <w:t>add(), remove()</w:t>
             </w:r>
           </w:p>
@@ -1679,7 +2181,14 @@
             <w:tcW w:type="dxa" w:w="2536"/>
           </w:tcPr>
           <w:p>
-            <w:r>
+            <w:pPr>
+              <w:spacing w:line="240" w:lineRule="auto"/>
+            </w:pPr>
+            <w:r>
+              <w:rPr>
+                <w:rFonts w:ascii="Times New Roman" w:hAnsi="Times New Roman"/>
+                <w:sz w:val="22"/>
+              </w:rPr>
               <w:t>Связывает Customer и Plant; хранит избранные растения покупателя.</w:t>
             </w:r>
           </w:p>
@@ -1812,6 +2321,14 @@
         <w:gridCol w:w="3381"/>
       </w:tblGrid>
       <w:tr>
+        <w:trPr>
+          <w:cantSplit/>
+          <w:tblHeader/>
+          <w:cantSplit/>
+          <w:tblHeader/>
+          <w:cantSplit/>
+          <w:tblHeader/>
+        </w:trPr>
         <w:tc>
           <w:tcPr>
             <w:tcW w:type="dxa" w:w="567"/>
@@ -1820,14 +2337,20 @@
           </w:tcPr>
           <w:p>
             <w:pPr>
+              <w:spacing w:line="240" w:lineRule="auto"/>
               <w:jc w:val="left"/>
             </w:pPr>
-            <w:r/>
+            <w:r>
+              <w:rPr>
+                <w:rFonts w:ascii="Times New Roman" w:hAnsi="Times New Roman"/>
+                <w:sz w:val="22"/>
+              </w:rPr>
+            </w:r>
             <w:r>
               <w:rPr>
                 <w:rFonts w:ascii="Times New Roman" w:hAnsi="Times New Roman" w:eastAsia="Times New Roman"/>
                 <w:b/>
-                <w:sz w:val="20"/>
+                <w:sz w:val="22"/>
               </w:rPr>
               <w:t>№</w:t>
             </w:r>
@@ -1841,14 +2364,20 @@
           </w:tcPr>
           <w:p>
             <w:pPr>
+              <w:spacing w:line="240" w:lineRule="auto"/>
               <w:jc w:val="left"/>
             </w:pPr>
-            <w:r/>
+            <w:r>
+              <w:rPr>
+                <w:rFonts w:ascii="Times New Roman" w:hAnsi="Times New Roman"/>
+                <w:sz w:val="22"/>
+              </w:rPr>
+            </w:r>
             <w:r>
               <w:rPr>
                 <w:rFonts w:ascii="Times New Roman" w:hAnsi="Times New Roman" w:eastAsia="Times New Roman"/>
                 <w:b/>
-                <w:sz w:val="20"/>
+                <w:sz w:val="22"/>
               </w:rPr>
               <w:t>Участник</w:t>
             </w:r>
@@ -1862,14 +2391,20 @@
           </w:tcPr>
           <w:p>
             <w:pPr>
+              <w:spacing w:line="240" w:lineRule="auto"/>
               <w:jc w:val="left"/>
             </w:pPr>
-            <w:r/>
+            <w:r>
+              <w:rPr>
+                <w:rFonts w:ascii="Times New Roman" w:hAnsi="Times New Roman"/>
+                <w:sz w:val="22"/>
+              </w:rPr>
+            </w:r>
             <w:r>
               <w:rPr>
                 <w:rFonts w:ascii="Times New Roman" w:hAnsi="Times New Roman" w:eastAsia="Times New Roman"/>
                 <w:b/>
-                <w:sz w:val="20"/>
+                <w:sz w:val="22"/>
               </w:rPr>
               <w:t>Действие</w:t>
             </w:r>
@@ -1877,6 +2412,11 @@
         </w:tc>
       </w:tr>
       <w:tr>
+        <w:trPr>
+          <w:cantSplit/>
+          <w:cantSplit/>
+          <w:cantSplit/>
+        </w:trPr>
         <w:tc>
           <w:tcPr>
             <w:tcW w:type="dxa" w:w="567"/>
@@ -1884,14 +2424,20 @@
           </w:tcPr>
           <w:p>
             <w:pPr>
+              <w:spacing w:line="240" w:lineRule="auto"/>
               <w:jc w:val="left"/>
             </w:pPr>
-            <w:r/>
+            <w:r>
+              <w:rPr>
+                <w:rFonts w:ascii="Times New Roman" w:hAnsi="Times New Roman"/>
+                <w:sz w:val="22"/>
+              </w:rPr>
+            </w:r>
             <w:r>
               <w:rPr>
                 <w:rFonts w:ascii="Times New Roman" w:hAnsi="Times New Roman" w:eastAsia="Times New Roman"/>
                 <w:b w:val="0"/>
-                <w:sz w:val="20"/>
+                <w:sz w:val="22"/>
               </w:rPr>
               <w:t>1</w:t>
             </w:r>
@@ -1904,14 +2450,20 @@
           </w:tcPr>
           <w:p>
             <w:pPr>
+              <w:spacing w:line="240" w:lineRule="auto"/>
               <w:jc w:val="left"/>
             </w:pPr>
-            <w:r/>
+            <w:r>
+              <w:rPr>
+                <w:rFonts w:ascii="Times New Roman" w:hAnsi="Times New Roman"/>
+                <w:sz w:val="22"/>
+              </w:rPr>
+            </w:r>
             <w:r>
               <w:rPr>
                 <w:rFonts w:ascii="Times New Roman" w:hAnsi="Times New Roman" w:eastAsia="Times New Roman"/>
                 <w:b w:val="0"/>
-                <w:sz w:val="20"/>
+                <w:sz w:val="22"/>
               </w:rPr>
               <w:t>Покупатель</w:t>
             </w:r>
@@ -1924,14 +2476,20 @@
           </w:tcPr>
           <w:p>
             <w:pPr>
+              <w:spacing w:line="240" w:lineRule="auto"/>
               <w:jc w:val="left"/>
             </w:pPr>
-            <w:r/>
+            <w:r>
+              <w:rPr>
+                <w:rFonts w:ascii="Times New Roman" w:hAnsi="Times New Roman"/>
+                <w:sz w:val="22"/>
+              </w:rPr>
+            </w:r>
             <w:r>
               <w:rPr>
                 <w:rFonts w:ascii="Times New Roman" w:hAnsi="Times New Roman" w:eastAsia="Times New Roman"/>
                 <w:b w:val="0"/>
-                <w:sz w:val="20"/>
+                <w:sz w:val="22"/>
               </w:rPr>
               <w:t>Открывает раздел подбора растений.</w:t>
             </w:r>
@@ -1939,6 +2497,11 @@
         </w:tc>
       </w:tr>
       <w:tr>
+        <w:trPr>
+          <w:cantSplit/>
+          <w:cantSplit/>
+          <w:cantSplit/>
+        </w:trPr>
         <w:tc>
           <w:tcPr>
             <w:tcW w:type="dxa" w:w="567"/>
@@ -1946,14 +2509,20 @@
           </w:tcPr>
           <w:p>
             <w:pPr>
+              <w:spacing w:line="240" w:lineRule="auto"/>
               <w:jc w:val="left"/>
             </w:pPr>
-            <w:r/>
+            <w:r>
+              <w:rPr>
+                <w:rFonts w:ascii="Times New Roman" w:hAnsi="Times New Roman"/>
+                <w:sz w:val="22"/>
+              </w:rPr>
+            </w:r>
             <w:r>
               <w:rPr>
                 <w:rFonts w:ascii="Times New Roman" w:hAnsi="Times New Roman" w:eastAsia="Times New Roman"/>
                 <w:b w:val="0"/>
-                <w:sz w:val="20"/>
+                <w:sz w:val="22"/>
               </w:rPr>
               <w:t>2</w:t>
             </w:r>
@@ -1966,14 +2535,20 @@
           </w:tcPr>
           <w:p>
             <w:pPr>
+              <w:spacing w:line="240" w:lineRule="auto"/>
               <w:jc w:val="left"/>
             </w:pPr>
-            <w:r/>
+            <w:r>
+              <w:rPr>
+                <w:rFonts w:ascii="Times New Roman" w:hAnsi="Times New Roman"/>
+                <w:sz w:val="22"/>
+              </w:rPr>
+            </w:r>
             <w:r>
               <w:rPr>
                 <w:rFonts w:ascii="Times New Roman" w:hAnsi="Times New Roman" w:eastAsia="Times New Roman"/>
                 <w:b w:val="0"/>
-                <w:sz w:val="20"/>
+                <w:sz w:val="22"/>
               </w:rPr>
               <w:t>Веб-интерфейс</w:t>
             </w:r>
@@ -1986,14 +2561,20 @@
           </w:tcPr>
           <w:p>
             <w:pPr>
+              <w:spacing w:line="240" w:lineRule="auto"/>
               <w:jc w:val="left"/>
             </w:pPr>
-            <w:r/>
+            <w:r>
+              <w:rPr>
+                <w:rFonts w:ascii="Times New Roman" w:hAnsi="Times New Roman"/>
+                <w:sz w:val="22"/>
+              </w:rPr>
+            </w:r>
             <w:r>
               <w:rPr>
                 <w:rFonts w:ascii="Times New Roman" w:hAnsi="Times New Roman" w:eastAsia="Times New Roman"/>
                 <w:b w:val="0"/>
-                <w:sz w:val="20"/>
+                <w:sz w:val="22"/>
               </w:rPr>
               <w:t>Показывает форму анкеты с параметрами ухода и условий эксплуатации.</w:t>
             </w:r>
@@ -2001,6 +2582,11 @@
         </w:tc>
       </w:tr>
       <w:tr>
+        <w:trPr>
+          <w:cantSplit/>
+          <w:cantSplit/>
+          <w:cantSplit/>
+        </w:trPr>
         <w:tc>
           <w:tcPr>
             <w:tcW w:type="dxa" w:w="567"/>
@@ -2008,14 +2594,20 @@
           </w:tcPr>
           <w:p>
             <w:pPr>
+              <w:spacing w:line="240" w:lineRule="auto"/>
               <w:jc w:val="left"/>
             </w:pPr>
-            <w:r/>
+            <w:r>
+              <w:rPr>
+                <w:rFonts w:ascii="Times New Roman" w:hAnsi="Times New Roman"/>
+                <w:sz w:val="22"/>
+              </w:rPr>
+            </w:r>
             <w:r>
               <w:rPr>
                 <w:rFonts w:ascii="Times New Roman" w:hAnsi="Times New Roman" w:eastAsia="Times New Roman"/>
                 <w:b w:val="0"/>
-                <w:sz w:val="20"/>
+                <w:sz w:val="22"/>
               </w:rPr>
               <w:t>3</w:t>
             </w:r>
@@ -2028,14 +2620,20 @@
           </w:tcPr>
           <w:p>
             <w:pPr>
+              <w:spacing w:line="240" w:lineRule="auto"/>
               <w:jc w:val="left"/>
             </w:pPr>
-            <w:r/>
+            <w:r>
+              <w:rPr>
+                <w:rFonts w:ascii="Times New Roman" w:hAnsi="Times New Roman"/>
+                <w:sz w:val="22"/>
+              </w:rPr>
+            </w:r>
             <w:r>
               <w:rPr>
                 <w:rFonts w:ascii="Times New Roman" w:hAnsi="Times New Roman" w:eastAsia="Times New Roman"/>
                 <w:b w:val="0"/>
-                <w:sz w:val="20"/>
+                <w:sz w:val="22"/>
               </w:rPr>
               <w:t>Покупатель</w:t>
             </w:r>
@@ -2048,14 +2646,20 @@
           </w:tcPr>
           <w:p>
             <w:pPr>
+              <w:spacing w:line="240" w:lineRule="auto"/>
               <w:jc w:val="left"/>
             </w:pPr>
-            <w:r/>
+            <w:r>
+              <w:rPr>
+                <w:rFonts w:ascii="Times New Roman" w:hAnsi="Times New Roman"/>
+                <w:sz w:val="22"/>
+              </w:rPr>
+            </w:r>
             <w:r>
               <w:rPr>
                 <w:rFonts w:ascii="Times New Roman" w:hAnsi="Times New Roman" w:eastAsia="Times New Roman"/>
                 <w:b w:val="0"/>
-                <w:sz w:val="20"/>
+                <w:sz w:val="22"/>
               </w:rPr>
               <w:t>Указывает освещенность, влажность, частоту ухода, опыт, наличие животных или детей и бюджет.</w:t>
             </w:r>
@@ -2063,6 +2667,11 @@
         </w:tc>
       </w:tr>
       <w:tr>
+        <w:trPr>
+          <w:cantSplit/>
+          <w:cantSplit/>
+          <w:cantSplit/>
+        </w:trPr>
         <w:tc>
           <w:tcPr>
             <w:tcW w:type="dxa" w:w="567"/>
@@ -2070,14 +2679,20 @@
           </w:tcPr>
           <w:p>
             <w:pPr>
+              <w:spacing w:line="240" w:lineRule="auto"/>
               <w:jc w:val="left"/>
             </w:pPr>
-            <w:r/>
+            <w:r>
+              <w:rPr>
+                <w:rFonts w:ascii="Times New Roman" w:hAnsi="Times New Roman"/>
+                <w:sz w:val="22"/>
+              </w:rPr>
+            </w:r>
             <w:r>
               <w:rPr>
                 <w:rFonts w:ascii="Times New Roman" w:hAnsi="Times New Roman" w:eastAsia="Times New Roman"/>
                 <w:b w:val="0"/>
-                <w:sz w:val="20"/>
+                <w:sz w:val="22"/>
               </w:rPr>
               <w:t>4</w:t>
             </w:r>
@@ -2090,14 +2705,20 @@
           </w:tcPr>
           <w:p>
             <w:pPr>
+              <w:spacing w:line="240" w:lineRule="auto"/>
               <w:jc w:val="left"/>
             </w:pPr>
-            <w:r/>
+            <w:r>
+              <w:rPr>
+                <w:rFonts w:ascii="Times New Roman" w:hAnsi="Times New Roman"/>
+                <w:sz w:val="22"/>
+              </w:rPr>
+            </w:r>
             <w:r>
               <w:rPr>
                 <w:rFonts w:ascii="Times New Roman" w:hAnsi="Times New Roman" w:eastAsia="Times New Roman"/>
                 <w:b w:val="0"/>
-                <w:sz w:val="20"/>
+                <w:sz w:val="22"/>
               </w:rPr>
               <w:t>Модуль подбора</w:t>
             </w:r>
@@ -2110,14 +2731,20 @@
           </w:tcPr>
           <w:p>
             <w:pPr>
+              <w:spacing w:line="240" w:lineRule="auto"/>
               <w:jc w:val="left"/>
             </w:pPr>
-            <w:r/>
+            <w:r>
+              <w:rPr>
+                <w:rFonts w:ascii="Times New Roman" w:hAnsi="Times New Roman"/>
+                <w:sz w:val="22"/>
+              </w:rPr>
+            </w:r>
             <w:r>
               <w:rPr>
                 <w:rFonts w:ascii="Times New Roman" w:hAnsi="Times New Roman" w:eastAsia="Times New Roman"/>
                 <w:b w:val="0"/>
-                <w:sz w:val="20"/>
+                <w:sz w:val="22"/>
               </w:rPr>
               <w:t>Проверяет заполнение анкеты и сохраняет ответы пользователя.</w:t>
             </w:r>
@@ -2125,6 +2752,11 @@
         </w:tc>
       </w:tr>
       <w:tr>
+        <w:trPr>
+          <w:cantSplit/>
+          <w:cantSplit/>
+          <w:cantSplit/>
+        </w:trPr>
         <w:tc>
           <w:tcPr>
             <w:tcW w:type="dxa" w:w="567"/>
@@ -2132,14 +2764,20 @@
           </w:tcPr>
           <w:p>
             <w:pPr>
+              <w:spacing w:line="240" w:lineRule="auto"/>
               <w:jc w:val="left"/>
             </w:pPr>
-            <w:r/>
+            <w:r>
+              <w:rPr>
+                <w:rFonts w:ascii="Times New Roman" w:hAnsi="Times New Roman"/>
+                <w:sz w:val="22"/>
+              </w:rPr>
+            </w:r>
             <w:r>
               <w:rPr>
                 <w:rFonts w:ascii="Times New Roman" w:hAnsi="Times New Roman" w:eastAsia="Times New Roman"/>
                 <w:b w:val="0"/>
-                <w:sz w:val="20"/>
+                <w:sz w:val="22"/>
               </w:rPr>
               <w:t>5</w:t>
             </w:r>
@@ -2152,14 +2790,20 @@
           </w:tcPr>
           <w:p>
             <w:pPr>
+              <w:spacing w:line="240" w:lineRule="auto"/>
               <w:jc w:val="left"/>
             </w:pPr>
-            <w:r/>
+            <w:r>
+              <w:rPr>
+                <w:rFonts w:ascii="Times New Roman" w:hAnsi="Times New Roman"/>
+                <w:sz w:val="22"/>
+              </w:rPr>
+            </w:r>
             <w:r>
               <w:rPr>
                 <w:rFonts w:ascii="Times New Roman" w:hAnsi="Times New Roman" w:eastAsia="Times New Roman"/>
                 <w:b w:val="0"/>
-                <w:sz w:val="20"/>
+                <w:sz w:val="22"/>
               </w:rPr>
               <w:t>Модуль подбора</w:t>
             </w:r>
@@ -2172,14 +2816,20 @@
           </w:tcPr>
           <w:p>
             <w:pPr>
+              <w:spacing w:line="240" w:lineRule="auto"/>
               <w:jc w:val="left"/>
             </w:pPr>
-            <w:r/>
+            <w:r>
+              <w:rPr>
+                <w:rFonts w:ascii="Times New Roman" w:hAnsi="Times New Roman"/>
+                <w:sz w:val="22"/>
+              </w:rPr>
+            </w:r>
             <w:r>
               <w:rPr>
                 <w:rFonts w:ascii="Times New Roman" w:hAnsi="Times New Roman" w:eastAsia="Times New Roman"/>
                 <w:b w:val="0"/>
-                <w:sz w:val="20"/>
+                <w:sz w:val="22"/>
               </w:rPr>
               <w:t>Запрашивает в каталоге растения, подходящие по параметрам.</w:t>
             </w:r>
@@ -2187,6 +2837,11 @@
         </w:tc>
       </w:tr>
       <w:tr>
+        <w:trPr>
+          <w:cantSplit/>
+          <w:cantSplit/>
+          <w:cantSplit/>
+        </w:trPr>
         <w:tc>
           <w:tcPr>
             <w:tcW w:type="dxa" w:w="567"/>
@@ -2194,14 +2849,20 @@
           </w:tcPr>
           <w:p>
             <w:pPr>
+              <w:spacing w:line="240" w:lineRule="auto"/>
               <w:jc w:val="left"/>
             </w:pPr>
-            <w:r/>
+            <w:r>
+              <w:rPr>
+                <w:rFonts w:ascii="Times New Roman" w:hAnsi="Times New Roman"/>
+                <w:sz w:val="22"/>
+              </w:rPr>
+            </w:r>
             <w:r>
               <w:rPr>
                 <w:rFonts w:ascii="Times New Roman" w:hAnsi="Times New Roman" w:eastAsia="Times New Roman"/>
                 <w:b w:val="0"/>
-                <w:sz w:val="20"/>
+                <w:sz w:val="22"/>
               </w:rPr>
               <w:t>6</w:t>
             </w:r>
@@ -2214,14 +2875,20 @@
           </w:tcPr>
           <w:p>
             <w:pPr>
+              <w:spacing w:line="240" w:lineRule="auto"/>
               <w:jc w:val="left"/>
             </w:pPr>
-            <w:r/>
+            <w:r>
+              <w:rPr>
+                <w:rFonts w:ascii="Times New Roman" w:hAnsi="Times New Roman"/>
+                <w:sz w:val="22"/>
+              </w:rPr>
+            </w:r>
             <w:r>
               <w:rPr>
                 <w:rFonts w:ascii="Times New Roman" w:hAnsi="Times New Roman" w:eastAsia="Times New Roman"/>
                 <w:b w:val="0"/>
-                <w:sz w:val="20"/>
+                <w:sz w:val="22"/>
               </w:rPr>
               <w:t>Каталог растений</w:t>
             </w:r>
@@ -2234,14 +2901,20 @@
           </w:tcPr>
           <w:p>
             <w:pPr>
+              <w:spacing w:line="240" w:lineRule="auto"/>
               <w:jc w:val="left"/>
             </w:pPr>
-            <w:r/>
+            <w:r>
+              <w:rPr>
+                <w:rFonts w:ascii="Times New Roman" w:hAnsi="Times New Roman"/>
+                <w:sz w:val="22"/>
+              </w:rPr>
+            </w:r>
             <w:r>
               <w:rPr>
                 <w:rFonts w:ascii="Times New Roman" w:hAnsi="Times New Roman" w:eastAsia="Times New Roman"/>
                 <w:b w:val="0"/>
-                <w:sz w:val="20"/>
+                <w:sz w:val="22"/>
               </w:rPr>
               <w:t>Возвращает список растений с учетом наличия и характеристик ухода.</w:t>
             </w:r>
@@ -2249,6 +2922,11 @@
         </w:tc>
       </w:tr>
       <w:tr>
+        <w:trPr>
+          <w:cantSplit/>
+          <w:cantSplit/>
+          <w:cantSplit/>
+        </w:trPr>
         <w:tc>
           <w:tcPr>
             <w:tcW w:type="dxa" w:w="567"/>
@@ -2256,14 +2934,20 @@
           </w:tcPr>
           <w:p>
             <w:pPr>
+              <w:spacing w:line="240" w:lineRule="auto"/>
               <w:jc w:val="left"/>
             </w:pPr>
-            <w:r/>
+            <w:r>
+              <w:rPr>
+                <w:rFonts w:ascii="Times New Roman" w:hAnsi="Times New Roman"/>
+                <w:sz w:val="22"/>
+              </w:rPr>
+            </w:r>
             <w:r>
               <w:rPr>
                 <w:rFonts w:ascii="Times New Roman" w:hAnsi="Times New Roman" w:eastAsia="Times New Roman"/>
                 <w:b w:val="0"/>
-                <w:sz w:val="20"/>
+                <w:sz w:val="22"/>
               </w:rPr>
               <w:t>7</w:t>
             </w:r>
@@ -2276,14 +2960,20 @@
           </w:tcPr>
           <w:p>
             <w:pPr>
+              <w:spacing w:line="240" w:lineRule="auto"/>
               <w:jc w:val="left"/>
             </w:pPr>
-            <w:r/>
+            <w:r>
+              <w:rPr>
+                <w:rFonts w:ascii="Times New Roman" w:hAnsi="Times New Roman"/>
+                <w:sz w:val="22"/>
+              </w:rPr>
+            </w:r>
             <w:r>
               <w:rPr>
                 <w:rFonts w:ascii="Times New Roman" w:hAnsi="Times New Roman" w:eastAsia="Times New Roman"/>
                 <w:b w:val="0"/>
-                <w:sz w:val="20"/>
+                <w:sz w:val="22"/>
               </w:rPr>
               <w:t>Модуль подбора</w:t>
             </w:r>
@@ -2296,14 +2986,20 @@
           </w:tcPr>
           <w:p>
             <w:pPr>
+              <w:spacing w:line="240" w:lineRule="auto"/>
               <w:jc w:val="left"/>
             </w:pPr>
-            <w:r/>
+            <w:r>
+              <w:rPr>
+                <w:rFonts w:ascii="Times New Roman" w:hAnsi="Times New Roman"/>
+                <w:sz w:val="22"/>
+              </w:rPr>
+            </w:r>
             <w:r>
               <w:rPr>
                 <w:rFonts w:ascii="Times New Roman" w:hAnsi="Times New Roman" w:eastAsia="Times New Roman"/>
                 <w:b w:val="0"/>
-                <w:sz w:val="20"/>
+                <w:sz w:val="22"/>
               </w:rPr>
               <w:t>Формирует рекомендации, процент соответствия и пояснение выбора.</w:t>
             </w:r>
@@ -2311,6 +3007,11 @@
         </w:tc>
       </w:tr>
       <w:tr>
+        <w:trPr>
+          <w:cantSplit/>
+          <w:cantSplit/>
+          <w:cantSplit/>
+        </w:trPr>
         <w:tc>
           <w:tcPr>
             <w:tcW w:type="dxa" w:w="567"/>
@@ -2318,14 +3019,20 @@
           </w:tcPr>
           <w:p>
             <w:pPr>
+              <w:spacing w:line="240" w:lineRule="auto"/>
               <w:jc w:val="left"/>
             </w:pPr>
-            <w:r/>
+            <w:r>
+              <w:rPr>
+                <w:rFonts w:ascii="Times New Roman" w:hAnsi="Times New Roman"/>
+                <w:sz w:val="22"/>
+              </w:rPr>
+            </w:r>
             <w:r>
               <w:rPr>
                 <w:rFonts w:ascii="Times New Roman" w:hAnsi="Times New Roman" w:eastAsia="Times New Roman"/>
                 <w:b w:val="0"/>
-                <w:sz w:val="20"/>
+                <w:sz w:val="22"/>
               </w:rPr>
               <w:t>8</w:t>
             </w:r>
@@ -2338,14 +3045,20 @@
           </w:tcPr>
           <w:p>
             <w:pPr>
+              <w:spacing w:line="240" w:lineRule="auto"/>
               <w:jc w:val="left"/>
             </w:pPr>
-            <w:r/>
+            <w:r>
+              <w:rPr>
+                <w:rFonts w:ascii="Times New Roman" w:hAnsi="Times New Roman"/>
+                <w:sz w:val="22"/>
+              </w:rPr>
+            </w:r>
             <w:r>
               <w:rPr>
                 <w:rFonts w:ascii="Times New Roman" w:hAnsi="Times New Roman" w:eastAsia="Times New Roman"/>
                 <w:b w:val="0"/>
-                <w:sz w:val="20"/>
+                <w:sz w:val="22"/>
               </w:rPr>
               <w:t>Веб-интерфейс</w:t>
             </w:r>
@@ -2358,14 +3071,20 @@
           </w:tcPr>
           <w:p>
             <w:pPr>
+              <w:spacing w:line="240" w:lineRule="auto"/>
               <w:jc w:val="left"/>
             </w:pPr>
-            <w:r/>
+            <w:r>
+              <w:rPr>
+                <w:rFonts w:ascii="Times New Roman" w:hAnsi="Times New Roman"/>
+                <w:sz w:val="22"/>
+              </w:rPr>
+            </w:r>
             <w:r>
               <w:rPr>
                 <w:rFonts w:ascii="Times New Roman" w:hAnsi="Times New Roman" w:eastAsia="Times New Roman"/>
                 <w:b w:val="0"/>
-                <w:sz w:val="20"/>
+                <w:sz w:val="22"/>
               </w:rPr>
               <w:t>Показывает покупателю персональную подборку растений.</w:t>
             </w:r>
@@ -2373,6 +3092,11 @@
         </w:tc>
       </w:tr>
       <w:tr>
+        <w:trPr>
+          <w:cantSplit/>
+          <w:cantSplit/>
+          <w:cantSplit/>
+        </w:trPr>
         <w:tc>
           <w:tcPr>
             <w:tcW w:type="dxa" w:w="567"/>
@@ -2380,14 +3104,20 @@
           </w:tcPr>
           <w:p>
             <w:pPr>
+              <w:spacing w:line="240" w:lineRule="auto"/>
               <w:jc w:val="left"/>
             </w:pPr>
-            <w:r/>
+            <w:r>
+              <w:rPr>
+                <w:rFonts w:ascii="Times New Roman" w:hAnsi="Times New Roman"/>
+                <w:sz w:val="22"/>
+              </w:rPr>
+            </w:r>
             <w:r>
               <w:rPr>
                 <w:rFonts w:ascii="Times New Roman" w:hAnsi="Times New Roman" w:eastAsia="Times New Roman"/>
                 <w:b w:val="0"/>
-                <w:sz w:val="20"/>
+                <w:sz w:val="22"/>
               </w:rPr>
               <w:t>9</w:t>
             </w:r>
@@ -2400,14 +3130,20 @@
           </w:tcPr>
           <w:p>
             <w:pPr>
+              <w:spacing w:line="240" w:lineRule="auto"/>
               <w:jc w:val="left"/>
             </w:pPr>
-            <w:r/>
+            <w:r>
+              <w:rPr>
+                <w:rFonts w:ascii="Times New Roman" w:hAnsi="Times New Roman"/>
+                <w:sz w:val="22"/>
+              </w:rPr>
+            </w:r>
             <w:r>
               <w:rPr>
                 <w:rFonts w:ascii="Times New Roman" w:hAnsi="Times New Roman" w:eastAsia="Times New Roman"/>
                 <w:b w:val="0"/>
-                <w:sz w:val="20"/>
+                <w:sz w:val="22"/>
               </w:rPr>
               <w:t>Покупатель</w:t>
             </w:r>
@@ -2420,14 +3156,20 @@
           </w:tcPr>
           <w:p>
             <w:pPr>
+              <w:spacing w:line="240" w:lineRule="auto"/>
               <w:jc w:val="left"/>
             </w:pPr>
-            <w:r/>
+            <w:r>
+              <w:rPr>
+                <w:rFonts w:ascii="Times New Roman" w:hAnsi="Times New Roman"/>
+                <w:sz w:val="22"/>
+              </w:rPr>
+            </w:r>
             <w:r>
               <w:rPr>
                 <w:rFonts w:ascii="Times New Roman" w:hAnsi="Times New Roman" w:eastAsia="Times New Roman"/>
                 <w:b w:val="0"/>
-                <w:sz w:val="20"/>
+                <w:sz w:val="22"/>
               </w:rPr>
               <w:t>Открывает карточку растения и добавляет выбранный товар в корзину.</w:t>
             </w:r>
@@ -2435,6 +3177,11 @@
         </w:tc>
       </w:tr>
       <w:tr>
+        <w:trPr>
+          <w:cantSplit/>
+          <w:cantSplit/>
+          <w:cantSplit/>
+        </w:trPr>
         <w:tc>
           <w:tcPr>
             <w:tcW w:type="dxa" w:w="567"/>
@@ -2442,14 +3189,20 @@
           </w:tcPr>
           <w:p>
             <w:pPr>
+              <w:spacing w:line="240" w:lineRule="auto"/>
               <w:jc w:val="left"/>
             </w:pPr>
-            <w:r/>
+            <w:r>
+              <w:rPr>
+                <w:rFonts w:ascii="Times New Roman" w:hAnsi="Times New Roman"/>
+                <w:sz w:val="22"/>
+              </w:rPr>
+            </w:r>
             <w:r>
               <w:rPr>
                 <w:rFonts w:ascii="Times New Roman" w:hAnsi="Times New Roman" w:eastAsia="Times New Roman"/>
                 <w:b w:val="0"/>
-                <w:sz w:val="20"/>
+                <w:sz w:val="22"/>
               </w:rPr>
               <w:t>10</w:t>
             </w:r>
@@ -2462,14 +3215,20 @@
           </w:tcPr>
           <w:p>
             <w:pPr>
+              <w:spacing w:line="240" w:lineRule="auto"/>
               <w:jc w:val="left"/>
             </w:pPr>
-            <w:r/>
+            <w:r>
+              <w:rPr>
+                <w:rFonts w:ascii="Times New Roman" w:hAnsi="Times New Roman"/>
+                <w:sz w:val="22"/>
+              </w:rPr>
+            </w:r>
             <w:r>
               <w:rPr>
                 <w:rFonts w:ascii="Times New Roman" w:hAnsi="Times New Roman" w:eastAsia="Times New Roman"/>
                 <w:b w:val="0"/>
-                <w:sz w:val="20"/>
+                <w:sz w:val="22"/>
               </w:rPr>
               <w:t>Корзина и заказы</w:t>
             </w:r>
@@ -2482,14 +3241,20 @@
           </w:tcPr>
           <w:p>
             <w:pPr>
+              <w:spacing w:line="240" w:lineRule="auto"/>
               <w:jc w:val="left"/>
             </w:pPr>
-            <w:r/>
+            <w:r>
+              <w:rPr>
+                <w:rFonts w:ascii="Times New Roman" w:hAnsi="Times New Roman"/>
+                <w:sz w:val="22"/>
+              </w:rPr>
+            </w:r>
             <w:r>
               <w:rPr>
                 <w:rFonts w:ascii="Times New Roman" w:hAnsi="Times New Roman" w:eastAsia="Times New Roman"/>
                 <w:b w:val="0"/>
-                <w:sz w:val="20"/>
+                <w:sz w:val="22"/>
               </w:rPr>
               <w:t>Сохраняет состав корзины и пересчитывает итоговую сумму.</w:t>
             </w:r>
@@ -2497,6 +3262,11 @@
         </w:tc>
       </w:tr>
       <w:tr>
+        <w:trPr>
+          <w:cantSplit/>
+          <w:cantSplit/>
+          <w:cantSplit/>
+        </w:trPr>
         <w:tc>
           <w:tcPr>
             <w:tcW w:type="dxa" w:w="567"/>
@@ -2504,14 +3274,20 @@
           </w:tcPr>
           <w:p>
             <w:pPr>
+              <w:spacing w:line="240" w:lineRule="auto"/>
               <w:jc w:val="left"/>
             </w:pPr>
-            <w:r/>
+            <w:r>
+              <w:rPr>
+                <w:rFonts w:ascii="Times New Roman" w:hAnsi="Times New Roman"/>
+                <w:sz w:val="22"/>
+              </w:rPr>
+            </w:r>
             <w:r>
               <w:rPr>
                 <w:rFonts w:ascii="Times New Roman" w:hAnsi="Times New Roman" w:eastAsia="Times New Roman"/>
                 <w:b w:val="0"/>
-                <w:sz w:val="20"/>
+                <w:sz w:val="22"/>
               </w:rPr>
               <w:t>11</w:t>
             </w:r>
@@ -2524,14 +3300,20 @@
           </w:tcPr>
           <w:p>
             <w:pPr>
+              <w:spacing w:line="240" w:lineRule="auto"/>
               <w:jc w:val="left"/>
             </w:pPr>
-            <w:r/>
+            <w:r>
+              <w:rPr>
+                <w:rFonts w:ascii="Times New Roman" w:hAnsi="Times New Roman"/>
+                <w:sz w:val="22"/>
+              </w:rPr>
+            </w:r>
             <w:r>
               <w:rPr>
                 <w:rFonts w:ascii="Times New Roman" w:hAnsi="Times New Roman" w:eastAsia="Times New Roman"/>
                 <w:b w:val="0"/>
-                <w:sz w:val="20"/>
+                <w:sz w:val="22"/>
               </w:rPr>
               <w:t>Покупатель</w:t>
             </w:r>
@@ -2544,14 +3326,20 @@
           </w:tcPr>
           <w:p>
             <w:pPr>
+              <w:spacing w:line="240" w:lineRule="auto"/>
               <w:jc w:val="left"/>
             </w:pPr>
-            <w:r/>
+            <w:r>
+              <w:rPr>
+                <w:rFonts w:ascii="Times New Roman" w:hAnsi="Times New Roman"/>
+                <w:sz w:val="22"/>
+              </w:rPr>
+            </w:r>
             <w:r>
               <w:rPr>
                 <w:rFonts w:ascii="Times New Roman" w:hAnsi="Times New Roman" w:eastAsia="Times New Roman"/>
                 <w:b w:val="0"/>
-                <w:sz w:val="20"/>
+                <w:sz w:val="22"/>
               </w:rPr>
               <w:t>Вводит контактные данные, адрес и подтверждает оформление заказа.</w:t>
             </w:r>
@@ -2559,6 +3347,11 @@
         </w:tc>
       </w:tr>
       <w:tr>
+        <w:trPr>
+          <w:cantSplit/>
+          <w:cantSplit/>
+          <w:cantSplit/>
+        </w:trPr>
         <w:tc>
           <w:tcPr>
             <w:tcW w:type="dxa" w:w="567"/>
@@ -2566,14 +3359,20 @@
           </w:tcPr>
           <w:p>
             <w:pPr>
+              <w:spacing w:line="240" w:lineRule="auto"/>
               <w:jc w:val="left"/>
             </w:pPr>
-            <w:r/>
+            <w:r>
+              <w:rPr>
+                <w:rFonts w:ascii="Times New Roman" w:hAnsi="Times New Roman"/>
+                <w:sz w:val="22"/>
+              </w:rPr>
+            </w:r>
             <w:r>
               <w:rPr>
                 <w:rFonts w:ascii="Times New Roman" w:hAnsi="Times New Roman" w:eastAsia="Times New Roman"/>
                 <w:b w:val="0"/>
-                <w:sz w:val="20"/>
+                <w:sz w:val="22"/>
               </w:rPr>
               <w:t>12</w:t>
             </w:r>
@@ -2586,14 +3385,20 @@
           </w:tcPr>
           <w:p>
             <w:pPr>
+              <w:spacing w:line="240" w:lineRule="auto"/>
               <w:jc w:val="left"/>
             </w:pPr>
-            <w:r/>
+            <w:r>
+              <w:rPr>
+                <w:rFonts w:ascii="Times New Roman" w:hAnsi="Times New Roman"/>
+                <w:sz w:val="22"/>
+              </w:rPr>
+            </w:r>
             <w:r>
               <w:rPr>
                 <w:rFonts w:ascii="Times New Roman" w:hAnsi="Times New Roman" w:eastAsia="Times New Roman"/>
                 <w:b w:val="0"/>
-                <w:sz w:val="20"/>
+                <w:sz w:val="22"/>
               </w:rPr>
               <w:t>Корзина и заказы</w:t>
             </w:r>
@@ -2606,14 +3411,20 @@
           </w:tcPr>
           <w:p>
             <w:pPr>
+              <w:spacing w:line="240" w:lineRule="auto"/>
               <w:jc w:val="left"/>
             </w:pPr>
-            <w:r/>
+            <w:r>
+              <w:rPr>
+                <w:rFonts w:ascii="Times New Roman" w:hAnsi="Times New Roman"/>
+                <w:sz w:val="22"/>
+              </w:rPr>
+            </w:r>
             <w:r>
               <w:rPr>
                 <w:rFonts w:ascii="Times New Roman" w:hAnsi="Times New Roman" w:eastAsia="Times New Roman"/>
                 <w:b w:val="0"/>
-                <w:sz w:val="20"/>
+                <w:sz w:val="22"/>
               </w:rPr>
               <w:t>Создает заказ и передает данные в базу данных.</w:t>
             </w:r>
@@ -2621,6 +3432,11 @@
         </w:tc>
       </w:tr>
       <w:tr>
+        <w:trPr>
+          <w:cantSplit/>
+          <w:cantSplit/>
+          <w:cantSplit/>
+        </w:trPr>
         <w:tc>
           <w:tcPr>
             <w:tcW w:type="dxa" w:w="567"/>
@@ -2628,14 +3444,20 @@
           </w:tcPr>
           <w:p>
             <w:pPr>
+              <w:spacing w:line="240" w:lineRule="auto"/>
               <w:jc w:val="left"/>
             </w:pPr>
-            <w:r/>
+            <w:r>
+              <w:rPr>
+                <w:rFonts w:ascii="Times New Roman" w:hAnsi="Times New Roman"/>
+                <w:sz w:val="22"/>
+              </w:rPr>
+            </w:r>
             <w:r>
               <w:rPr>
                 <w:rFonts w:ascii="Times New Roman" w:hAnsi="Times New Roman" w:eastAsia="Times New Roman"/>
                 <w:b w:val="0"/>
-                <w:sz w:val="20"/>
+                <w:sz w:val="22"/>
               </w:rPr>
               <w:t>13</w:t>
             </w:r>
@@ -2648,14 +3470,20 @@
           </w:tcPr>
           <w:p>
             <w:pPr>
+              <w:spacing w:line="240" w:lineRule="auto"/>
               <w:jc w:val="left"/>
             </w:pPr>
-            <w:r/>
+            <w:r>
+              <w:rPr>
+                <w:rFonts w:ascii="Times New Roman" w:hAnsi="Times New Roman"/>
+                <w:sz w:val="22"/>
+              </w:rPr>
+            </w:r>
             <w:r>
               <w:rPr>
                 <w:rFonts w:ascii="Times New Roman" w:hAnsi="Times New Roman" w:eastAsia="Times New Roman"/>
                 <w:b w:val="0"/>
-                <w:sz w:val="20"/>
+                <w:sz w:val="22"/>
               </w:rPr>
               <w:t>База данных</w:t>
             </w:r>
@@ -2668,14 +3496,20 @@
           </w:tcPr>
           <w:p>
             <w:pPr>
+              <w:spacing w:line="240" w:lineRule="auto"/>
               <w:jc w:val="left"/>
             </w:pPr>
-            <w:r/>
+            <w:r>
+              <w:rPr>
+                <w:rFonts w:ascii="Times New Roman" w:hAnsi="Times New Roman"/>
+                <w:sz w:val="22"/>
+              </w:rPr>
+            </w:r>
             <w:r>
               <w:rPr>
                 <w:rFonts w:ascii="Times New Roman" w:hAnsi="Times New Roman" w:eastAsia="Times New Roman"/>
                 <w:b w:val="0"/>
-                <w:sz w:val="20"/>
+                <w:sz w:val="22"/>
               </w:rPr>
               <w:t>Сохраняет заказ, позиции заказа и статус обработки.</w:t>
             </w:r>
@@ -2683,6 +3517,11 @@
         </w:tc>
       </w:tr>
       <w:tr>
+        <w:trPr>
+          <w:cantSplit/>
+          <w:cantSplit/>
+          <w:cantSplit/>
+        </w:trPr>
         <w:tc>
           <w:tcPr>
             <w:tcW w:type="dxa" w:w="567"/>
@@ -2690,14 +3529,20 @@
           </w:tcPr>
           <w:p>
             <w:pPr>
+              <w:spacing w:line="240" w:lineRule="auto"/>
               <w:jc w:val="left"/>
             </w:pPr>
-            <w:r/>
+            <w:r>
+              <w:rPr>
+                <w:rFonts w:ascii="Times New Roman" w:hAnsi="Times New Roman"/>
+                <w:sz w:val="22"/>
+              </w:rPr>
+            </w:r>
             <w:r>
               <w:rPr>
                 <w:rFonts w:ascii="Times New Roman" w:hAnsi="Times New Roman" w:eastAsia="Times New Roman"/>
                 <w:b w:val="0"/>
-                <w:sz w:val="20"/>
+                <w:sz w:val="22"/>
               </w:rPr>
               <w:t>14</w:t>
             </w:r>
@@ -2710,14 +3555,20 @@
           </w:tcPr>
           <w:p>
             <w:pPr>
+              <w:spacing w:line="240" w:lineRule="auto"/>
               <w:jc w:val="left"/>
             </w:pPr>
-            <w:r/>
+            <w:r>
+              <w:rPr>
+                <w:rFonts w:ascii="Times New Roman" w:hAnsi="Times New Roman"/>
+                <w:sz w:val="22"/>
+              </w:rPr>
+            </w:r>
             <w:r>
               <w:rPr>
                 <w:rFonts w:ascii="Times New Roman" w:hAnsi="Times New Roman" w:eastAsia="Times New Roman"/>
                 <w:b w:val="0"/>
-                <w:sz w:val="20"/>
+                <w:sz w:val="22"/>
               </w:rPr>
               <w:t>Модуль уведомлений</w:t>
             </w:r>
@@ -2730,14 +3581,20 @@
           </w:tcPr>
           <w:p>
             <w:pPr>
+              <w:spacing w:line="240" w:lineRule="auto"/>
               <w:jc w:val="left"/>
             </w:pPr>
-            <w:r/>
+            <w:r>
+              <w:rPr>
+                <w:rFonts w:ascii="Times New Roman" w:hAnsi="Times New Roman"/>
+                <w:sz w:val="22"/>
+              </w:rPr>
+            </w:r>
             <w:r>
               <w:rPr>
                 <w:rFonts w:ascii="Times New Roman" w:hAnsi="Times New Roman" w:eastAsia="Times New Roman"/>
                 <w:b w:val="0"/>
-                <w:sz w:val="20"/>
+                <w:sz w:val="22"/>
               </w:rPr>
               <w:t>Показывает покупателю подтверждение и уведомляет менеджера.</w:t>
             </w:r>
@@ -2745,6 +3602,11 @@
         </w:tc>
       </w:tr>
       <w:tr>
+        <w:trPr>
+          <w:cantSplit/>
+          <w:cantSplit/>
+          <w:cantSplit/>
+        </w:trPr>
         <w:tc>
           <w:tcPr>
             <w:tcW w:type="dxa" w:w="567"/>
@@ -2752,14 +3614,20 @@
           </w:tcPr>
           <w:p>
             <w:pPr>
+              <w:spacing w:line="240" w:lineRule="auto"/>
               <w:jc w:val="left"/>
             </w:pPr>
-            <w:r/>
+            <w:r>
+              <w:rPr>
+                <w:rFonts w:ascii="Times New Roman" w:hAnsi="Times New Roman"/>
+                <w:sz w:val="22"/>
+              </w:rPr>
+            </w:r>
             <w:r>
               <w:rPr>
                 <w:rFonts w:ascii="Times New Roman" w:hAnsi="Times New Roman" w:eastAsia="Times New Roman"/>
                 <w:b w:val="0"/>
-                <w:sz w:val="20"/>
+                <w:sz w:val="22"/>
               </w:rPr>
               <w:t>15</w:t>
             </w:r>
@@ -2772,14 +3640,20 @@
           </w:tcPr>
           <w:p>
             <w:pPr>
+              <w:spacing w:line="240" w:lineRule="auto"/>
               <w:jc w:val="left"/>
             </w:pPr>
-            <w:r/>
+            <w:r>
+              <w:rPr>
+                <w:rFonts w:ascii="Times New Roman" w:hAnsi="Times New Roman"/>
+                <w:sz w:val="22"/>
+              </w:rPr>
+            </w:r>
             <w:r>
               <w:rPr>
                 <w:rFonts w:ascii="Times New Roman" w:hAnsi="Times New Roman" w:eastAsia="Times New Roman"/>
                 <w:b w:val="0"/>
-                <w:sz w:val="20"/>
+                <w:sz w:val="22"/>
               </w:rPr>
               <w:t>Менеджер</w:t>
             </w:r>
@@ -2792,14 +3666,20 @@
           </w:tcPr>
           <w:p>
             <w:pPr>
+              <w:spacing w:line="240" w:lineRule="auto"/>
               <w:jc w:val="left"/>
             </w:pPr>
-            <w:r/>
+            <w:r>
+              <w:rPr>
+                <w:rFonts w:ascii="Times New Roman" w:hAnsi="Times New Roman"/>
+                <w:sz w:val="22"/>
+              </w:rPr>
+            </w:r>
             <w:r>
               <w:rPr>
                 <w:rFonts w:ascii="Times New Roman" w:hAnsi="Times New Roman" w:eastAsia="Times New Roman"/>
                 <w:b w:val="0"/>
-                <w:sz w:val="20"/>
+                <w:sz w:val="22"/>
               </w:rPr>
               <w:t>Получает новый заказ для проверки наличия и дальнейшей обработки.</w:t>
             </w:r>
@@ -2866,6 +3746,14 @@
         <w:gridCol w:w="2029"/>
       </w:tblGrid>
       <w:tr>
+        <w:trPr>
+          <w:cantSplit/>
+          <w:tblHeader/>
+          <w:cantSplit/>
+          <w:tblHeader/>
+          <w:cantSplit/>
+          <w:tblHeader/>
+        </w:trPr>
         <w:tc>
           <w:tcPr>
             <w:tcW w:type="dxa" w:w="397"/>
@@ -2874,14 +3762,20 @@
           </w:tcPr>
           <w:p>
             <w:pPr>
+              <w:spacing w:line="240" w:lineRule="auto"/>
               <w:jc w:val="left"/>
             </w:pPr>
-            <w:r/>
+            <w:r>
+              <w:rPr>
+                <w:rFonts w:ascii="Times New Roman" w:hAnsi="Times New Roman"/>
+                <w:sz w:val="20"/>
+              </w:rPr>
+            </w:r>
             <w:r>
               <w:rPr>
                 <w:rFonts w:ascii="Times New Roman" w:hAnsi="Times New Roman" w:eastAsia="Times New Roman"/>
                 <w:b/>
-                <w:sz w:val="18"/>
+                <w:sz w:val="20"/>
               </w:rPr>
               <w:t>№</w:t>
             </w:r>
@@ -2895,14 +3789,20 @@
           </w:tcPr>
           <w:p>
             <w:pPr>
+              <w:spacing w:line="240" w:lineRule="auto"/>
               <w:jc w:val="left"/>
             </w:pPr>
-            <w:r/>
+            <w:r>
+              <w:rPr>
+                <w:rFonts w:ascii="Times New Roman" w:hAnsi="Times New Roman"/>
+                <w:sz w:val="20"/>
+              </w:rPr>
+            </w:r>
             <w:r>
               <w:rPr>
                 <w:rFonts w:ascii="Times New Roman" w:hAnsi="Times New Roman" w:eastAsia="Times New Roman"/>
                 <w:b/>
-                <w:sz w:val="18"/>
+                <w:sz w:val="20"/>
               </w:rPr>
               <w:t>Что проверяется</w:t>
             </w:r>
@@ -2916,14 +3816,20 @@
           </w:tcPr>
           <w:p>
             <w:pPr>
+              <w:spacing w:line="240" w:lineRule="auto"/>
               <w:jc w:val="left"/>
             </w:pPr>
-            <w:r/>
+            <w:r>
+              <w:rPr>
+                <w:rFonts w:ascii="Times New Roman" w:hAnsi="Times New Roman"/>
+                <w:sz w:val="20"/>
+              </w:rPr>
+            </w:r>
             <w:r>
               <w:rPr>
                 <w:rFonts w:ascii="Times New Roman" w:hAnsi="Times New Roman" w:eastAsia="Times New Roman"/>
                 <w:b/>
-                <w:sz w:val="18"/>
+                <w:sz w:val="20"/>
               </w:rPr>
               <w:t>Входные данные</w:t>
             </w:r>
@@ -2937,14 +3843,20 @@
           </w:tcPr>
           <w:p>
             <w:pPr>
+              <w:spacing w:line="240" w:lineRule="auto"/>
               <w:jc w:val="left"/>
             </w:pPr>
-            <w:r/>
+            <w:r>
+              <w:rPr>
+                <w:rFonts w:ascii="Times New Roman" w:hAnsi="Times New Roman"/>
+                <w:sz w:val="20"/>
+              </w:rPr>
+            </w:r>
             <w:r>
               <w:rPr>
                 <w:rFonts w:ascii="Times New Roman" w:hAnsi="Times New Roman" w:eastAsia="Times New Roman"/>
                 <w:b/>
-                <w:sz w:val="18"/>
+                <w:sz w:val="20"/>
               </w:rPr>
               <w:t>Действия пользователя</w:t>
             </w:r>
@@ -2958,14 +3870,20 @@
           </w:tcPr>
           <w:p>
             <w:pPr>
+              <w:spacing w:line="240" w:lineRule="auto"/>
               <w:jc w:val="left"/>
             </w:pPr>
-            <w:r/>
+            <w:r>
+              <w:rPr>
+                <w:rFonts w:ascii="Times New Roman" w:hAnsi="Times New Roman"/>
+                <w:sz w:val="20"/>
+              </w:rPr>
+            </w:r>
             <w:r>
               <w:rPr>
                 <w:rFonts w:ascii="Times New Roman" w:hAnsi="Times New Roman" w:eastAsia="Times New Roman"/>
                 <w:b/>
-                <w:sz w:val="18"/>
+                <w:sz w:val="20"/>
               </w:rPr>
               <w:t>Ожидаемый результат</w:t>
             </w:r>
@@ -2973,6 +3891,11 @@
         </w:tc>
       </w:tr>
       <w:tr>
+        <w:trPr>
+          <w:cantSplit/>
+          <w:cantSplit/>
+          <w:cantSplit/>
+        </w:trPr>
         <w:tc>
           <w:tcPr>
             <w:tcW w:type="dxa" w:w="397"/>
@@ -2980,14 +3903,20 @@
           </w:tcPr>
           <w:p>
             <w:pPr>
+              <w:spacing w:line="240" w:lineRule="auto"/>
               <w:jc w:val="left"/>
             </w:pPr>
-            <w:r/>
+            <w:r>
+              <w:rPr>
+                <w:rFonts w:ascii="Times New Roman" w:hAnsi="Times New Roman"/>
+                <w:sz w:val="20"/>
+              </w:rPr>
+            </w:r>
             <w:r>
               <w:rPr>
                 <w:rFonts w:ascii="Times New Roman" w:hAnsi="Times New Roman" w:eastAsia="Times New Roman"/>
                 <w:b w:val="0"/>
-                <w:sz w:val="16"/>
+                <w:sz w:val="20"/>
               </w:rPr>
               <w:t>1</w:t>
             </w:r>
@@ -3000,14 +3929,20 @@
           </w:tcPr>
           <w:p>
             <w:pPr>
+              <w:spacing w:line="240" w:lineRule="auto"/>
               <w:jc w:val="left"/>
             </w:pPr>
-            <w:r/>
+            <w:r>
+              <w:rPr>
+                <w:rFonts w:ascii="Times New Roman" w:hAnsi="Times New Roman"/>
+                <w:sz w:val="20"/>
+              </w:rPr>
+            </w:r>
             <w:r>
               <w:rPr>
                 <w:rFonts w:ascii="Times New Roman" w:hAnsi="Times New Roman" w:eastAsia="Times New Roman"/>
                 <w:b w:val="0"/>
-                <w:sz w:val="16"/>
+                <w:sz w:val="20"/>
               </w:rPr>
               <w:t>Регистрация покупателя</w:t>
             </w:r>
@@ -3020,14 +3955,20 @@
           </w:tcPr>
           <w:p>
             <w:pPr>
+              <w:spacing w:line="240" w:lineRule="auto"/>
               <w:jc w:val="left"/>
             </w:pPr>
-            <w:r/>
+            <w:r>
+              <w:rPr>
+                <w:rFonts w:ascii="Times New Roman" w:hAnsi="Times New Roman"/>
+                <w:sz w:val="20"/>
+              </w:rPr>
+            </w:r>
             <w:r>
               <w:rPr>
                 <w:rFonts w:ascii="Times New Roman" w:hAnsi="Times New Roman" w:eastAsia="Times New Roman"/>
                 <w:b w:val="0"/>
-                <w:sz w:val="16"/>
+                <w:sz w:val="20"/>
               </w:rPr>
               <w:t>Логин, email, пароль, имя пользователя</w:t>
             </w:r>
@@ -3040,14 +3981,20 @@
           </w:tcPr>
           <w:p>
             <w:pPr>
+              <w:spacing w:line="240" w:lineRule="auto"/>
               <w:jc w:val="left"/>
             </w:pPr>
-            <w:r/>
+            <w:r>
+              <w:rPr>
+                <w:rFonts w:ascii="Times New Roman" w:hAnsi="Times New Roman"/>
+                <w:sz w:val="20"/>
+              </w:rPr>
+            </w:r>
             <w:r>
               <w:rPr>
                 <w:rFonts w:ascii="Times New Roman" w:hAnsi="Times New Roman" w:eastAsia="Times New Roman"/>
                 <w:b w:val="0"/>
-                <w:sz w:val="16"/>
+                <w:sz w:val="20"/>
               </w:rPr>
               <w:t>Открыть форму регистрации; заполнить поля; нажать «Зарегистрироваться».</w:t>
             </w:r>
@@ -3060,14 +4007,20 @@
           </w:tcPr>
           <w:p>
             <w:pPr>
+              <w:spacing w:line="240" w:lineRule="auto"/>
               <w:jc w:val="left"/>
             </w:pPr>
-            <w:r/>
+            <w:r>
+              <w:rPr>
+                <w:rFonts w:ascii="Times New Roman" w:hAnsi="Times New Roman"/>
+                <w:sz w:val="20"/>
+              </w:rPr>
+            </w:r>
             <w:r>
               <w:rPr>
                 <w:rFonts w:ascii="Times New Roman" w:hAnsi="Times New Roman" w:eastAsia="Times New Roman"/>
                 <w:b w:val="0"/>
-                <w:sz w:val="16"/>
+                <w:sz w:val="20"/>
               </w:rPr>
               <w:t>Создается учетная запись покупателя, пользователь входит в личный кабинет.</w:t>
             </w:r>
@@ -3075,6 +4028,11 @@
         </w:tc>
       </w:tr>
       <w:tr>
+        <w:trPr>
+          <w:cantSplit/>
+          <w:cantSplit/>
+          <w:cantSplit/>
+        </w:trPr>
         <w:tc>
           <w:tcPr>
             <w:tcW w:type="dxa" w:w="397"/>
@@ -3082,14 +4040,20 @@
           </w:tcPr>
           <w:p>
             <w:pPr>
+              <w:spacing w:line="240" w:lineRule="auto"/>
               <w:jc w:val="left"/>
             </w:pPr>
-            <w:r/>
+            <w:r>
+              <w:rPr>
+                <w:rFonts w:ascii="Times New Roman" w:hAnsi="Times New Roman"/>
+                <w:sz w:val="20"/>
+              </w:rPr>
+            </w:r>
             <w:r>
               <w:rPr>
                 <w:rFonts w:ascii="Times New Roman" w:hAnsi="Times New Roman" w:eastAsia="Times New Roman"/>
                 <w:b w:val="0"/>
-                <w:sz w:val="16"/>
+                <w:sz w:val="20"/>
               </w:rPr>
               <w:t>2</w:t>
             </w:r>
@@ -3102,14 +4066,20 @@
           </w:tcPr>
           <w:p>
             <w:pPr>
+              <w:spacing w:line="240" w:lineRule="auto"/>
               <w:jc w:val="left"/>
             </w:pPr>
-            <w:r/>
+            <w:r>
+              <w:rPr>
+                <w:rFonts w:ascii="Times New Roman" w:hAnsi="Times New Roman"/>
+                <w:sz w:val="20"/>
+              </w:rPr>
+            </w:r>
             <w:r>
               <w:rPr>
                 <w:rFonts w:ascii="Times New Roman" w:hAnsi="Times New Roman" w:eastAsia="Times New Roman"/>
                 <w:b w:val="0"/>
-                <w:sz w:val="16"/>
+                <w:sz w:val="20"/>
               </w:rPr>
               <w:t>Ошибка регистрации при пустом email</w:t>
             </w:r>
@@ -3122,14 +4092,20 @@
           </w:tcPr>
           <w:p>
             <w:pPr>
+              <w:spacing w:line="240" w:lineRule="auto"/>
               <w:jc w:val="left"/>
             </w:pPr>
-            <w:r/>
+            <w:r>
+              <w:rPr>
+                <w:rFonts w:ascii="Times New Roman" w:hAnsi="Times New Roman"/>
+                <w:sz w:val="20"/>
+              </w:rPr>
+            </w:r>
             <w:r>
               <w:rPr>
                 <w:rFonts w:ascii="Times New Roman" w:hAnsi="Times New Roman" w:eastAsia="Times New Roman"/>
                 <w:b w:val="0"/>
-                <w:sz w:val="16"/>
+                <w:sz w:val="20"/>
               </w:rPr>
               <w:t>Пустое поле email, заполненный пароль</w:t>
             </w:r>
@@ -3142,14 +4118,20 @@
           </w:tcPr>
           <w:p>
             <w:pPr>
+              <w:spacing w:line="240" w:lineRule="auto"/>
               <w:jc w:val="left"/>
             </w:pPr>
-            <w:r/>
+            <w:r>
+              <w:rPr>
+                <w:rFonts w:ascii="Times New Roman" w:hAnsi="Times New Roman"/>
+                <w:sz w:val="20"/>
+              </w:rPr>
+            </w:r>
             <w:r>
               <w:rPr>
                 <w:rFonts w:ascii="Times New Roman" w:hAnsi="Times New Roman" w:eastAsia="Times New Roman"/>
                 <w:b w:val="0"/>
-                <w:sz w:val="16"/>
+                <w:sz w:val="20"/>
               </w:rPr>
               <w:t>Открыть регистрацию; не указать email; отправить форму.</w:t>
             </w:r>
@@ -3162,14 +4144,20 @@
           </w:tcPr>
           <w:p>
             <w:pPr>
+              <w:spacing w:line="240" w:lineRule="auto"/>
               <w:jc w:val="left"/>
             </w:pPr>
-            <w:r/>
+            <w:r>
+              <w:rPr>
+                <w:rFonts w:ascii="Times New Roman" w:hAnsi="Times New Roman"/>
+                <w:sz w:val="20"/>
+              </w:rPr>
+            </w:r>
             <w:r>
               <w:rPr>
                 <w:rFonts w:ascii="Times New Roman" w:hAnsi="Times New Roman" w:eastAsia="Times New Roman"/>
                 <w:b w:val="0"/>
-                <w:sz w:val="16"/>
+                <w:sz w:val="20"/>
               </w:rPr>
               <w:t>Система не создает учетную запись и показывает сообщение о необходимости указать email.</w:t>
             </w:r>
@@ -3177,6 +4165,11 @@
         </w:tc>
       </w:tr>
       <w:tr>
+        <w:trPr>
+          <w:cantSplit/>
+          <w:cantSplit/>
+          <w:cantSplit/>
+        </w:trPr>
         <w:tc>
           <w:tcPr>
             <w:tcW w:type="dxa" w:w="397"/>
@@ -3184,14 +4177,20 @@
           </w:tcPr>
           <w:p>
             <w:pPr>
+              <w:spacing w:line="240" w:lineRule="auto"/>
               <w:jc w:val="left"/>
             </w:pPr>
-            <w:r/>
+            <w:r>
+              <w:rPr>
+                <w:rFonts w:ascii="Times New Roman" w:hAnsi="Times New Roman"/>
+                <w:sz w:val="20"/>
+              </w:rPr>
+            </w:r>
             <w:r>
               <w:rPr>
                 <w:rFonts w:ascii="Times New Roman" w:hAnsi="Times New Roman" w:eastAsia="Times New Roman"/>
                 <w:b w:val="0"/>
-                <w:sz w:val="16"/>
+                <w:sz w:val="20"/>
               </w:rPr>
               <w:t>3</w:t>
             </w:r>
@@ -3204,14 +4203,20 @@
           </w:tcPr>
           <w:p>
             <w:pPr>
+              <w:spacing w:line="240" w:lineRule="auto"/>
               <w:jc w:val="left"/>
             </w:pPr>
-            <w:r/>
+            <w:r>
+              <w:rPr>
+                <w:rFonts w:ascii="Times New Roman" w:hAnsi="Times New Roman"/>
+                <w:sz w:val="20"/>
+              </w:rPr>
+            </w:r>
             <w:r>
               <w:rPr>
                 <w:rFonts w:ascii="Times New Roman" w:hAnsi="Times New Roman" w:eastAsia="Times New Roman"/>
                 <w:b w:val="0"/>
-                <w:sz w:val="16"/>
+                <w:sz w:val="20"/>
               </w:rPr>
               <w:t>Авторизация покупателя</w:t>
             </w:r>
@@ -3224,14 +4229,20 @@
           </w:tcPr>
           <w:p>
             <w:pPr>
+              <w:spacing w:line="240" w:lineRule="auto"/>
               <w:jc w:val="left"/>
             </w:pPr>
-            <w:r/>
+            <w:r>
+              <w:rPr>
+                <w:rFonts w:ascii="Times New Roman" w:hAnsi="Times New Roman"/>
+                <w:sz w:val="20"/>
+              </w:rPr>
+            </w:r>
             <w:r>
               <w:rPr>
                 <w:rFonts w:ascii="Times New Roman" w:hAnsi="Times New Roman" w:eastAsia="Times New Roman"/>
                 <w:b w:val="0"/>
-                <w:sz w:val="16"/>
+                <w:sz w:val="20"/>
               </w:rPr>
               <w:t>Существующий логин и правильный пароль</w:t>
             </w:r>
@@ -3244,14 +4255,20 @@
           </w:tcPr>
           <w:p>
             <w:pPr>
+              <w:spacing w:line="240" w:lineRule="auto"/>
               <w:jc w:val="left"/>
             </w:pPr>
-            <w:r/>
+            <w:r>
+              <w:rPr>
+                <w:rFonts w:ascii="Times New Roman" w:hAnsi="Times New Roman"/>
+                <w:sz w:val="20"/>
+              </w:rPr>
+            </w:r>
             <w:r>
               <w:rPr>
                 <w:rFonts w:ascii="Times New Roman" w:hAnsi="Times New Roman" w:eastAsia="Times New Roman"/>
                 <w:b w:val="0"/>
-                <w:sz w:val="16"/>
+                <w:sz w:val="20"/>
               </w:rPr>
               <w:t>Открыть форму входа; ввести данные; нажать «Войти».</w:t>
             </w:r>
@@ -3264,14 +4281,20 @@
           </w:tcPr>
           <w:p>
             <w:pPr>
+              <w:spacing w:line="240" w:lineRule="auto"/>
               <w:jc w:val="left"/>
             </w:pPr>
-            <w:r/>
+            <w:r>
+              <w:rPr>
+                <w:rFonts w:ascii="Times New Roman" w:hAnsi="Times New Roman"/>
+                <w:sz w:val="20"/>
+              </w:rPr>
+            </w:r>
             <w:r>
               <w:rPr>
                 <w:rFonts w:ascii="Times New Roman" w:hAnsi="Times New Roman" w:eastAsia="Times New Roman"/>
                 <w:b w:val="0"/>
-                <w:sz w:val="16"/>
+                <w:sz w:val="20"/>
               </w:rPr>
               <w:t>Открывается личный кабинет покупателя, система определяет его роль.</w:t>
             </w:r>
@@ -3279,6 +4302,11 @@
         </w:tc>
       </w:tr>
       <w:tr>
+        <w:trPr>
+          <w:cantSplit/>
+          <w:cantSplit/>
+          <w:cantSplit/>
+        </w:trPr>
         <w:tc>
           <w:tcPr>
             <w:tcW w:type="dxa" w:w="397"/>
@@ -3286,14 +4314,20 @@
           </w:tcPr>
           <w:p>
             <w:pPr>
+              <w:spacing w:line="240" w:lineRule="auto"/>
               <w:jc w:val="left"/>
             </w:pPr>
-            <w:r/>
+            <w:r>
+              <w:rPr>
+                <w:rFonts w:ascii="Times New Roman" w:hAnsi="Times New Roman"/>
+                <w:sz w:val="20"/>
+              </w:rPr>
+            </w:r>
             <w:r>
               <w:rPr>
                 <w:rFonts w:ascii="Times New Roman" w:hAnsi="Times New Roman" w:eastAsia="Times New Roman"/>
                 <w:b w:val="0"/>
-                <w:sz w:val="16"/>
+                <w:sz w:val="20"/>
               </w:rPr>
               <w:t>4</w:t>
             </w:r>
@@ -3306,14 +4340,20 @@
           </w:tcPr>
           <w:p>
             <w:pPr>
+              <w:spacing w:line="240" w:lineRule="auto"/>
               <w:jc w:val="left"/>
             </w:pPr>
-            <w:r/>
+            <w:r>
+              <w:rPr>
+                <w:rFonts w:ascii="Times New Roman" w:hAnsi="Times New Roman"/>
+                <w:sz w:val="20"/>
+              </w:rPr>
+            </w:r>
             <w:r>
               <w:rPr>
                 <w:rFonts w:ascii="Times New Roman" w:hAnsi="Times New Roman" w:eastAsia="Times New Roman"/>
                 <w:b w:val="0"/>
-                <w:sz w:val="16"/>
+                <w:sz w:val="20"/>
               </w:rPr>
               <w:t>Заполнение анкеты подбора</w:t>
             </w:r>
@@ -3326,14 +4366,20 @@
           </w:tcPr>
           <w:p>
             <w:pPr>
+              <w:spacing w:line="240" w:lineRule="auto"/>
               <w:jc w:val="left"/>
             </w:pPr>
-            <w:r/>
+            <w:r>
+              <w:rPr>
+                <w:rFonts w:ascii="Times New Roman" w:hAnsi="Times New Roman"/>
+                <w:sz w:val="20"/>
+              </w:rPr>
+            </w:r>
             <w:r>
               <w:rPr>
                 <w:rFonts w:ascii="Times New Roman" w:hAnsi="Times New Roman" w:eastAsia="Times New Roman"/>
                 <w:b w:val="0"/>
-                <w:sz w:val="16"/>
+                <w:sz w:val="20"/>
               </w:rPr>
               <w:t>Освещенность: низкая; полив: редкий; опыт: начальный; есть питомец; бюджет</w:t>
             </w:r>
@@ -3346,14 +4392,20 @@
           </w:tcPr>
           <w:p>
             <w:pPr>
+              <w:spacing w:line="240" w:lineRule="auto"/>
               <w:jc w:val="left"/>
             </w:pPr>
-            <w:r/>
+            <w:r>
+              <w:rPr>
+                <w:rFonts w:ascii="Times New Roman" w:hAnsi="Times New Roman"/>
+                <w:sz w:val="20"/>
+              </w:rPr>
+            </w:r>
             <w:r>
               <w:rPr>
                 <w:rFonts w:ascii="Times New Roman" w:hAnsi="Times New Roman" w:eastAsia="Times New Roman"/>
                 <w:b w:val="0"/>
-                <w:sz w:val="16"/>
+                <w:sz w:val="20"/>
               </w:rPr>
               <w:t>Открыть раздел подбора; заполнить поля анкеты; нажать «Подобрать».</w:t>
             </w:r>
@@ -3366,14 +4418,20 @@
           </w:tcPr>
           <w:p>
             <w:pPr>
+              <w:spacing w:line="240" w:lineRule="auto"/>
               <w:jc w:val="left"/>
             </w:pPr>
-            <w:r/>
+            <w:r>
+              <w:rPr>
+                <w:rFonts w:ascii="Times New Roman" w:hAnsi="Times New Roman"/>
+                <w:sz w:val="20"/>
+              </w:rPr>
+            </w:r>
             <w:r>
               <w:rPr>
                 <w:rFonts w:ascii="Times New Roman" w:hAnsi="Times New Roman" w:eastAsia="Times New Roman"/>
                 <w:b w:val="0"/>
-                <w:sz w:val="16"/>
+                <w:sz w:val="20"/>
               </w:rPr>
               <w:t>Анкета сохраняется, система переходит к формированию рекомендаций.</w:t>
             </w:r>
@@ -3381,6 +4439,11 @@
         </w:tc>
       </w:tr>
       <w:tr>
+        <w:trPr>
+          <w:cantSplit/>
+          <w:cantSplit/>
+          <w:cantSplit/>
+        </w:trPr>
         <w:tc>
           <w:tcPr>
             <w:tcW w:type="dxa" w:w="397"/>
@@ -3388,14 +4451,20 @@
           </w:tcPr>
           <w:p>
             <w:pPr>
+              <w:spacing w:line="240" w:lineRule="auto"/>
               <w:jc w:val="left"/>
             </w:pPr>
-            <w:r/>
+            <w:r>
+              <w:rPr>
+                <w:rFonts w:ascii="Times New Roman" w:hAnsi="Times New Roman"/>
+                <w:sz w:val="20"/>
+              </w:rPr>
+            </w:r>
             <w:r>
               <w:rPr>
                 <w:rFonts w:ascii="Times New Roman" w:hAnsi="Times New Roman" w:eastAsia="Times New Roman"/>
                 <w:b w:val="0"/>
-                <w:sz w:val="16"/>
+                <w:sz w:val="20"/>
               </w:rPr>
               <w:t>5</w:t>
             </w:r>
@@ -3408,14 +4477,20 @@
           </w:tcPr>
           <w:p>
             <w:pPr>
+              <w:spacing w:line="240" w:lineRule="auto"/>
               <w:jc w:val="left"/>
             </w:pPr>
-            <w:r/>
+            <w:r>
+              <w:rPr>
+                <w:rFonts w:ascii="Times New Roman" w:hAnsi="Times New Roman"/>
+                <w:sz w:val="20"/>
+              </w:rPr>
+            </w:r>
             <w:r>
               <w:rPr>
                 <w:rFonts w:ascii="Times New Roman" w:hAnsi="Times New Roman" w:eastAsia="Times New Roman"/>
                 <w:b w:val="0"/>
-                <w:sz w:val="16"/>
+                <w:sz w:val="20"/>
               </w:rPr>
               <w:t>Формирование персональной подборки</w:t>
             </w:r>
@@ -3428,14 +4503,20 @@
           </w:tcPr>
           <w:p>
             <w:pPr>
+              <w:spacing w:line="240" w:lineRule="auto"/>
               <w:jc w:val="left"/>
             </w:pPr>
-            <w:r/>
+            <w:r>
+              <w:rPr>
+                <w:rFonts w:ascii="Times New Roman" w:hAnsi="Times New Roman"/>
+                <w:sz w:val="20"/>
+              </w:rPr>
+            </w:r>
             <w:r>
               <w:rPr>
                 <w:rFonts w:ascii="Times New Roman" w:hAnsi="Times New Roman" w:eastAsia="Times New Roman"/>
                 <w:b w:val="0"/>
-                <w:sz w:val="16"/>
+                <w:sz w:val="20"/>
               </w:rPr>
               <w:t>Заполненная анкета с корректными параметрами</w:t>
             </w:r>
@@ -3448,14 +4529,20 @@
           </w:tcPr>
           <w:p>
             <w:pPr>
+              <w:spacing w:line="240" w:lineRule="auto"/>
               <w:jc w:val="left"/>
             </w:pPr>
-            <w:r/>
+            <w:r>
+              <w:rPr>
+                <w:rFonts w:ascii="Times New Roman" w:hAnsi="Times New Roman"/>
+                <w:sz w:val="20"/>
+              </w:rPr>
+            </w:r>
             <w:r>
               <w:rPr>
                 <w:rFonts w:ascii="Times New Roman" w:hAnsi="Times New Roman" w:eastAsia="Times New Roman"/>
                 <w:b w:val="0"/>
-                <w:sz w:val="16"/>
+                <w:sz w:val="20"/>
               </w:rPr>
               <w:t>Запустить подбор растений.</w:t>
             </w:r>
@@ -3468,14 +4555,20 @@
           </w:tcPr>
           <w:p>
             <w:pPr>
+              <w:spacing w:line="240" w:lineRule="auto"/>
               <w:jc w:val="left"/>
             </w:pPr>
-            <w:r/>
+            <w:r>
+              <w:rPr>
+                <w:rFonts w:ascii="Times New Roman" w:hAnsi="Times New Roman"/>
+                <w:sz w:val="20"/>
+              </w:rPr>
+            </w:r>
             <w:r>
               <w:rPr>
                 <w:rFonts w:ascii="Times New Roman" w:hAnsi="Times New Roman" w:eastAsia="Times New Roman"/>
                 <w:b w:val="0"/>
-                <w:sz w:val="16"/>
+                <w:sz w:val="20"/>
               </w:rPr>
               <w:t>Отображается список подходящих растений с процентом соответствия и пояснением.</w:t>
             </w:r>
@@ -3483,6 +4576,11 @@
         </w:tc>
       </w:tr>
       <w:tr>
+        <w:trPr>
+          <w:cantSplit/>
+          <w:cantSplit/>
+          <w:cantSplit/>
+        </w:trPr>
         <w:tc>
           <w:tcPr>
             <w:tcW w:type="dxa" w:w="397"/>
@@ -3490,14 +4588,20 @@
           </w:tcPr>
           <w:p>
             <w:pPr>
+              <w:spacing w:line="240" w:lineRule="auto"/>
               <w:jc w:val="left"/>
             </w:pPr>
-            <w:r/>
+            <w:r>
+              <w:rPr>
+                <w:rFonts w:ascii="Times New Roman" w:hAnsi="Times New Roman"/>
+                <w:sz w:val="20"/>
+              </w:rPr>
+            </w:r>
             <w:r>
               <w:rPr>
                 <w:rFonts w:ascii="Times New Roman" w:hAnsi="Times New Roman" w:eastAsia="Times New Roman"/>
                 <w:b w:val="0"/>
-                <w:sz w:val="16"/>
+                <w:sz w:val="20"/>
               </w:rPr>
               <w:t>6</w:t>
             </w:r>
@@ -3510,14 +4614,20 @@
           </w:tcPr>
           <w:p>
             <w:pPr>
+              <w:spacing w:line="240" w:lineRule="auto"/>
               <w:jc w:val="left"/>
             </w:pPr>
-            <w:r/>
+            <w:r>
+              <w:rPr>
+                <w:rFonts w:ascii="Times New Roman" w:hAnsi="Times New Roman"/>
+                <w:sz w:val="20"/>
+              </w:rPr>
+            </w:r>
             <w:r>
               <w:rPr>
                 <w:rFonts w:ascii="Times New Roman" w:hAnsi="Times New Roman" w:eastAsia="Times New Roman"/>
                 <w:b w:val="0"/>
-                <w:sz w:val="16"/>
+                <w:sz w:val="20"/>
               </w:rPr>
               <w:t>Нет подходящих растений</w:t>
             </w:r>
@@ -3530,14 +4640,20 @@
           </w:tcPr>
           <w:p>
             <w:pPr>
+              <w:spacing w:line="240" w:lineRule="auto"/>
               <w:jc w:val="left"/>
             </w:pPr>
-            <w:r/>
+            <w:r>
+              <w:rPr>
+                <w:rFonts w:ascii="Times New Roman" w:hAnsi="Times New Roman"/>
+                <w:sz w:val="20"/>
+              </w:rPr>
+            </w:r>
             <w:r>
               <w:rPr>
                 <w:rFonts w:ascii="Times New Roman" w:hAnsi="Times New Roman" w:eastAsia="Times New Roman"/>
                 <w:b w:val="0"/>
-                <w:sz w:val="16"/>
+                <w:sz w:val="20"/>
               </w:rPr>
               <w:t>Анкета с редким сочетанием параметров, по которым нет вариантов</w:t>
             </w:r>
@@ -3550,14 +4666,20 @@
           </w:tcPr>
           <w:p>
             <w:pPr>
+              <w:spacing w:line="240" w:lineRule="auto"/>
               <w:jc w:val="left"/>
             </w:pPr>
-            <w:r/>
+            <w:r>
+              <w:rPr>
+                <w:rFonts w:ascii="Times New Roman" w:hAnsi="Times New Roman"/>
+                <w:sz w:val="20"/>
+              </w:rPr>
+            </w:r>
             <w:r>
               <w:rPr>
                 <w:rFonts w:ascii="Times New Roman" w:hAnsi="Times New Roman" w:eastAsia="Times New Roman"/>
                 <w:b w:val="0"/>
-                <w:sz w:val="16"/>
+                <w:sz w:val="20"/>
               </w:rPr>
               <w:t>Запустить подбор растений.</w:t>
             </w:r>
@@ -3570,14 +4692,20 @@
           </w:tcPr>
           <w:p>
             <w:pPr>
+              <w:spacing w:line="240" w:lineRule="auto"/>
               <w:jc w:val="left"/>
             </w:pPr>
-            <w:r/>
+            <w:r>
+              <w:rPr>
+                <w:rFonts w:ascii="Times New Roman" w:hAnsi="Times New Roman"/>
+                <w:sz w:val="20"/>
+              </w:rPr>
+            </w:r>
             <w:r>
               <w:rPr>
                 <w:rFonts w:ascii="Times New Roman" w:hAnsi="Times New Roman" w:eastAsia="Times New Roman"/>
                 <w:b w:val="0"/>
-                <w:sz w:val="16"/>
+                <w:sz w:val="20"/>
               </w:rPr>
               <w:t>Система сообщает, что подходящих растений нет, и предлагает изменить параметры или открыть каталог.</w:t>
             </w:r>
@@ -3585,6 +4713,11 @@
         </w:tc>
       </w:tr>
       <w:tr>
+        <w:trPr>
+          <w:cantSplit/>
+          <w:cantSplit/>
+          <w:cantSplit/>
+        </w:trPr>
         <w:tc>
           <w:tcPr>
             <w:tcW w:type="dxa" w:w="397"/>
@@ -3592,14 +4725,20 @@
           </w:tcPr>
           <w:p>
             <w:pPr>
+              <w:spacing w:line="240" w:lineRule="auto"/>
               <w:jc w:val="left"/>
             </w:pPr>
-            <w:r/>
+            <w:r>
+              <w:rPr>
+                <w:rFonts w:ascii="Times New Roman" w:hAnsi="Times New Roman"/>
+                <w:sz w:val="20"/>
+              </w:rPr>
+            </w:r>
             <w:r>
               <w:rPr>
                 <w:rFonts w:ascii="Times New Roman" w:hAnsi="Times New Roman" w:eastAsia="Times New Roman"/>
                 <w:b w:val="0"/>
-                <w:sz w:val="16"/>
+                <w:sz w:val="20"/>
               </w:rPr>
               <w:t>7</w:t>
             </w:r>
@@ -3612,14 +4751,20 @@
           </w:tcPr>
           <w:p>
             <w:pPr>
+              <w:spacing w:line="240" w:lineRule="auto"/>
               <w:jc w:val="left"/>
             </w:pPr>
-            <w:r/>
+            <w:r>
+              <w:rPr>
+                <w:rFonts w:ascii="Times New Roman" w:hAnsi="Times New Roman"/>
+                <w:sz w:val="20"/>
+              </w:rPr>
+            </w:r>
             <w:r>
               <w:rPr>
                 <w:rFonts w:ascii="Times New Roman" w:hAnsi="Times New Roman" w:eastAsia="Times New Roman"/>
                 <w:b w:val="0"/>
-                <w:sz w:val="16"/>
+                <w:sz w:val="20"/>
               </w:rPr>
               <w:t>Открытие карточки растения</w:t>
             </w:r>
@@ -3632,14 +4777,20 @@
           </w:tcPr>
           <w:p>
             <w:pPr>
+              <w:spacing w:line="240" w:lineRule="auto"/>
               <w:jc w:val="left"/>
             </w:pPr>
-            <w:r/>
+            <w:r>
+              <w:rPr>
+                <w:rFonts w:ascii="Times New Roman" w:hAnsi="Times New Roman"/>
+                <w:sz w:val="20"/>
+              </w:rPr>
+            </w:r>
             <w:r>
               <w:rPr>
                 <w:rFonts w:ascii="Times New Roman" w:hAnsi="Times New Roman" w:eastAsia="Times New Roman"/>
                 <w:b w:val="0"/>
-                <w:sz w:val="16"/>
+                <w:sz w:val="20"/>
               </w:rPr>
               <w:t>Растение из списка рекомендаций</w:t>
             </w:r>
@@ -3652,14 +4803,20 @@
           </w:tcPr>
           <w:p>
             <w:pPr>
+              <w:spacing w:line="240" w:lineRule="auto"/>
               <w:jc w:val="left"/>
             </w:pPr>
-            <w:r/>
+            <w:r>
+              <w:rPr>
+                <w:rFonts w:ascii="Times New Roman" w:hAnsi="Times New Roman"/>
+                <w:sz w:val="20"/>
+              </w:rPr>
+            </w:r>
             <w:r>
               <w:rPr>
                 <w:rFonts w:ascii="Times New Roman" w:hAnsi="Times New Roman" w:eastAsia="Times New Roman"/>
                 <w:b w:val="0"/>
-                <w:sz w:val="16"/>
+                <w:sz w:val="20"/>
               </w:rPr>
               <w:t>Нажать на карточку выбранного растения.</w:t>
             </w:r>
@@ -3672,14 +4829,20 @@
           </w:tcPr>
           <w:p>
             <w:pPr>
+              <w:spacing w:line="240" w:lineRule="auto"/>
               <w:jc w:val="left"/>
             </w:pPr>
-            <w:r/>
+            <w:r>
+              <w:rPr>
+                <w:rFonts w:ascii="Times New Roman" w:hAnsi="Times New Roman"/>
+                <w:sz w:val="20"/>
+              </w:rPr>
+            </w:r>
             <w:r>
               <w:rPr>
                 <w:rFonts w:ascii="Times New Roman" w:hAnsi="Times New Roman" w:eastAsia="Times New Roman"/>
                 <w:b w:val="0"/>
-                <w:sz w:val="16"/>
+                <w:sz w:val="20"/>
               </w:rPr>
               <w:t>Открывается карточка с описанием, ценой, наличием и параметрами ухода.</w:t>
             </w:r>
@@ -3687,6 +4850,11 @@
         </w:tc>
       </w:tr>
       <w:tr>
+        <w:trPr>
+          <w:cantSplit/>
+          <w:cantSplit/>
+          <w:cantSplit/>
+        </w:trPr>
         <w:tc>
           <w:tcPr>
             <w:tcW w:type="dxa" w:w="397"/>
@@ -3694,14 +4862,20 @@
           </w:tcPr>
           <w:p>
             <w:pPr>
+              <w:spacing w:line="240" w:lineRule="auto"/>
               <w:jc w:val="left"/>
             </w:pPr>
-            <w:r/>
+            <w:r>
+              <w:rPr>
+                <w:rFonts w:ascii="Times New Roman" w:hAnsi="Times New Roman"/>
+                <w:sz w:val="20"/>
+              </w:rPr>
+            </w:r>
             <w:r>
               <w:rPr>
                 <w:rFonts w:ascii="Times New Roman" w:hAnsi="Times New Roman" w:eastAsia="Times New Roman"/>
                 <w:b w:val="0"/>
-                <w:sz w:val="16"/>
+                <w:sz w:val="20"/>
               </w:rPr>
               <w:t>8</w:t>
             </w:r>
@@ -3714,14 +4888,20 @@
           </w:tcPr>
           <w:p>
             <w:pPr>
+              <w:spacing w:line="240" w:lineRule="auto"/>
               <w:jc w:val="left"/>
             </w:pPr>
-            <w:r/>
+            <w:r>
+              <w:rPr>
+                <w:rFonts w:ascii="Times New Roman" w:hAnsi="Times New Roman"/>
+                <w:sz w:val="20"/>
+              </w:rPr>
+            </w:r>
             <w:r>
               <w:rPr>
                 <w:rFonts w:ascii="Times New Roman" w:hAnsi="Times New Roman" w:eastAsia="Times New Roman"/>
                 <w:b w:val="0"/>
-                <w:sz w:val="16"/>
+                <w:sz w:val="20"/>
               </w:rPr>
               <w:t>Добавление растения в корзину</w:t>
             </w:r>
@@ -3734,14 +4914,20 @@
           </w:tcPr>
           <w:p>
             <w:pPr>
+              <w:spacing w:line="240" w:lineRule="auto"/>
               <w:jc w:val="left"/>
             </w:pPr>
-            <w:r/>
+            <w:r>
+              <w:rPr>
+                <w:rFonts w:ascii="Times New Roman" w:hAnsi="Times New Roman"/>
+                <w:sz w:val="20"/>
+              </w:rPr>
+            </w:r>
             <w:r>
               <w:rPr>
                 <w:rFonts w:ascii="Times New Roman" w:hAnsi="Times New Roman" w:eastAsia="Times New Roman"/>
                 <w:b w:val="0"/>
-                <w:sz w:val="16"/>
+                <w:sz w:val="20"/>
               </w:rPr>
               <w:t>Растение в наличии, количество 1</w:t>
             </w:r>
@@ -3754,14 +4940,20 @@
           </w:tcPr>
           <w:p>
             <w:pPr>
+              <w:spacing w:line="240" w:lineRule="auto"/>
               <w:jc w:val="left"/>
             </w:pPr>
-            <w:r/>
+            <w:r>
+              <w:rPr>
+                <w:rFonts w:ascii="Times New Roman" w:hAnsi="Times New Roman"/>
+                <w:sz w:val="20"/>
+              </w:rPr>
+            </w:r>
             <w:r>
               <w:rPr>
                 <w:rFonts w:ascii="Times New Roman" w:hAnsi="Times New Roman" w:eastAsia="Times New Roman"/>
                 <w:b w:val="0"/>
-                <w:sz w:val="16"/>
+                <w:sz w:val="20"/>
               </w:rPr>
               <w:t>Открыть карточку; нажать «Добавить в корзину».</w:t>
             </w:r>
@@ -3774,14 +4966,20 @@
           </w:tcPr>
           <w:p>
             <w:pPr>
+              <w:spacing w:line="240" w:lineRule="auto"/>
               <w:jc w:val="left"/>
             </w:pPr>
-            <w:r/>
+            <w:r>
+              <w:rPr>
+                <w:rFonts w:ascii="Times New Roman" w:hAnsi="Times New Roman"/>
+                <w:sz w:val="20"/>
+              </w:rPr>
+            </w:r>
             <w:r>
               <w:rPr>
                 <w:rFonts w:ascii="Times New Roman" w:hAnsi="Times New Roman" w:eastAsia="Times New Roman"/>
                 <w:b w:val="0"/>
-                <w:sz w:val="16"/>
+                <w:sz w:val="20"/>
               </w:rPr>
               <w:t>Товар добавляется в корзину, сумма корзины пересчитывается.</w:t>
             </w:r>
@@ -3789,6 +4987,11 @@
         </w:tc>
       </w:tr>
       <w:tr>
+        <w:trPr>
+          <w:cantSplit/>
+          <w:cantSplit/>
+          <w:cantSplit/>
+        </w:trPr>
         <w:tc>
           <w:tcPr>
             <w:tcW w:type="dxa" w:w="397"/>
@@ -3796,14 +4999,20 @@
           </w:tcPr>
           <w:p>
             <w:pPr>
+              <w:spacing w:line="240" w:lineRule="auto"/>
               <w:jc w:val="left"/>
             </w:pPr>
-            <w:r/>
+            <w:r>
+              <w:rPr>
+                <w:rFonts w:ascii="Times New Roman" w:hAnsi="Times New Roman"/>
+                <w:sz w:val="20"/>
+              </w:rPr>
+            </w:r>
             <w:r>
               <w:rPr>
                 <w:rFonts w:ascii="Times New Roman" w:hAnsi="Times New Roman" w:eastAsia="Times New Roman"/>
                 <w:b w:val="0"/>
-                <w:sz w:val="16"/>
+                <w:sz w:val="20"/>
               </w:rPr>
               <w:t>9</w:t>
             </w:r>
@@ -3816,14 +5025,20 @@
           </w:tcPr>
           <w:p>
             <w:pPr>
+              <w:spacing w:line="240" w:lineRule="auto"/>
               <w:jc w:val="left"/>
             </w:pPr>
-            <w:r/>
+            <w:r>
+              <w:rPr>
+                <w:rFonts w:ascii="Times New Roman" w:hAnsi="Times New Roman"/>
+                <w:sz w:val="20"/>
+              </w:rPr>
+            </w:r>
             <w:r>
               <w:rPr>
                 <w:rFonts w:ascii="Times New Roman" w:hAnsi="Times New Roman" w:eastAsia="Times New Roman"/>
                 <w:b w:val="0"/>
-                <w:sz w:val="16"/>
+                <w:sz w:val="20"/>
               </w:rPr>
               <w:t>Изменение количества в корзине</w:t>
             </w:r>
@@ -3836,14 +5051,20 @@
           </w:tcPr>
           <w:p>
             <w:pPr>
+              <w:spacing w:line="240" w:lineRule="auto"/>
               <w:jc w:val="left"/>
             </w:pPr>
-            <w:r/>
+            <w:r>
+              <w:rPr>
+                <w:rFonts w:ascii="Times New Roman" w:hAnsi="Times New Roman"/>
+                <w:sz w:val="20"/>
+              </w:rPr>
+            </w:r>
             <w:r>
               <w:rPr>
                 <w:rFonts w:ascii="Times New Roman" w:hAnsi="Times New Roman" w:eastAsia="Times New Roman"/>
                 <w:b w:val="0"/>
-                <w:sz w:val="16"/>
+                <w:sz w:val="20"/>
               </w:rPr>
               <w:t>Товар в корзине, новое количество 2</w:t>
             </w:r>
@@ -3856,14 +5077,20 @@
           </w:tcPr>
           <w:p>
             <w:pPr>
+              <w:spacing w:line="240" w:lineRule="auto"/>
               <w:jc w:val="left"/>
             </w:pPr>
-            <w:r/>
+            <w:r>
+              <w:rPr>
+                <w:rFonts w:ascii="Times New Roman" w:hAnsi="Times New Roman"/>
+                <w:sz w:val="20"/>
+              </w:rPr>
+            </w:r>
             <w:r>
               <w:rPr>
                 <w:rFonts w:ascii="Times New Roman" w:hAnsi="Times New Roman" w:eastAsia="Times New Roman"/>
                 <w:b w:val="0"/>
-                <w:sz w:val="16"/>
+                <w:sz w:val="20"/>
               </w:rPr>
               <w:t>Открыть корзину; изменить количество товара.</w:t>
             </w:r>
@@ -3876,14 +5103,20 @@
           </w:tcPr>
           <w:p>
             <w:pPr>
+              <w:spacing w:line="240" w:lineRule="auto"/>
               <w:jc w:val="left"/>
             </w:pPr>
-            <w:r/>
+            <w:r>
+              <w:rPr>
+                <w:rFonts w:ascii="Times New Roman" w:hAnsi="Times New Roman"/>
+                <w:sz w:val="20"/>
+              </w:rPr>
+            </w:r>
             <w:r>
               <w:rPr>
                 <w:rFonts w:ascii="Times New Roman" w:hAnsi="Times New Roman" w:eastAsia="Times New Roman"/>
                 <w:b w:val="0"/>
-                <w:sz w:val="16"/>
+                <w:sz w:val="20"/>
               </w:rPr>
               <w:t>Количество и итоговая сумма заказа обновляются.</w:t>
             </w:r>
@@ -3891,6 +5124,11 @@
         </w:tc>
       </w:tr>
       <w:tr>
+        <w:trPr>
+          <w:cantSplit/>
+          <w:cantSplit/>
+          <w:cantSplit/>
+        </w:trPr>
         <w:tc>
           <w:tcPr>
             <w:tcW w:type="dxa" w:w="397"/>
@@ -3898,14 +5136,20 @@
           </w:tcPr>
           <w:p>
             <w:pPr>
+              <w:spacing w:line="240" w:lineRule="auto"/>
               <w:jc w:val="left"/>
             </w:pPr>
-            <w:r/>
+            <w:r>
+              <w:rPr>
+                <w:rFonts w:ascii="Times New Roman" w:hAnsi="Times New Roman"/>
+                <w:sz w:val="20"/>
+              </w:rPr>
+            </w:r>
             <w:r>
               <w:rPr>
                 <w:rFonts w:ascii="Times New Roman" w:hAnsi="Times New Roman" w:eastAsia="Times New Roman"/>
                 <w:b w:val="0"/>
-                <w:sz w:val="16"/>
+                <w:sz w:val="20"/>
               </w:rPr>
               <w:t>10</w:t>
             </w:r>
@@ -3918,14 +5162,20 @@
           </w:tcPr>
           <w:p>
             <w:pPr>
+              <w:spacing w:line="240" w:lineRule="auto"/>
               <w:jc w:val="left"/>
             </w:pPr>
-            <w:r/>
+            <w:r>
+              <w:rPr>
+                <w:rFonts w:ascii="Times New Roman" w:hAnsi="Times New Roman"/>
+                <w:sz w:val="20"/>
+              </w:rPr>
+            </w:r>
             <w:r>
               <w:rPr>
                 <w:rFonts w:ascii="Times New Roman" w:hAnsi="Times New Roman" w:eastAsia="Times New Roman"/>
                 <w:b w:val="0"/>
-                <w:sz w:val="16"/>
+                <w:sz w:val="20"/>
               </w:rPr>
               <w:t>Оформление заказа</w:t>
             </w:r>
@@ -3938,14 +5188,20 @@
           </w:tcPr>
           <w:p>
             <w:pPr>
+              <w:spacing w:line="240" w:lineRule="auto"/>
               <w:jc w:val="left"/>
             </w:pPr>
-            <w:r/>
+            <w:r>
+              <w:rPr>
+                <w:rFonts w:ascii="Times New Roman" w:hAnsi="Times New Roman"/>
+                <w:sz w:val="20"/>
+              </w:rPr>
+            </w:r>
             <w:r>
               <w:rPr>
                 <w:rFonts w:ascii="Times New Roman" w:hAnsi="Times New Roman" w:eastAsia="Times New Roman"/>
                 <w:b w:val="0"/>
-                <w:sz w:val="16"/>
+                <w:sz w:val="20"/>
               </w:rPr>
               <w:t>Корзина с товаром, контактные данные, адрес доставки</w:t>
             </w:r>
@@ -3958,14 +5214,20 @@
           </w:tcPr>
           <w:p>
             <w:pPr>
+              <w:spacing w:line="240" w:lineRule="auto"/>
               <w:jc w:val="left"/>
             </w:pPr>
-            <w:r/>
+            <w:r>
+              <w:rPr>
+                <w:rFonts w:ascii="Times New Roman" w:hAnsi="Times New Roman"/>
+                <w:sz w:val="20"/>
+              </w:rPr>
+            </w:r>
             <w:r>
               <w:rPr>
                 <w:rFonts w:ascii="Times New Roman" w:hAnsi="Times New Roman" w:eastAsia="Times New Roman"/>
                 <w:b w:val="0"/>
-                <w:sz w:val="16"/>
+                <w:sz w:val="20"/>
               </w:rPr>
               <w:t>Перейти к оформлению; заполнить данные; подтвердить заказ.</w:t>
             </w:r>
@@ -3978,15 +5240,25 @@
           </w:tcPr>
           <w:p>
             <w:pPr>
+              <w:spacing w:line="240" w:lineRule="auto"/>
               <w:jc w:val="left"/>
             </w:pPr>
             <w:r>
+              <w:rPr>
+                <w:rFonts w:ascii="Times New Roman" w:hAnsi="Times New Roman"/>
+                <w:sz w:val="20"/>
+              </w:rPr>
               <w:t>Создается заказ со статусом «новая», покупатель видит подтверждение.</w:t>
             </w:r>
           </w:p>
         </w:tc>
       </w:tr>
       <w:tr>
+        <w:trPr>
+          <w:cantSplit/>
+          <w:cantSplit/>
+          <w:cantSplit/>
+        </w:trPr>
         <w:tc>
           <w:tcPr>
             <w:tcW w:type="dxa" w:w="397"/>
@@ -3994,14 +5266,20 @@
           </w:tcPr>
           <w:p>
             <w:pPr>
+              <w:spacing w:line="240" w:lineRule="auto"/>
               <w:jc w:val="left"/>
             </w:pPr>
-            <w:r/>
+            <w:r>
+              <w:rPr>
+                <w:rFonts w:ascii="Times New Roman" w:hAnsi="Times New Roman"/>
+                <w:sz w:val="20"/>
+              </w:rPr>
+            </w:r>
             <w:r>
               <w:rPr>
                 <w:rFonts w:ascii="Times New Roman" w:hAnsi="Times New Roman" w:eastAsia="Times New Roman"/>
                 <w:b w:val="0"/>
-                <w:sz w:val="16"/>
+                <w:sz w:val="20"/>
               </w:rPr>
               <w:t>11</w:t>
             </w:r>
@@ -4014,14 +5292,20 @@
           </w:tcPr>
           <w:p>
             <w:pPr>
+              <w:spacing w:line="240" w:lineRule="auto"/>
               <w:jc w:val="left"/>
             </w:pPr>
-            <w:r/>
+            <w:r>
+              <w:rPr>
+                <w:rFonts w:ascii="Times New Roman" w:hAnsi="Times New Roman"/>
+                <w:sz w:val="20"/>
+              </w:rPr>
+            </w:r>
             <w:r>
               <w:rPr>
                 <w:rFonts w:ascii="Times New Roman" w:hAnsi="Times New Roman" w:eastAsia="Times New Roman"/>
                 <w:b w:val="0"/>
-                <w:sz w:val="16"/>
+                <w:sz w:val="20"/>
               </w:rPr>
               <w:t>Ошибка оформления при пустом телефоне</w:t>
             </w:r>
@@ -4034,14 +5318,20 @@
           </w:tcPr>
           <w:p>
             <w:pPr>
+              <w:spacing w:line="240" w:lineRule="auto"/>
               <w:jc w:val="left"/>
             </w:pPr>
-            <w:r/>
+            <w:r>
+              <w:rPr>
+                <w:rFonts w:ascii="Times New Roman" w:hAnsi="Times New Roman"/>
+                <w:sz w:val="20"/>
+              </w:rPr>
+            </w:r>
             <w:r>
               <w:rPr>
                 <w:rFonts w:ascii="Times New Roman" w:hAnsi="Times New Roman" w:eastAsia="Times New Roman"/>
                 <w:b w:val="0"/>
-                <w:sz w:val="16"/>
+                <w:sz w:val="20"/>
               </w:rPr>
               <w:t>Корзина с товаром, телефон не указан</w:t>
             </w:r>
@@ -4054,14 +5344,20 @@
           </w:tcPr>
           <w:p>
             <w:pPr>
+              <w:spacing w:line="240" w:lineRule="auto"/>
               <w:jc w:val="left"/>
             </w:pPr>
-            <w:r/>
+            <w:r>
+              <w:rPr>
+                <w:rFonts w:ascii="Times New Roman" w:hAnsi="Times New Roman"/>
+                <w:sz w:val="20"/>
+              </w:rPr>
+            </w:r>
             <w:r>
               <w:rPr>
                 <w:rFonts w:ascii="Times New Roman" w:hAnsi="Times New Roman" w:eastAsia="Times New Roman"/>
                 <w:b w:val="0"/>
-                <w:sz w:val="16"/>
+                <w:sz w:val="20"/>
               </w:rPr>
               <w:t>Открыть оформление заказа; оставить телефон пустым; подтвердить заказ.</w:t>
             </w:r>
@@ -4074,14 +5370,20 @@
           </w:tcPr>
           <w:p>
             <w:pPr>
+              <w:spacing w:line="240" w:lineRule="auto"/>
               <w:jc w:val="left"/>
             </w:pPr>
-            <w:r/>
+            <w:r>
+              <w:rPr>
+                <w:rFonts w:ascii="Times New Roman" w:hAnsi="Times New Roman"/>
+                <w:sz w:val="20"/>
+              </w:rPr>
+            </w:r>
             <w:r>
               <w:rPr>
                 <w:rFonts w:ascii="Times New Roman" w:hAnsi="Times New Roman" w:eastAsia="Times New Roman"/>
                 <w:b w:val="0"/>
-                <w:sz w:val="16"/>
+                <w:sz w:val="20"/>
               </w:rPr>
               <w:t>Заказ не создается, система показывает ошибку обязательного поля.</w:t>
             </w:r>
@@ -4089,6 +5391,11 @@
         </w:tc>
       </w:tr>
       <w:tr>
+        <w:trPr>
+          <w:cantSplit/>
+          <w:cantSplit/>
+          <w:cantSplit/>
+        </w:trPr>
         <w:tc>
           <w:tcPr>
             <w:tcW w:type="dxa" w:w="397"/>
@@ -4096,14 +5403,20 @@
           </w:tcPr>
           <w:p>
             <w:pPr>
+              <w:spacing w:line="240" w:lineRule="auto"/>
               <w:jc w:val="left"/>
             </w:pPr>
-            <w:r/>
+            <w:r>
+              <w:rPr>
+                <w:rFonts w:ascii="Times New Roman" w:hAnsi="Times New Roman"/>
+                <w:sz w:val="20"/>
+              </w:rPr>
+            </w:r>
             <w:r>
               <w:rPr>
                 <w:rFonts w:ascii="Times New Roman" w:hAnsi="Times New Roman" w:eastAsia="Times New Roman"/>
                 <w:b w:val="0"/>
-                <w:sz w:val="16"/>
+                <w:sz w:val="20"/>
               </w:rPr>
               <w:t>12</w:t>
             </w:r>
@@ -4116,14 +5429,20 @@
           </w:tcPr>
           <w:p>
             <w:pPr>
+              <w:spacing w:line="240" w:lineRule="auto"/>
               <w:jc w:val="left"/>
             </w:pPr>
-            <w:r/>
+            <w:r>
+              <w:rPr>
+                <w:rFonts w:ascii="Times New Roman" w:hAnsi="Times New Roman"/>
+                <w:sz w:val="20"/>
+              </w:rPr>
+            </w:r>
             <w:r>
               <w:rPr>
                 <w:rFonts w:ascii="Times New Roman" w:hAnsi="Times New Roman" w:eastAsia="Times New Roman"/>
                 <w:b w:val="0"/>
-                <w:sz w:val="16"/>
+                <w:sz w:val="20"/>
               </w:rPr>
               <w:t>Уведомление менеджера о новом заказе</w:t>
             </w:r>
@@ -4136,9 +5455,14 @@
           </w:tcPr>
           <w:p>
             <w:pPr>
+              <w:spacing w:line="240" w:lineRule="auto"/>
               <w:jc w:val="left"/>
             </w:pPr>
             <w:r>
+              <w:rPr>
+                <w:rFonts w:ascii="Times New Roman" w:hAnsi="Times New Roman"/>
+                <w:sz w:val="20"/>
+              </w:rPr>
               <w:t>Созданный заказ со статусом «новая»</w:t>
             </w:r>
           </w:p>
@@ -4150,14 +5474,20 @@
           </w:tcPr>
           <w:p>
             <w:pPr>
+              <w:spacing w:line="240" w:lineRule="auto"/>
               <w:jc w:val="left"/>
             </w:pPr>
-            <w:r/>
+            <w:r>
+              <w:rPr>
+                <w:rFonts w:ascii="Times New Roman" w:hAnsi="Times New Roman"/>
+                <w:sz w:val="20"/>
+              </w:rPr>
+            </w:r>
             <w:r>
               <w:rPr>
                 <w:rFonts w:ascii="Times New Roman" w:hAnsi="Times New Roman" w:eastAsia="Times New Roman"/>
                 <w:b w:val="0"/>
-                <w:sz w:val="16"/>
+                <w:sz w:val="20"/>
               </w:rPr>
               <w:t>Покупатель оформляет заказ.</w:t>
             </w:r>
@@ -4170,14 +5500,20 @@
           </w:tcPr>
           <w:p>
             <w:pPr>
+              <w:spacing w:line="240" w:lineRule="auto"/>
               <w:jc w:val="left"/>
             </w:pPr>
-            <w:r/>
+            <w:r>
+              <w:rPr>
+                <w:rFonts w:ascii="Times New Roman" w:hAnsi="Times New Roman"/>
+                <w:sz w:val="20"/>
+              </w:rPr>
+            </w:r>
             <w:r>
               <w:rPr>
                 <w:rFonts w:ascii="Times New Roman" w:hAnsi="Times New Roman" w:eastAsia="Times New Roman"/>
                 <w:b w:val="0"/>
-                <w:sz w:val="16"/>
+                <w:sz w:val="20"/>
               </w:rPr>
               <w:t>Менеджер получает уведомление о новой заявке на обработку.</w:t>
             </w:r>
@@ -4185,6 +5521,11 @@
         </w:tc>
       </w:tr>
       <w:tr>
+        <w:trPr>
+          <w:cantSplit/>
+          <w:cantSplit/>
+          <w:cantSplit/>
+        </w:trPr>
         <w:tc>
           <w:tcPr>
             <w:tcW w:type="dxa" w:w="397"/>
@@ -4192,14 +5533,20 @@
           </w:tcPr>
           <w:p>
             <w:pPr>
+              <w:spacing w:line="240" w:lineRule="auto"/>
               <w:jc w:val="left"/>
             </w:pPr>
-            <w:r/>
+            <w:r>
+              <w:rPr>
+                <w:rFonts w:ascii="Times New Roman" w:hAnsi="Times New Roman"/>
+                <w:sz w:val="20"/>
+              </w:rPr>
+            </w:r>
             <w:r>
               <w:rPr>
                 <w:rFonts w:ascii="Times New Roman" w:hAnsi="Times New Roman" w:eastAsia="Times New Roman"/>
                 <w:b w:val="0"/>
-                <w:sz w:val="16"/>
+                <w:sz w:val="20"/>
               </w:rPr>
               <w:t>13</w:t>
             </w:r>
@@ -4212,14 +5559,20 @@
           </w:tcPr>
           <w:p>
             <w:pPr>
+              <w:spacing w:line="240" w:lineRule="auto"/>
               <w:jc w:val="left"/>
             </w:pPr>
-            <w:r/>
+            <w:r>
+              <w:rPr>
+                <w:rFonts w:ascii="Times New Roman" w:hAnsi="Times New Roman"/>
+                <w:sz w:val="20"/>
+              </w:rPr>
+            </w:r>
             <w:r>
               <w:rPr>
                 <w:rFonts w:ascii="Times New Roman" w:hAnsi="Times New Roman" w:eastAsia="Times New Roman"/>
                 <w:b w:val="0"/>
-                <w:sz w:val="16"/>
+                <w:sz w:val="20"/>
               </w:rPr>
               <w:t>Обработка заказа менеджером</w:t>
             </w:r>
@@ -4232,14 +5585,20 @@
           </w:tcPr>
           <w:p>
             <w:pPr>
+              <w:spacing w:line="240" w:lineRule="auto"/>
               <w:jc w:val="left"/>
             </w:pPr>
-            <w:r/>
+            <w:r>
+              <w:rPr>
+                <w:rFonts w:ascii="Times New Roman" w:hAnsi="Times New Roman"/>
+                <w:sz w:val="20"/>
+              </w:rPr>
+            </w:r>
             <w:r>
               <w:rPr>
                 <w:rFonts w:ascii="Times New Roman" w:hAnsi="Times New Roman" w:eastAsia="Times New Roman"/>
                 <w:b w:val="0"/>
-                <w:sz w:val="16"/>
+                <w:sz w:val="20"/>
               </w:rPr>
               <w:t>Менеджер авторизован, есть новый заказ</w:t>
             </w:r>
@@ -4252,14 +5611,20 @@
           </w:tcPr>
           <w:p>
             <w:pPr>
+              <w:spacing w:line="240" w:lineRule="auto"/>
               <w:jc w:val="left"/>
             </w:pPr>
-            <w:r/>
+            <w:r>
+              <w:rPr>
+                <w:rFonts w:ascii="Times New Roman" w:hAnsi="Times New Roman"/>
+                <w:sz w:val="20"/>
+              </w:rPr>
+            </w:r>
             <w:r>
               <w:rPr>
                 <w:rFonts w:ascii="Times New Roman" w:hAnsi="Times New Roman" w:eastAsia="Times New Roman"/>
                 <w:b w:val="0"/>
-                <w:sz w:val="16"/>
+                <w:sz w:val="20"/>
               </w:rPr>
               <w:t>Открыть список заказов; выбрать заказ; проверить состав; изменить статус на «в обработке».</w:t>
             </w:r>
@@ -4272,14 +5637,20 @@
           </w:tcPr>
           <w:p>
             <w:pPr>
+              <w:spacing w:line="240" w:lineRule="auto"/>
               <w:jc w:val="left"/>
             </w:pPr>
-            <w:r/>
+            <w:r>
+              <w:rPr>
+                <w:rFonts w:ascii="Times New Roman" w:hAnsi="Times New Roman"/>
+                <w:sz w:val="20"/>
+              </w:rPr>
+            </w:r>
             <w:r>
               <w:rPr>
                 <w:rFonts w:ascii="Times New Roman" w:hAnsi="Times New Roman" w:eastAsia="Times New Roman"/>
                 <w:b w:val="0"/>
-                <w:sz w:val="16"/>
+                <w:sz w:val="20"/>
               </w:rPr>
               <w:t>Статус заказа обновляется и отображается покупателю в личном кабинете.</w:t>
             </w:r>
@@ -4287,6 +5658,11 @@
         </w:tc>
       </w:tr>
       <w:tr>
+        <w:trPr>
+          <w:cantSplit/>
+          <w:cantSplit/>
+          <w:cantSplit/>
+        </w:trPr>
         <w:tc>
           <w:tcPr>
             <w:tcW w:type="dxa" w:w="397"/>
@@ -4294,14 +5670,20 @@
           </w:tcPr>
           <w:p>
             <w:pPr>
+              <w:spacing w:line="240" w:lineRule="auto"/>
               <w:jc w:val="left"/>
             </w:pPr>
-            <w:r/>
+            <w:r>
+              <w:rPr>
+                <w:rFonts w:ascii="Times New Roman" w:hAnsi="Times New Roman"/>
+                <w:sz w:val="20"/>
+              </w:rPr>
+            </w:r>
             <w:r>
               <w:rPr>
                 <w:rFonts w:ascii="Times New Roman" w:hAnsi="Times New Roman" w:eastAsia="Times New Roman"/>
                 <w:b w:val="0"/>
-                <w:sz w:val="16"/>
+                <w:sz w:val="20"/>
               </w:rPr>
               <w:t>14</w:t>
             </w:r>
@@ -4314,14 +5696,20 @@
           </w:tcPr>
           <w:p>
             <w:pPr>
+              <w:spacing w:line="240" w:lineRule="auto"/>
               <w:jc w:val="left"/>
             </w:pPr>
-            <w:r/>
+            <w:r>
+              <w:rPr>
+                <w:rFonts w:ascii="Times New Roman" w:hAnsi="Times New Roman"/>
+                <w:sz w:val="20"/>
+              </w:rPr>
+            </w:r>
             <w:r>
               <w:rPr>
                 <w:rFonts w:ascii="Times New Roman" w:hAnsi="Times New Roman" w:eastAsia="Times New Roman"/>
                 <w:b w:val="0"/>
-                <w:sz w:val="16"/>
+                <w:sz w:val="20"/>
               </w:rPr>
               <w:t>Заказ требует уточнения</w:t>
             </w:r>
@@ -4334,14 +5722,20 @@
           </w:tcPr>
           <w:p>
             <w:pPr>
+              <w:spacing w:line="240" w:lineRule="auto"/>
               <w:jc w:val="left"/>
             </w:pPr>
-            <w:r/>
+            <w:r>
+              <w:rPr>
+                <w:rFonts w:ascii="Times New Roman" w:hAnsi="Times New Roman"/>
+                <w:sz w:val="20"/>
+              </w:rPr>
+            </w:r>
             <w:r>
               <w:rPr>
                 <w:rFonts w:ascii="Times New Roman" w:hAnsi="Times New Roman" w:eastAsia="Times New Roman"/>
                 <w:b w:val="0"/>
-                <w:sz w:val="16"/>
+                <w:sz w:val="20"/>
               </w:rPr>
               <w:t>В заказе есть растение, которого нет в наличии</w:t>
             </w:r>
@@ -4354,9 +5748,14 @@
           </w:tcPr>
           <w:p>
             <w:pPr>
+              <w:spacing w:line="240" w:lineRule="auto"/>
               <w:jc w:val="left"/>
             </w:pPr>
             <w:r>
+              <w:rPr>
+                <w:rFonts w:ascii="Times New Roman" w:hAnsi="Times New Roman"/>
+                <w:sz w:val="20"/>
+              </w:rPr>
               <w:t>Менеджер открывает заказ; вводит сообщение покупателю и внутренний комментарий; ставит статус «требует уточнения».</w:t>
             </w:r>
           </w:p>
@@ -4368,15 +5767,25 @@
           </w:tcPr>
           <w:p>
             <w:pPr>
+              <w:spacing w:line="240" w:lineRule="auto"/>
               <w:jc w:val="left"/>
             </w:pPr>
             <w:r>
+              <w:rPr>
+                <w:rFonts w:ascii="Times New Roman" w:hAnsi="Times New Roman"/>
+                <w:sz w:val="20"/>
+              </w:rPr>
               <w:t>Покупатель видит статус и сообщение менеджера; внутренний комментарий персонала ему недоступен.</w:t>
             </w:r>
           </w:p>
         </w:tc>
       </w:tr>
       <w:tr>
+        <w:trPr>
+          <w:cantSplit/>
+          <w:cantSplit/>
+          <w:cantSplit/>
+        </w:trPr>
         <w:tc>
           <w:tcPr>
             <w:tcW w:type="dxa" w:w="397"/>
@@ -4384,82 +5793,22 @@
           </w:tcPr>
           <w:p>
             <w:pPr>
+              <w:spacing w:line="240" w:lineRule="auto"/>
               <w:jc w:val="left"/>
             </w:pPr>
-            <w:r/>
+            <w:r>
+              <w:rPr>
+                <w:rFonts w:ascii="Times New Roman" w:hAnsi="Times New Roman"/>
+                <w:sz w:val="20"/>
+              </w:rPr>
+            </w:r>
             <w:r>
               <w:rPr>
                 <w:rFonts w:ascii="Times New Roman" w:hAnsi="Times New Roman" w:eastAsia="Times New Roman"/>
                 <w:b w:val="0"/>
-                <w:sz w:val="16"/>
+                <w:sz w:val="20"/>
               </w:rPr>
               <w:t>15</w:t>
-            </w:r>
-          </w:p>
-        </w:tc>
-        <w:tc>
-          <w:tcPr>
-            <w:tcW w:type="dxa" w:w="1814"/>
-            <w:vAlign w:val="center"/>
-          </w:tcPr>
-          <w:p>
-            <w:r>
-              <w:t>Редактирование каталога контент-менеджером</w:t>
-            </w:r>
-          </w:p>
-        </w:tc>
-        <w:tc>
-          <w:tcPr>
-            <w:tcW w:type="dxa" w:w="2268"/>
-            <w:vAlign w:val="center"/>
-          </w:tcPr>
-          <w:p>
-            <w:r>
-              <w:t>Контент-менеджер авторизован, данные нового растения</w:t>
-            </w:r>
-          </w:p>
-        </w:tc>
-        <w:tc>
-          <w:tcPr>
-            <w:tcW w:type="dxa" w:w="2891"/>
-            <w:vAlign w:val="center"/>
-          </w:tcPr>
-          <w:p>
-            <w:r>
-              <w:t>Открыть раздел каталога; добавить растение; заполнить параметры ухода; сохранить.</w:t>
-            </w:r>
-          </w:p>
-        </w:tc>
-        <w:tc>
-          <w:tcPr>
-            <w:tcW w:type="dxa" w:w="2891"/>
-            <w:vAlign w:val="center"/>
-          </w:tcPr>
-          <w:p>
-            <w:r>
-              <w:t>Растение появляется в каталоге и используется в подборе.</w:t>
-            </w:r>
-          </w:p>
-        </w:tc>
-      </w:tr>
-      <w:tr>
-        <w:tc>
-          <w:tcPr>
-            <w:tcW w:type="dxa" w:w="397"/>
-            <w:vAlign w:val="center"/>
-          </w:tcPr>
-          <w:p>
-            <w:pPr>
-              <w:jc w:val="left"/>
-            </w:pPr>
-            <w:r/>
-            <w:r>
-              <w:rPr>
-                <w:rFonts w:ascii="Times New Roman" w:hAnsi="Times New Roman" w:eastAsia="Times New Roman"/>
-                <w:b w:val="0"/>
-                <w:sz w:val="16"/>
-              </w:rPr>
-              <w:t>16</w:t>
             </w:r>
           </w:p>
         </w:tc>
@@ -4470,16 +5819,14 @@
           </w:tcPr>
           <w:p>
             <w:pPr>
-              <w:jc w:val="left"/>
+              <w:spacing w:line="240" w:lineRule="auto"/>
             </w:pPr>
-            <w:r/>
-            <w:r>
-              <w:rPr>
-                <w:rFonts w:ascii="Times New Roman" w:hAnsi="Times New Roman" w:eastAsia="Times New Roman"/>
-                <w:b w:val="0"/>
-                <w:sz w:val="16"/>
-              </w:rPr>
-              <w:t>Проверка разграничения доступа</w:t>
+            <w:r>
+              <w:rPr>
+                <w:rFonts w:ascii="Times New Roman" w:hAnsi="Times New Roman"/>
+                <w:sz w:val="20"/>
+              </w:rPr>
+              <w:t>Редактирование каталога контент-менеджером</w:t>
             </w:r>
           </w:p>
         </w:tc>
@@ -4490,16 +5837,14 @@
           </w:tcPr>
           <w:p>
             <w:pPr>
-              <w:jc w:val="left"/>
+              <w:spacing w:line="240" w:lineRule="auto"/>
             </w:pPr>
-            <w:r/>
-            <w:r>
-              <w:rPr>
-                <w:rFonts w:ascii="Times New Roman" w:hAnsi="Times New Roman" w:eastAsia="Times New Roman"/>
-                <w:b w:val="0"/>
-                <w:sz w:val="16"/>
-              </w:rPr>
-              <w:t>Покупатель пытается открыть админ-панель</w:t>
+            <w:r>
+              <w:rPr>
+                <w:rFonts w:ascii="Times New Roman" w:hAnsi="Times New Roman"/>
+                <w:sz w:val="20"/>
+              </w:rPr>
+              <w:t>Контент-менеджер авторизован, данные нового растения</w:t>
             </w:r>
           </w:p>
         </w:tc>
@@ -4510,16 +5855,14 @@
           </w:tcPr>
           <w:p>
             <w:pPr>
-              <w:jc w:val="left"/>
+              <w:spacing w:line="240" w:lineRule="auto"/>
             </w:pPr>
-            <w:r/>
-            <w:r>
-              <w:rPr>
-                <w:rFonts w:ascii="Times New Roman" w:hAnsi="Times New Roman" w:eastAsia="Times New Roman"/>
-                <w:b w:val="0"/>
-                <w:sz w:val="16"/>
-              </w:rPr>
-              <w:t>Войти как покупатель; перейти по адресу административного раздела.</w:t>
+            <w:r>
+              <w:rPr>
+                <w:rFonts w:ascii="Times New Roman" w:hAnsi="Times New Roman"/>
+                <w:sz w:val="20"/>
+              </w:rPr>
+              <w:t>Открыть раздел каталога; добавить растение; заполнить параметры ухода; сохранить.</w:t>
             </w:r>
           </w:p>
         </w:tc>
@@ -4530,27 +5873,174 @@
           </w:tcPr>
           <w:p>
             <w:pPr>
-              <w:jc w:val="left"/>
+              <w:spacing w:line="240" w:lineRule="auto"/>
             </w:pPr>
-            <w:r/>
-            <w:r>
-              <w:rPr>
-                <w:rFonts w:ascii="Times New Roman" w:hAnsi="Times New Roman" w:eastAsia="Times New Roman"/>
-                <w:b w:val="0"/>
-                <w:sz w:val="16"/>
-              </w:rPr>
-              <w:t>Доступ запрещен, административные функции не отображаются.</w:t>
+            <w:r>
+              <w:rPr>
+                <w:rFonts w:ascii="Times New Roman" w:hAnsi="Times New Roman"/>
+                <w:sz w:val="20"/>
+              </w:rPr>
+              <w:t>Растение появляется в каталоге и используется в подборе.</w:t>
             </w:r>
           </w:p>
         </w:tc>
       </w:tr>
       <w:tr>
+        <w:trPr>
+          <w:cantSplit/>
+          <w:cantSplit/>
+          <w:cantSplit/>
+        </w:trPr>
+        <w:tc>
+          <w:tcPr>
+            <w:tcW w:type="dxa" w:w="397"/>
+            <w:vAlign w:val="center"/>
+          </w:tcPr>
+          <w:p>
+            <w:pPr>
+              <w:spacing w:line="240" w:lineRule="auto"/>
+              <w:jc w:val="left"/>
+            </w:pPr>
+            <w:r>
+              <w:rPr>
+                <w:rFonts w:ascii="Times New Roman" w:hAnsi="Times New Roman"/>
+                <w:sz w:val="20"/>
+              </w:rPr>
+            </w:r>
+            <w:r>
+              <w:rPr>
+                <w:rFonts w:ascii="Times New Roman" w:hAnsi="Times New Roman" w:eastAsia="Times New Roman"/>
+                <w:b w:val="0"/>
+                <w:sz w:val="20"/>
+              </w:rPr>
+              <w:t>16</w:t>
+            </w:r>
+          </w:p>
+        </w:tc>
+        <w:tc>
+          <w:tcPr>
+            <w:tcW w:type="dxa" w:w="1814"/>
+            <w:vAlign w:val="center"/>
+          </w:tcPr>
+          <w:p>
+            <w:pPr>
+              <w:spacing w:line="240" w:lineRule="auto"/>
+              <w:jc w:val="left"/>
+            </w:pPr>
+            <w:r>
+              <w:rPr>
+                <w:rFonts w:ascii="Times New Roman" w:hAnsi="Times New Roman"/>
+                <w:sz w:val="20"/>
+              </w:rPr>
+            </w:r>
+            <w:r>
+              <w:rPr>
+                <w:rFonts w:ascii="Times New Roman" w:hAnsi="Times New Roman" w:eastAsia="Times New Roman"/>
+                <w:b w:val="0"/>
+                <w:sz w:val="20"/>
+              </w:rPr>
+              <w:t>Проверка разграничения доступа</w:t>
+            </w:r>
+          </w:p>
+        </w:tc>
+        <w:tc>
+          <w:tcPr>
+            <w:tcW w:type="dxa" w:w="2268"/>
+            <w:vAlign w:val="center"/>
+          </w:tcPr>
+          <w:p>
+            <w:pPr>
+              <w:spacing w:line="240" w:lineRule="auto"/>
+              <w:jc w:val="left"/>
+            </w:pPr>
+            <w:r>
+              <w:rPr>
+                <w:rFonts w:ascii="Times New Roman" w:hAnsi="Times New Roman"/>
+                <w:sz w:val="20"/>
+              </w:rPr>
+            </w:r>
+            <w:r>
+              <w:rPr>
+                <w:rFonts w:ascii="Times New Roman" w:hAnsi="Times New Roman" w:eastAsia="Times New Roman"/>
+                <w:b w:val="0"/>
+                <w:sz w:val="20"/>
+              </w:rPr>
+              <w:t>Покупатель пытается открыть админ-панель</w:t>
+            </w:r>
+          </w:p>
+        </w:tc>
+        <w:tc>
+          <w:tcPr>
+            <w:tcW w:type="dxa" w:w="2891"/>
+            <w:vAlign w:val="center"/>
+          </w:tcPr>
+          <w:p>
+            <w:pPr>
+              <w:spacing w:line="240" w:lineRule="auto"/>
+              <w:jc w:val="left"/>
+            </w:pPr>
+            <w:r>
+              <w:rPr>
+                <w:rFonts w:ascii="Times New Roman" w:hAnsi="Times New Roman"/>
+                <w:sz w:val="20"/>
+              </w:rPr>
+            </w:r>
+            <w:r>
+              <w:rPr>
+                <w:rFonts w:ascii="Times New Roman" w:hAnsi="Times New Roman" w:eastAsia="Times New Roman"/>
+                <w:b w:val="0"/>
+                <w:sz w:val="20"/>
+              </w:rPr>
+              <w:t>Войти как покупатель; перейти по адресу административного раздела.</w:t>
+            </w:r>
+          </w:p>
+        </w:tc>
+        <w:tc>
+          <w:tcPr>
+            <w:tcW w:type="dxa" w:w="2891"/>
+            <w:vAlign w:val="center"/>
+          </w:tcPr>
+          <w:p>
+            <w:pPr>
+              <w:spacing w:line="240" w:lineRule="auto"/>
+              <w:jc w:val="left"/>
+            </w:pPr>
+            <w:r>
+              <w:rPr>
+                <w:rFonts w:ascii="Times New Roman" w:hAnsi="Times New Roman"/>
+                <w:sz w:val="20"/>
+              </w:rPr>
+            </w:r>
+            <w:r>
+              <w:rPr>
+                <w:rFonts w:ascii="Times New Roman" w:hAnsi="Times New Roman" w:eastAsia="Times New Roman"/>
+                <w:b w:val="0"/>
+                <w:sz w:val="20"/>
+              </w:rPr>
+              <w:t>Доступ запрещен, административные функции не отображаются.</w:t>
+            </w:r>
+          </w:p>
+        </w:tc>
+      </w:tr>
+      <w:tr>
+        <w:trPr>
+          <w:cantSplit/>
+          <w:cantSplit/>
+          <w:cantSplit/>
+        </w:trPr>
         <w:tc>
           <w:tcPr>
             <w:tcW w:type="dxa" w:w="2029"/>
           </w:tcPr>
           <w:p>
-            <w:r>
+            <w:pPr>
+              <w:spacing w:line="240" w:lineRule="auto"/>
+            </w:pPr>
+            <w:r>
+              <w:rPr>
+                <w:rFonts w:ascii="Times New Roman" w:hAnsi="Times New Roman"/>
+                <w:sz w:val="20"/>
+              </w:rPr>
               <w:t>17</w:t>
             </w:r>
           </w:p>
@@ -4560,7 +6050,14 @@
             <w:tcW w:type="dxa" w:w="2029"/>
           </w:tcPr>
           <w:p>
-            <w:r>
+            <w:pPr>
+              <w:spacing w:line="240" w:lineRule="auto"/>
+            </w:pPr>
+            <w:r>
+              <w:rPr>
+                <w:rFonts w:ascii="Times New Roman" w:hAnsi="Times New Roman"/>
+                <w:sz w:val="20"/>
+              </w:rPr>
               <w:t>Просмотр статистики владельцем</w:t>
             </w:r>
           </w:p>
@@ -4570,7 +6067,14 @@
             <w:tcW w:type="dxa" w:w="2029"/>
           </w:tcPr>
           <w:p>
-            <w:r>
+            <w:pPr>
+              <w:spacing w:line="240" w:lineRule="auto"/>
+            </w:pPr>
+            <w:r>
+              <w:rPr>
+                <w:rFonts w:ascii="Times New Roman" w:hAnsi="Times New Roman"/>
+                <w:sz w:val="20"/>
+              </w:rPr>
               <w:t>Владелец магазина авторизован, есть заказы</w:t>
             </w:r>
           </w:p>
@@ -4580,7 +6084,14 @@
             <w:tcW w:type="dxa" w:w="2029"/>
           </w:tcPr>
           <w:p>
-            <w:r>
+            <w:pPr>
+              <w:spacing w:line="240" w:lineRule="auto"/>
+            </w:pPr>
+            <w:r>
+              <w:rPr>
+                <w:rFonts w:ascii="Times New Roman" w:hAnsi="Times New Roman"/>
+                <w:sz w:val="20"/>
+              </w:rPr>
               <w:t>Открыть раздел статистики; выбрать период.</w:t>
             </w:r>
           </w:p>
@@ -4590,19 +6101,38 @@
             <w:tcW w:type="dxa" w:w="2029"/>
           </w:tcPr>
           <w:p>
-            <w:r>
+            <w:pPr>
+              <w:spacing w:line="240" w:lineRule="auto"/>
+            </w:pPr>
+            <w:r>
+              <w:rPr>
+                <w:rFonts w:ascii="Times New Roman" w:hAnsi="Times New Roman"/>
+                <w:sz w:val="20"/>
+              </w:rPr>
               <w:t>Отображаются количество заказов, популярные растения и распределение статусов.</w:t>
             </w:r>
           </w:p>
         </w:tc>
       </w:tr>
       <w:tr>
+        <w:trPr>
+          <w:cantSplit/>
+          <w:cantSplit/>
+          <w:cantSplit/>
+        </w:trPr>
         <w:tc>
           <w:tcPr>
             <w:tcW w:type="dxa" w:w="2029"/>
           </w:tcPr>
           <w:p>
-            <w:r>
+            <w:pPr>
+              <w:spacing w:line="240" w:lineRule="auto"/>
+            </w:pPr>
+            <w:r>
+              <w:rPr>
+                <w:rFonts w:ascii="Times New Roman" w:hAnsi="Times New Roman"/>
+                <w:sz w:val="20"/>
+              </w:rPr>
               <w:t>18</w:t>
             </w:r>
           </w:p>
@@ -4612,7 +6142,14 @@
             <w:tcW w:type="dxa" w:w="2029"/>
           </w:tcPr>
           <w:p>
-            <w:r>
+            <w:pPr>
+              <w:spacing w:line="240" w:lineRule="auto"/>
+            </w:pPr>
+            <w:r>
+              <w:rPr>
+                <w:rFonts w:ascii="Times New Roman" w:hAnsi="Times New Roman"/>
+                <w:sz w:val="20"/>
+              </w:rPr>
               <w:t>Избранное</w:t>
             </w:r>
           </w:p>
@@ -4622,7 +6159,14 @@
             <w:tcW w:type="dxa" w:w="2029"/>
           </w:tcPr>
           <w:p>
-            <w:r>
+            <w:pPr>
+              <w:spacing w:line="240" w:lineRule="auto"/>
+            </w:pPr>
+            <w:r>
+              <w:rPr>
+                <w:rFonts w:ascii="Times New Roman" w:hAnsi="Times New Roman"/>
+                <w:sz w:val="20"/>
+              </w:rPr>
               <w:t>Покупатель авторизован, растение в каталоге</w:t>
             </w:r>
           </w:p>
@@ -4632,7 +6176,14 @@
             <w:tcW w:type="dxa" w:w="2029"/>
           </w:tcPr>
           <w:p>
-            <w:r>
+            <w:pPr>
+              <w:spacing w:line="240" w:lineRule="auto"/>
+            </w:pPr>
+            <w:r>
+              <w:rPr>
+                <w:rFonts w:ascii="Times New Roman" w:hAnsi="Times New Roman"/>
+                <w:sz w:val="20"/>
+              </w:rPr>
               <w:t>Добавить растение в избранное; открыть список; удалить растение.</w:t>
             </w:r>
           </w:p>
@@ -4642,7 +6193,14 @@
             <w:tcW w:type="dxa" w:w="2029"/>
           </w:tcPr>
           <w:p>
-            <w:r>
+            <w:pPr>
+              <w:spacing w:line="240" w:lineRule="auto"/>
+            </w:pPr>
+            <w:r>
+              <w:rPr>
+                <w:rFonts w:ascii="Times New Roman" w:hAnsi="Times New Roman"/>
+                <w:sz w:val="20"/>
+              </w:rPr>
               <w:t>Растение появляется в личном списке и исчезает после удаления; списки других покупателей не меняются.</w:t>
             </w:r>
           </w:p>
